--- a/Spike_Config_FINALE/Extra/Patec_ReadMe.docx
+++ b/Spike_Config_FINALE/Extra/Patec_ReadMe.docx
@@ -4952,7 +4952,49 @@
           <w:color w:val="FF0000"/>
           <w:lang w:val="en-US"/>
         </w:rPr>
-        <w:t xml:space="preserve"> is currently in development. It works so far however is not perfectly implement with XY width and snippet because a double loop dual condition in assembly is quite hard to make. In a nutshell, </w:t>
+        <w:t xml:space="preserve"> is currently in development. It works so far however is </w:t>
+      </w:r>
+      <w:r>
+        <w:rPr>
+          <w:color w:val="FF0000"/>
+          <w:lang w:val="en-US"/>
+        </w:rPr>
+        <w:t xml:space="preserve">not </w:t>
+      </w:r>
+      <w:r>
+        <w:rPr>
+          <w:color w:val="FF0000"/>
+          <w:lang w:val="en-US"/>
+        </w:rPr>
+        <w:t xml:space="preserve">perfectly implement with </w:t>
+      </w:r>
+      <w:r>
+        <w:rPr>
+          <w:color w:val="FF0000"/>
+          <w:lang w:val="en-US"/>
+        </w:rPr>
+        <w:t>the two rotations as I should more conditions in the sequencer</w:t>
+      </w:r>
+      <w:r>
+        <w:rPr>
+          <w:color w:val="FF0000"/>
+          <w:lang w:val="en-US"/>
+        </w:rPr>
+        <w:t xml:space="preserve">. </w:t>
+      </w:r>
+      <w:r>
+        <w:rPr>
+          <w:color w:val="FF0000"/>
+          <w:lang w:val="en-US"/>
+        </w:rPr>
+        <w:t>However, i</w:t>
+      </w:r>
+      <w:r>
+        <w:rPr>
+          <w:color w:val="FF0000"/>
+          <w:lang w:val="en-US"/>
+        </w:rPr>
+        <w:t xml:space="preserve">n a nutshell, </w:t>
       </w:r>
       <w:proofErr w:type="spellStart"/>
       <w:r>
@@ -4968,50 +5010,96 @@
           <w:color w:val="FF0000"/>
           <w:lang w:val="en-US"/>
         </w:rPr>
-        <w:t xml:space="preserve"> you change the value and/or the channel to use, the sequencer is opened as a text file in the background, a function looks for specific “CHAN” position and change the value with the one corresponding to the selected channels. While the value </w:t>
+        <w:t xml:space="preserve"> you change the value and/or the channel to use, the sequencer is opened as a text file in the background, a function looks for specific “CHAN” position and change the value with the one corresponding to the selected channel. While the value to check is converted back to 16bit integer (</w:t>
       </w:r>
       <w:r>
         <w:rPr>
           <w:color w:val="FF0000"/>
           <w:lang w:val="en-US"/>
         </w:rPr>
+        <w:t>+32767 to -32768)</w:t>
+      </w:r>
+      <w:r>
+        <w:rPr>
+          <w:color w:val="FF0000"/>
+          <w:lang w:val="en-US"/>
+        </w:rPr>
+        <w:t xml:space="preserve"> with a threshold of +-7bits</w:t>
+      </w:r>
+      <w:r>
+        <w:rPr>
+          <w:color w:val="FF0000"/>
+          <w:lang w:val="en-US"/>
+        </w:rPr>
+        <w:t xml:space="preserve">, and pass as a variable </w:t>
+      </w:r>
+      <w:r>
+        <w:rPr>
+          <w:color w:val="FF0000"/>
+          <w:lang w:val="en-US"/>
+        </w:rPr>
         <w:lastRenderedPageBreak/>
-        <w:t>to check is converted back to 16bit integer (</w:t>
+        <w:t>to the sequencer</w:t>
       </w:r>
       <w:r>
         <w:rPr>
           <w:color w:val="FF0000"/>
           <w:lang w:val="en-US"/>
         </w:rPr>
-        <w:t>+32767 to -32768)</w:t>
+        <w:t>.</w:t>
       </w:r>
       <w:r>
         <w:rPr>
           <w:color w:val="FF0000"/>
           <w:lang w:val="en-US"/>
         </w:rPr>
-        <w:t xml:space="preserve"> with a threshold of +-7bits</w:t>
+        <w:t xml:space="preserve"> The pulse lasts 1ms!</w:t>
       </w:r>
       <w:r>
         <w:rPr>
           <w:color w:val="FF0000"/>
           <w:lang w:val="en-US"/>
         </w:rPr>
-        <w:t>, and pass as a variable to the sequencer</w:t>
+        <w:t xml:space="preserve"> </w:t>
       </w:r>
       <w:r>
         <w:rPr>
           <w:color w:val="FF0000"/>
           <w:lang w:val="en-US"/>
         </w:rPr>
-        <w:t>.</w:t>
-      </w:r>
+        <w:t xml:space="preserve">So far it works without any rotations or with 2 rotations (adaptable to the time set in </w:t>
+      </w:r>
+      <w:proofErr w:type="spellStart"/>
       <w:r>
         <w:rPr>
           <w:color w:val="FF0000"/>
           <w:lang w:val="en-US"/>
         </w:rPr>
-        <w:t xml:space="preserve"> The pulse lasts 1ms!</w:t>
+        <w:t>isomed</w:t>
+      </w:r>
+      <w:proofErr w:type="spellEnd"/>
+      <w:r>
+        <w:rPr>
+          <w:color w:val="FF0000"/>
+          <w:lang w:val="en-US"/>
+        </w:rPr>
+        <w:t xml:space="preserve"> rot). The control/check occur after the first rotation.</w:t>
+      </w:r>
+    </w:p>
+    <w:p>
+      <w:pPr>
+        <w:jc w:val="both"/>
+        <w:rPr>
+          <w:color w:val="FF0000"/>
+          <w:lang w:val="en-US"/>
+        </w:rPr>
+      </w:pPr>
+      <w:r>
+        <w:rPr>
+          <w:color w:val="FF0000"/>
+          <w:lang w:val="en-US"/>
+        </w:rPr>
+        <w:t>BE AWARE, IF YOUR CONFIG FILE HAS NO WAVEFORM CHANNEL, IT WILL CRASH. EVEN IF THE SEQUENCER LETTER OF WITH THE SPECIFIC INSTRUCTION HAS BEEN SENT, probably a safety mechanism.</w:t>
       </w:r>
     </w:p>
     <w:p>
@@ -6027,6 +6115,7 @@
           <w:iCs/>
           <w:lang w:val="en-US"/>
         </w:rPr>
+        <w:lastRenderedPageBreak/>
         <w:t>Hand draw:</w:t>
       </w:r>
       <w:r>
@@ -6094,7 +6183,6 @@
           <w:iCs/>
           <w:lang w:val="en-US"/>
         </w:rPr>
-        <w:lastRenderedPageBreak/>
         <w:t>Simple Ramp:</w:t>
       </w:r>
       <w:r>
@@ -7055,7 +7143,14 @@
         <w:rPr>
           <w:lang w:val="en-US"/>
         </w:rPr>
-        <w:t xml:space="preserve"> starts recording after 1.2s…you lost 0.7s of information that is not baseline.</w:t>
+        <w:t xml:space="preserve"> starts recording after 1.2s…you lost 0.7s of </w:t>
+      </w:r>
+      <w:r>
+        <w:rPr>
+          <w:lang w:val="en-US"/>
+        </w:rPr>
+        <w:lastRenderedPageBreak/>
+        <w:t>information that is not baseline.</w:t>
       </w:r>
       <w:r>
         <w:rPr>
@@ -7100,7 +7195,6 @@
           <w:bCs/>
           <w:lang w:val="en-US"/>
         </w:rPr>
-        <w:lastRenderedPageBreak/>
         <w:t xml:space="preserve">BE sure that at line 203 and 703, the path to EchoWaveCMD.exe is correct, otherwise it won’t control </w:t>
       </w:r>
       <w:proofErr w:type="spellStart"/>
@@ -7213,7 +7307,7 @@
               </wp:anchor>
             </w:drawing>
           </mc:Choice>
-          <mc:Fallback xmlns:oel="http://schemas.microsoft.com/office/2019/extlst" xmlns:w16du="http://schemas.microsoft.com/office/word/2023/wordml/word16du" xmlns:w16sdtfl="http://schemas.microsoft.com/office/word/2024/wordml/sdtformatlock">
+          <mc:Fallback xmlns:w16sdtfl="http://schemas.microsoft.com/office/word/2024/wordml/sdtformatlock" xmlns:w16du="http://schemas.microsoft.com/office/word/2023/wordml/word16du" xmlns:oel="http://schemas.microsoft.com/office/2019/extlst">
             <w:pict>
               <v:shapetype w14:anchorId="2550376A" id="_x0000_t75" coordsize="21600,21600" o:spt="75" o:preferrelative="t" path="m@4@5l@4@11@9@11@9@5xe" filled="f" stroked="f">
                 <v:stroke joinstyle="miter"/>
@@ -7280,7 +7374,7 @@
               </wp:anchor>
             </w:drawing>
           </mc:Choice>
-          <mc:Fallback xmlns:oel="http://schemas.microsoft.com/office/2019/extlst" xmlns:w16du="http://schemas.microsoft.com/office/word/2023/wordml/word16du" xmlns:w16sdtfl="http://schemas.microsoft.com/office/word/2024/wordml/sdtformatlock">
+          <mc:Fallback xmlns:w16sdtfl="http://schemas.microsoft.com/office/word/2024/wordml/sdtformatlock" xmlns:w16du="http://schemas.microsoft.com/office/word/2023/wordml/word16du" xmlns:oel="http://schemas.microsoft.com/office/2019/extlst">
             <w:pict>
               <v:shape w14:anchorId="068330FF" id="Ink 22" o:spid="_x0000_s1026" type="#_x0000_t75" style="position:absolute;margin-left:253.65pt;margin-top:141.35pt;width:29.2pt;height:19.5pt;z-index:251671552;visibility:visible;mso-wrap-style:square;mso-wrap-distance-left:9pt;mso-wrap-distance-top:0;mso-wrap-distance-right:9pt;mso-wrap-distance-bottom:0;mso-position-horizontal:absolute;mso-position-horizontal-relative:text;mso-position-vertical:absolute;mso-position-vertical-relative:text" o:gfxdata="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">
                 <v:imagedata r:id="rId26" o:title=""/>
@@ -7328,7 +7422,7 @@
               </wp:anchor>
             </w:drawing>
           </mc:Choice>
-          <mc:Fallback xmlns:oel="http://schemas.microsoft.com/office/2019/extlst" xmlns:w16du="http://schemas.microsoft.com/office/word/2023/wordml/word16du" xmlns:w16sdtfl="http://schemas.microsoft.com/office/word/2024/wordml/sdtformatlock">
+          <mc:Fallback xmlns:w16sdtfl="http://schemas.microsoft.com/office/word/2024/wordml/sdtformatlock" xmlns:w16du="http://schemas.microsoft.com/office/word/2023/wordml/word16du" xmlns:oel="http://schemas.microsoft.com/office/2019/extlst">
             <w:pict>
               <v:shape w14:anchorId="3F18EBBE" id="Ink 18" o:spid="_x0000_s1026" type="#_x0000_t75" style="position:absolute;margin-left:42.4pt;margin-top:135.75pt;width:10.45pt;height:1.75pt;z-index:251667456;visibility:visible;mso-wrap-style:square;mso-wrap-distance-left:9pt;mso-wrap-distance-top:0;mso-wrap-distance-right:9pt;mso-wrap-distance-bottom:0;mso-position-horizontal:absolute;mso-position-horizontal-relative:text;mso-position-vertical:absolute;mso-position-vertical-relative:text" o:gfxdata="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">
                 <v:imagedata r:id="rId28" o:title=""/>
@@ -7432,7 +7526,7 @@
               </wp:anchor>
             </w:drawing>
           </mc:Choice>
-          <mc:Fallback xmlns:oel="http://schemas.microsoft.com/office/2019/extlst" xmlns:w16du="http://schemas.microsoft.com/office/word/2023/wordml/word16du" xmlns:w16sdtfl="http://schemas.microsoft.com/office/word/2024/wordml/sdtformatlock">
+          <mc:Fallback xmlns:w16sdtfl="http://schemas.microsoft.com/office/word/2024/wordml/sdtformatlock" xmlns:w16du="http://schemas.microsoft.com/office/word/2023/wordml/word16du" xmlns:oel="http://schemas.microsoft.com/office/2019/extlst">
             <w:pict>
               <v:shape w14:anchorId="3C685ECC" id="Ink 34" o:spid="_x0000_s1026" type="#_x0000_t75" style="position:absolute;margin-left:235.75pt;margin-top:169.3pt;width:8.25pt;height:1.45pt;z-index:251678720;visibility:visible;mso-wrap-style:square;mso-wrap-distance-left:9pt;mso-wrap-distance-top:0;mso-wrap-distance-right:9pt;mso-wrap-distance-bottom:0;mso-position-horizontal:absolute;mso-position-horizontal-relative:text;mso-position-vertical:absolute;mso-position-vertical-relative:text" o:gfxdata="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">
                 <v:imagedata r:id="rId31" o:title=""/>
@@ -7478,7 +7572,7 @@
               </wp:anchor>
             </w:drawing>
           </mc:Choice>
-          <mc:Fallback xmlns:oel="http://schemas.microsoft.com/office/2019/extlst" xmlns:w16du="http://schemas.microsoft.com/office/word/2023/wordml/word16du" xmlns:w16sdtfl="http://schemas.microsoft.com/office/word/2024/wordml/sdtformatlock">
+          <mc:Fallback xmlns:w16sdtfl="http://schemas.microsoft.com/office/word/2024/wordml/sdtformatlock" xmlns:w16du="http://schemas.microsoft.com/office/word/2023/wordml/word16du" xmlns:oel="http://schemas.microsoft.com/office/2019/extlst">
             <w:pict>
               <v:shape w14:anchorId="35AC776B" id="Ink 30" o:spid="_x0000_s1026" type="#_x0000_t75" style="position:absolute;margin-left:234.5pt;margin-top:169.65pt;width:25.85pt;height:12.1pt;z-index:251677696;visibility:visible;mso-wrap-style:square;mso-wrap-distance-left:9pt;mso-wrap-distance-top:0;mso-wrap-distance-right:9pt;mso-wrap-distance-bottom:0;mso-position-horizontal:absolute;mso-position-horizontal-relative:text;mso-position-vertical:absolute;mso-position-vertical-relative:text" o:gfxdata="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">
                 <v:imagedata r:id="rId33" o:title=""/>
@@ -7524,7 +7618,7 @@
               </wp:anchor>
             </w:drawing>
           </mc:Choice>
-          <mc:Fallback xmlns:oel="http://schemas.microsoft.com/office/2019/extlst" xmlns:w16du="http://schemas.microsoft.com/office/word/2023/wordml/word16du" xmlns:w16sdtfl="http://schemas.microsoft.com/office/word/2024/wordml/sdtformatlock">
+          <mc:Fallback xmlns:w16sdtfl="http://schemas.microsoft.com/office/word/2024/wordml/sdtformatlock" xmlns:w16du="http://schemas.microsoft.com/office/word/2023/wordml/word16du" xmlns:oel="http://schemas.microsoft.com/office/2019/extlst">
             <w:pict>
               <v:shape w14:anchorId="0A7FDE98" id="Ink 27" o:spid="_x0000_s1026" type="#_x0000_t75" style="position:absolute;margin-left:119.4pt;margin-top:163.55pt;width:112.75pt;height:4pt;z-index:251674624;visibility:visible;mso-wrap-style:square;mso-wrap-distance-left:9pt;mso-wrap-distance-top:0;mso-wrap-distance-right:9pt;mso-wrap-distance-bottom:0;mso-position-horizontal:absolute;mso-position-horizontal-relative:text;mso-position-vertical:absolute;mso-position-vertical-relative:text" o:gfxdata="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">
                 <v:imagedata r:id="rId35" o:title=""/>
@@ -7570,7 +7664,7 @@
               </wp:anchor>
             </w:drawing>
           </mc:Choice>
-          <mc:Fallback xmlns:oel="http://schemas.microsoft.com/office/2019/extlst" xmlns:w16du="http://schemas.microsoft.com/office/word/2023/wordml/word16du" xmlns:w16sdtfl="http://schemas.microsoft.com/office/word/2024/wordml/sdtformatlock">
+          <mc:Fallback xmlns:w16sdtfl="http://schemas.microsoft.com/office/word/2024/wordml/sdtformatlock" xmlns:w16du="http://schemas.microsoft.com/office/word/2023/wordml/word16du" xmlns:oel="http://schemas.microsoft.com/office/2019/extlst">
             <w:pict>
               <v:shape w14:anchorId="7A87FA14" id="Ink 26" o:spid="_x0000_s1026" type="#_x0000_t75" style="position:absolute;margin-left:42.95pt;margin-top:163.1pt;width:8.55pt;height:1.45pt;z-index:251673600;visibility:visible;mso-wrap-style:square;mso-wrap-distance-left:9pt;mso-wrap-distance-top:0;mso-wrap-distance-right:9pt;mso-wrap-distance-bottom:0;mso-position-horizontal:absolute;mso-position-horizontal-relative:text;mso-position-vertical:absolute;mso-position-vertical-relative:text" o:gfxdata="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">
                 <v:imagedata r:id="rId37" o:title=""/>
@@ -8151,6 +8245,7 @@
           <w:bCs/>
           <w:lang w:val="en-US"/>
         </w:rPr>
+        <w:lastRenderedPageBreak/>
         <w:t xml:space="preserve">DAC 1 TTL (to triggering any external system) </w:t>
       </w:r>
       <w:r>
@@ -8257,7 +8352,6 @@
         <w:rPr>
           <w:lang w:val="en-US"/>
         </w:rPr>
-        <w:lastRenderedPageBreak/>
         <w:t xml:space="preserve">INFO: DAC1 </w:t>
       </w:r>
       <w:r>
@@ -8812,6 +8906,7 @@
         <w:rPr>
           <w:lang w:val="en-US"/>
         </w:rPr>
+        <w:lastRenderedPageBreak/>
         <w:t>Un/Freeze US</w:t>
       </w:r>
       <w:r>
@@ -8865,7 +8960,7 @@
               </wp:anchor>
             </w:drawing>
           </mc:Choice>
-          <mc:Fallback xmlns:oel="http://schemas.microsoft.com/office/2019/extlst" xmlns:w16du="http://schemas.microsoft.com/office/word/2023/wordml/word16du" xmlns:w16sdtfl="http://schemas.microsoft.com/office/word/2024/wordml/sdtformatlock">
+          <mc:Fallback xmlns:w16sdtfl="http://schemas.microsoft.com/office/word/2024/wordml/sdtformatlock" xmlns:w16du="http://schemas.microsoft.com/office/word/2023/wordml/word16du" xmlns:oel="http://schemas.microsoft.com/office/2019/extlst">
             <w:pict>
               <v:shapetype w14:anchorId="0C19D508" id="_x0000_t75" coordsize="21600,21600" o:spt="75" o:preferrelative="t" path="m@4@5l@4@11@9@11@9@5xe" filled="f" stroked="f">
                 <v:stroke joinstyle="miter"/>
@@ -8930,7 +9025,7 @@
               </wp:anchor>
             </w:drawing>
           </mc:Choice>
-          <mc:Fallback xmlns:oel="http://schemas.microsoft.com/office/2019/extlst" xmlns:w16du="http://schemas.microsoft.com/office/word/2023/wordml/word16du" xmlns:w16sdtfl="http://schemas.microsoft.com/office/word/2024/wordml/sdtformatlock">
+          <mc:Fallback xmlns:w16sdtfl="http://schemas.microsoft.com/office/word/2024/wordml/sdtformatlock" xmlns:w16du="http://schemas.microsoft.com/office/word/2023/wordml/word16du" xmlns:oel="http://schemas.microsoft.com/office/2019/extlst">
             <w:pict>
               <v:shape w14:anchorId="487D434F" id="Ink 36" o:spid="_x0000_s1026" type="#_x0000_t75" style="position:absolute;margin-left:10.4pt;margin-top:74.85pt;width:14.25pt;height:1.45pt;z-index:251680768;visibility:visible;mso-wrap-style:square;mso-wrap-distance-left:9pt;mso-wrap-distance-top:0;mso-wrap-distance-right:9pt;mso-wrap-distance-bottom:0;mso-position-horizontal:absolute;mso-position-horizontal-relative:text;mso-position-vertical:absolute;mso-position-vertical-relative:text" o:gfxdata="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">
                 <v:imagedata r:id="rId42" o:title=""/>
@@ -9037,7 +9132,7 @@
               </wp:anchor>
             </w:drawing>
           </mc:Choice>
-          <mc:Fallback xmlns:oel="http://schemas.microsoft.com/office/2019/extlst" xmlns:w16du="http://schemas.microsoft.com/office/word/2023/wordml/word16du" xmlns:w16sdtfl="http://schemas.microsoft.com/office/word/2024/wordml/sdtformatlock">
+          <mc:Fallback xmlns:w16sdtfl="http://schemas.microsoft.com/office/word/2024/wordml/sdtformatlock" xmlns:w16du="http://schemas.microsoft.com/office/word/2023/wordml/word16du" xmlns:oel="http://schemas.microsoft.com/office/2019/extlst">
             <w:pict>
               <v:shape w14:anchorId="2B8A1CCF" id="Ink 42" o:spid="_x0000_s1026" type="#_x0000_t75" style="position:absolute;margin-left:287.8pt;margin-top:78.1pt;width:33.85pt;height:18.85pt;z-index:251686912;visibility:visible;mso-wrap-style:square;mso-wrap-distance-left:9pt;mso-wrap-distance-top:0;mso-wrap-distance-right:9pt;mso-wrap-distance-bottom:0;mso-position-horizontal:absolute;mso-position-horizontal-relative:text;mso-position-vertical:absolute;mso-position-vertical-relative:text" o:gfxdata="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">
                 <v:imagedata r:id="rId45" o:title=""/>
@@ -10029,7 +10124,7 @@
       <w:rPr>
         <w:i/>
         <w:iCs/>
-        <w:lang w:val="it-IT"/>
+        <w:lang w:val="en-US"/>
       </w:rPr>
       <w:t>2</w:t>
     </w:r>
@@ -10037,10 +10132,18 @@
       <w:rPr>
         <w:i/>
         <w:iCs/>
+        <w:lang w:val="en-US"/>
+      </w:rPr>
+      <w:t>5</w:t>
+    </w:r>
+    <w:r>
+      <w:rPr>
+        <w:i/>
+        <w:iCs/>
         <w:vertAlign w:val="superscript"/>
-        <w:lang w:val="it-IT"/>
+        <w:lang w:val="en-US"/>
       </w:rPr>
-      <w:t>nd</w:t>
+      <w:t>th</w:t>
     </w:r>
     <w:r>
       <w:rPr>
@@ -10056,7 +10159,7 @@
         <w:iCs/>
         <w:lang w:val="en-US"/>
       </w:rPr>
-      <w:t>December</w:t>
+      <w:t>February</w:t>
     </w:r>
     <w:r>
       <w:rPr>
@@ -10072,7 +10175,7 @@
         <w:iCs/>
         <w:lang w:val="en-US"/>
       </w:rPr>
-      <w:t>5</w:t>
+      <w:t>6</w:t>
     </w:r>
   </w:p>
 </w:ftr>

--- a/Spike_Config_FINALE/Extra/Patec_ReadMe.docx
+++ b/Spike_Config_FINALE/Extra/Patec_ReadMe.docx
@@ -1,6 +1,6 @@
 
 <file path=word/document.xml><?xml version="1.0" encoding="utf-8"?>
-<w:document xmlns:wpc="http://schemas.microsoft.com/office/word/2010/wordprocessingCanvas" xmlns:cx="http://schemas.microsoft.com/office/drawing/2014/chartex" xmlns:cx1="http://schemas.microsoft.com/office/drawing/2015/9/8/chartex" xmlns:cx2="http://schemas.microsoft.com/office/drawing/2015/10/21/chartex" xmlns:cx3="http://schemas.microsoft.com/office/drawing/2016/5/9/chartex" xmlns:cx4="http://schemas.microsoft.com/office/drawing/2016/5/10/chartex" xmlns:cx5="http://schemas.microsoft.com/office/drawing/2016/5/11/chartex" xmlns:cx6="http://schemas.microsoft.com/office/drawing/2016/5/12/chartex" xmlns:cx7="http://schemas.microsoft.com/office/drawing/2016/5/13/chartex" xmlns:cx8="http://schemas.microsoft.com/office/drawing/2016/5/14/chartex" xmlns:mc="http://schemas.openxmlformats.org/markup-compatibility/2006" xmlns:aink="http://schemas.microsoft.com/office/drawing/2016/ink" xmlns:am3d="http://schemas.microsoft.com/office/drawing/2017/model3d" xmlns:o="urn:schemas-microsoft-com:office:office" xmlns:r="http://schemas.openxmlformats.org/officeDocument/2006/relationships" xmlns:m="http://schemas.openxmlformats.org/officeDocument/2006/math" xmlns:v="urn:schemas-microsoft-com:vml" xmlns:wp14="http://schemas.microsoft.com/office/word/2010/wordprocessingDrawing" xmlns:wp="http://schemas.openxmlformats.org/drawingml/2006/wordprocessingDrawing" xmlns:w10="urn:schemas-microsoft-com:office:word" xmlns:w="http://schemas.openxmlformats.org/wordprocessingml/2006/main" xmlns:w14="http://schemas.microsoft.com/office/word/2010/wordml" xmlns:w15="http://schemas.microsoft.com/office/word/2012/wordml" xmlns:w16cex="http://schemas.microsoft.com/office/word/2018/wordml/cex" xmlns:w16cid="http://schemas.microsoft.com/office/word/2016/wordml/cid" xmlns:w16="http://schemas.microsoft.com/office/word/2018/wordml" xmlns:w16sdtdh="http://schemas.microsoft.com/office/word/2020/wordml/sdtdatahash" xmlns:w16se="http://schemas.microsoft.com/office/word/2015/wordml/symex" xmlns:wpg="http://schemas.microsoft.com/office/word/2010/wordprocessingGroup" xmlns:wpi="http://schemas.microsoft.com/office/word/2010/wordprocessingInk" xmlns:wne="http://schemas.microsoft.com/office/word/2006/wordml" xmlns:wps="http://schemas.microsoft.com/office/word/2010/wordprocessingShape" mc:Ignorable="w14 w15 w16se w16cid w16 w16cex w16sdtdh wp14">
+<w:document xmlns:wpc="http://schemas.microsoft.com/office/word/2010/wordprocessingCanvas" xmlns:cx="http://schemas.microsoft.com/office/drawing/2014/chartex" xmlns:cx1="http://schemas.microsoft.com/office/drawing/2015/9/8/chartex" xmlns:cx2="http://schemas.microsoft.com/office/drawing/2015/10/21/chartex" xmlns:cx3="http://schemas.microsoft.com/office/drawing/2016/5/9/chartex" xmlns:cx4="http://schemas.microsoft.com/office/drawing/2016/5/10/chartex" xmlns:cx5="http://schemas.microsoft.com/office/drawing/2016/5/11/chartex" xmlns:cx6="http://schemas.microsoft.com/office/drawing/2016/5/12/chartex" xmlns:cx7="http://schemas.microsoft.com/office/drawing/2016/5/13/chartex" xmlns:cx8="http://schemas.microsoft.com/office/drawing/2016/5/14/chartex" xmlns:mc="http://schemas.openxmlformats.org/markup-compatibility/2006" xmlns:aink="http://schemas.microsoft.com/office/drawing/2016/ink" xmlns:am3d="http://schemas.microsoft.com/office/drawing/2017/model3d" xmlns:o="urn:schemas-microsoft-com:office:office" xmlns:oel="http://schemas.microsoft.com/office/2019/extlst" xmlns:r="http://schemas.openxmlformats.org/officeDocument/2006/relationships" xmlns:m="http://schemas.openxmlformats.org/officeDocument/2006/math" xmlns:v="urn:schemas-microsoft-com:vml" xmlns:wp14="http://schemas.microsoft.com/office/word/2010/wordprocessingDrawing" xmlns:wp="http://schemas.openxmlformats.org/drawingml/2006/wordprocessingDrawing" xmlns:w10="urn:schemas-microsoft-com:office:word" xmlns:w="http://schemas.openxmlformats.org/wordprocessingml/2006/main" xmlns:w14="http://schemas.microsoft.com/office/word/2010/wordml" xmlns:w15="http://schemas.microsoft.com/office/word/2012/wordml" xmlns:w16cex="http://schemas.microsoft.com/office/word/2018/wordml/cex" xmlns:w16cid="http://schemas.microsoft.com/office/word/2016/wordml/cid" xmlns:w16="http://schemas.microsoft.com/office/word/2018/wordml" xmlns:w16du="http://schemas.microsoft.com/office/word/2023/wordml/word16du" xmlns:w16sdtdh="http://schemas.microsoft.com/office/word/2020/wordml/sdtdatahash" xmlns:w16sdtfl="http://schemas.microsoft.com/office/word/2024/wordml/sdtformatlock" xmlns:w16se="http://schemas.microsoft.com/office/word/2015/wordml/symex" xmlns:wpg="http://schemas.microsoft.com/office/word/2010/wordprocessingGroup" xmlns:wpi="http://schemas.microsoft.com/office/word/2010/wordprocessingInk" xmlns:wne="http://schemas.microsoft.com/office/word/2006/wordml" xmlns:wps="http://schemas.microsoft.com/office/word/2010/wordprocessingShape" mc:Ignorable="w14 w15 w16se w16cid w16 w16cex w16sdtdh w16sdtfl w16du wp14">
   <w:body>
     <w:p>
       <w:pPr>
@@ -44,7 +44,7 @@
           <w:color w:val="auto"/>
           <w:sz w:val="22"/>
           <w:szCs w:val="22"/>
-          <w:lang w:val="en-DE"/>
+          <w:lang/>
         </w:rPr>
         <w:id w:val="1309736458"/>
         <w:docPartObj>
@@ -78,7 +78,9 @@
               <w:bCs w:val="0"/>
               <w:caps w:val="0"/>
               <w:noProof/>
-              <w:lang w:eastAsia="en-GB"/>
+              <w:kern w:val="2"/>
+              <w:lang w:val="it-IT" w:eastAsia="it-IT"/>
+              <w14:ligatures w14:val="standardContextual"/>
             </w:rPr>
           </w:pPr>
           <w:r>
@@ -105,7 +107,7 @@
             </w:rPr>
             <w:fldChar w:fldCharType="separate"/>
           </w:r>
-          <w:hyperlink w:anchor="_Toc215589332" w:history="1">
+          <w:hyperlink w:anchor="_Toc238246156" w:history="1">
             <w:r>
               <w:rPr>
                 <w:rStyle w:val="Hyperlink"/>
@@ -133,7 +135,7 @@
                 <w:noProof/>
                 <w:webHidden/>
               </w:rPr>
-              <w:instrText xml:space="preserve"> PAGEREF _Toc215589332 \h </w:instrText>
+              <w:instrText xml:space="preserve"> PAGEREF _Toc238246156 \h </w:instrText>
             </w:r>
             <w:r>
               <w:rPr>
@@ -176,10 +178,12 @@
               <w:bCs w:val="0"/>
               <w:caps w:val="0"/>
               <w:noProof/>
-              <w:lang w:eastAsia="en-GB"/>
+              <w:kern w:val="2"/>
+              <w:lang w:val="it-IT" w:eastAsia="it-IT"/>
+              <w14:ligatures w14:val="standardContextual"/>
             </w:rPr>
           </w:pPr>
-          <w:hyperlink w:anchor="_Toc215589333" w:history="1">
+          <w:hyperlink w:anchor="_Toc238246157" w:history="1">
             <w:r>
               <w:rPr>
                 <w:rStyle w:val="Hyperlink"/>
@@ -207,7 +211,7 @@
                 <w:noProof/>
                 <w:webHidden/>
               </w:rPr>
-              <w:instrText xml:space="preserve"> PAGEREF _Toc215589333 \h </w:instrText>
+              <w:instrText xml:space="preserve"> PAGEREF _Toc238246157 \h </w:instrText>
             </w:r>
             <w:r>
               <w:rPr>
@@ -250,10 +254,12 @@
               <w:bCs w:val="0"/>
               <w:caps w:val="0"/>
               <w:noProof/>
-              <w:lang w:eastAsia="en-GB"/>
+              <w:kern w:val="2"/>
+              <w:lang w:val="it-IT" w:eastAsia="it-IT"/>
+              <w14:ligatures w14:val="standardContextual"/>
             </w:rPr>
           </w:pPr>
-          <w:hyperlink w:anchor="_Toc215589334" w:history="1">
+          <w:hyperlink w:anchor="_Toc238246158" w:history="1">
             <w:r>
               <w:rPr>
                 <w:rStyle w:val="Hyperlink"/>
@@ -281,7 +287,7 @@
                 <w:noProof/>
                 <w:webHidden/>
               </w:rPr>
-              <w:instrText xml:space="preserve"> PAGEREF _Toc215589334 \h </w:instrText>
+              <w:instrText xml:space="preserve"> PAGEREF _Toc238246158 \h </w:instrText>
             </w:r>
             <w:r>
               <w:rPr>
@@ -322,12 +328,14 @@
               <w:rFonts w:eastAsiaTheme="minorEastAsia" w:cstheme="minorBidi"/>
               <w:bCs w:val="0"/>
               <w:noProof/>
+              <w:kern w:val="2"/>
               <w:sz w:val="24"/>
               <w:szCs w:val="24"/>
-              <w:lang w:eastAsia="en-GB"/>
+              <w:lang w:val="it-IT" w:eastAsia="it-IT"/>
+              <w14:ligatures w14:val="standardContextual"/>
             </w:rPr>
           </w:pPr>
-          <w:hyperlink w:anchor="_Toc215589335" w:history="1">
+          <w:hyperlink w:anchor="_Toc238246159" w:history="1">
             <w:r>
               <w:rPr>
                 <w:rStyle w:val="Hyperlink"/>
@@ -355,7 +363,7 @@
                 <w:noProof/>
                 <w:webHidden/>
               </w:rPr>
-              <w:instrText xml:space="preserve"> PAGEREF _Toc215589335 \h </w:instrText>
+              <w:instrText xml:space="preserve"> PAGEREF _Toc238246159 \h </w:instrText>
             </w:r>
             <w:r>
               <w:rPr>
@@ -396,12 +404,14 @@
               <w:rFonts w:eastAsiaTheme="minorEastAsia" w:cstheme="minorBidi"/>
               <w:bCs w:val="0"/>
               <w:noProof/>
+              <w:kern w:val="2"/>
               <w:sz w:val="24"/>
               <w:szCs w:val="24"/>
-              <w:lang w:eastAsia="en-GB"/>
+              <w:lang w:val="it-IT" w:eastAsia="it-IT"/>
+              <w14:ligatures w14:val="standardContextual"/>
             </w:rPr>
           </w:pPr>
-          <w:hyperlink w:anchor="_Toc215589336" w:history="1">
+          <w:hyperlink w:anchor="_Toc238246160" w:history="1">
             <w:r>
               <w:rPr>
                 <w:rStyle w:val="Hyperlink"/>
@@ -429,7 +439,7 @@
                 <w:noProof/>
                 <w:webHidden/>
               </w:rPr>
-              <w:instrText xml:space="preserve"> PAGEREF _Toc215589336 \h </w:instrText>
+              <w:instrText xml:space="preserve"> PAGEREF _Toc238246160 \h </w:instrText>
             </w:r>
             <w:r>
               <w:rPr>
@@ -470,12 +480,14 @@
               <w:rFonts w:eastAsiaTheme="minorEastAsia" w:cstheme="minorBidi"/>
               <w:bCs w:val="0"/>
               <w:noProof/>
+              <w:kern w:val="2"/>
               <w:sz w:val="24"/>
               <w:szCs w:val="24"/>
-              <w:lang w:eastAsia="en-GB"/>
+              <w:lang w:val="it-IT" w:eastAsia="it-IT"/>
+              <w14:ligatures w14:val="standardContextual"/>
             </w:rPr>
           </w:pPr>
-          <w:hyperlink w:anchor="_Toc215589337" w:history="1">
+          <w:hyperlink w:anchor="_Toc238246161" w:history="1">
             <w:r>
               <w:rPr>
                 <w:rStyle w:val="Hyperlink"/>
@@ -503,7 +515,7 @@
                 <w:noProof/>
                 <w:webHidden/>
               </w:rPr>
-              <w:instrText xml:space="preserve"> PAGEREF _Toc215589337 \h </w:instrText>
+              <w:instrText xml:space="preserve"> PAGEREF _Toc238246161 \h </w:instrText>
             </w:r>
             <w:r>
               <w:rPr>
@@ -544,12 +556,14 @@
               <w:rFonts w:eastAsiaTheme="minorEastAsia" w:cstheme="minorBidi"/>
               <w:bCs w:val="0"/>
               <w:noProof/>
+              <w:kern w:val="2"/>
               <w:sz w:val="24"/>
               <w:szCs w:val="24"/>
-              <w:lang w:eastAsia="en-GB"/>
+              <w:lang w:val="it-IT" w:eastAsia="it-IT"/>
+              <w14:ligatures w14:val="standardContextual"/>
             </w:rPr>
           </w:pPr>
-          <w:hyperlink w:anchor="_Toc215589338" w:history="1">
+          <w:hyperlink w:anchor="_Toc238246162" w:history="1">
             <w:r>
               <w:rPr>
                 <w:rStyle w:val="Hyperlink"/>
@@ -577,7 +591,7 @@
                 <w:noProof/>
                 <w:webHidden/>
               </w:rPr>
-              <w:instrText xml:space="preserve"> PAGEREF _Toc215589338 \h </w:instrText>
+              <w:instrText xml:space="preserve"> PAGEREF _Toc238246162 \h </w:instrText>
             </w:r>
             <w:r>
               <w:rPr>
@@ -618,12 +632,14 @@
               <w:rFonts w:eastAsiaTheme="minorEastAsia" w:cstheme="minorBidi"/>
               <w:bCs w:val="0"/>
               <w:noProof/>
+              <w:kern w:val="2"/>
               <w:sz w:val="24"/>
               <w:szCs w:val="24"/>
-              <w:lang w:eastAsia="en-GB"/>
+              <w:lang w:val="it-IT" w:eastAsia="it-IT"/>
+              <w14:ligatures w14:val="standardContextual"/>
             </w:rPr>
           </w:pPr>
-          <w:hyperlink w:anchor="_Toc215589339" w:history="1">
+          <w:hyperlink w:anchor="_Toc238246163" w:history="1">
             <w:r>
               <w:rPr>
                 <w:rStyle w:val="Hyperlink"/>
@@ -651,7 +667,7 @@
                 <w:noProof/>
                 <w:webHidden/>
               </w:rPr>
-              <w:instrText xml:space="preserve"> PAGEREF _Toc215589339 \h </w:instrText>
+              <w:instrText xml:space="preserve"> PAGEREF _Toc238246163 \h </w:instrText>
             </w:r>
             <w:r>
               <w:rPr>
@@ -692,19 +708,20 @@
               <w:rFonts w:eastAsiaTheme="minorEastAsia" w:cstheme="minorBidi"/>
               <w:bCs w:val="0"/>
               <w:noProof/>
+              <w:kern w:val="2"/>
               <w:sz w:val="24"/>
               <w:szCs w:val="24"/>
-              <w:lang w:eastAsia="en-GB"/>
+              <w:lang w:val="it-IT" w:eastAsia="it-IT"/>
+              <w14:ligatures w14:val="standardContextual"/>
             </w:rPr>
           </w:pPr>
-          <w:hyperlink w:anchor="_Toc215589340" w:history="1">
+          <w:hyperlink w:anchor="_Toc238246164" w:history="1">
             <w:r>
               <w:rPr>
                 <w:rStyle w:val="Hyperlink"/>
                 <w:noProof/>
-                <w:lang w:val="en-US"/>
-              </w:rPr>
-              <w:t>MVC Opts</w:t>
+              </w:rPr>
+              <w:t>Err Tol</w:t>
             </w:r>
             <w:r>
               <w:rPr>
@@ -725,7 +742,7 @@
                 <w:noProof/>
                 <w:webHidden/>
               </w:rPr>
-              <w:instrText xml:space="preserve"> PAGEREF _Toc215589340 \h </w:instrText>
+              <w:instrText xml:space="preserve"> PAGEREF _Toc238246164 \h </w:instrText>
             </w:r>
             <w:r>
               <w:rPr>
@@ -766,19 +783,21 @@
               <w:rFonts w:eastAsiaTheme="minorEastAsia" w:cstheme="minorBidi"/>
               <w:bCs w:val="0"/>
               <w:noProof/>
+              <w:kern w:val="2"/>
               <w:sz w:val="24"/>
               <w:szCs w:val="24"/>
-              <w:lang w:eastAsia="en-GB"/>
+              <w:lang w:val="it-IT" w:eastAsia="it-IT"/>
+              <w14:ligatures w14:val="standardContextual"/>
             </w:rPr>
           </w:pPr>
-          <w:hyperlink w:anchor="_Toc215589341" w:history="1">
+          <w:hyperlink w:anchor="_Toc238246165" w:history="1">
             <w:r>
               <w:rPr>
                 <w:rStyle w:val="Hyperlink"/>
                 <w:noProof/>
                 <w:lang w:val="en-US"/>
               </w:rPr>
-              <w:t>Analysis Options</w:t>
+              <w:t>MVC Opts</w:t>
             </w:r>
             <w:r>
               <w:rPr>
@@ -799,7 +818,7 @@
                 <w:noProof/>
                 <w:webHidden/>
               </w:rPr>
-              <w:instrText xml:space="preserve"> PAGEREF _Toc215589341 \h </w:instrText>
+              <w:instrText xml:space="preserve"> PAGEREF _Toc238246165 \h </w:instrText>
             </w:r>
             <w:r>
               <w:rPr>
@@ -840,19 +859,21 @@
               <w:rFonts w:eastAsiaTheme="minorEastAsia" w:cstheme="minorBidi"/>
               <w:bCs w:val="0"/>
               <w:noProof/>
+              <w:kern w:val="2"/>
               <w:sz w:val="24"/>
               <w:szCs w:val="24"/>
-              <w:lang w:eastAsia="en-GB"/>
+              <w:lang w:val="it-IT" w:eastAsia="it-IT"/>
+              <w14:ligatures w14:val="standardContextual"/>
             </w:rPr>
           </w:pPr>
-          <w:hyperlink w:anchor="_Toc215589342" w:history="1">
+          <w:hyperlink w:anchor="_Toc238246166" w:history="1">
             <w:r>
               <w:rPr>
                 <w:rStyle w:val="Hyperlink"/>
                 <w:noProof/>
                 <w:lang w:val="en-US"/>
               </w:rPr>
-              <w:t>Equipment Options</w:t>
+              <w:t>Analysis Options</w:t>
             </w:r>
             <w:r>
               <w:rPr>
@@ -873,7 +894,7 @@
                 <w:noProof/>
                 <w:webHidden/>
               </w:rPr>
-              <w:instrText xml:space="preserve"> PAGEREF _Toc215589342 \h </w:instrText>
+              <w:instrText xml:space="preserve"> PAGEREF _Toc238246166 \h </w:instrText>
             </w:r>
             <w:r>
               <w:rPr>
@@ -914,19 +935,21 @@
               <w:rFonts w:eastAsiaTheme="minorEastAsia" w:cstheme="minorBidi"/>
               <w:bCs w:val="0"/>
               <w:noProof/>
+              <w:kern w:val="2"/>
               <w:sz w:val="24"/>
               <w:szCs w:val="24"/>
-              <w:lang w:eastAsia="en-GB"/>
+              <w:lang w:val="it-IT" w:eastAsia="it-IT"/>
+              <w14:ligatures w14:val="standardContextual"/>
             </w:rPr>
           </w:pPr>
-          <w:hyperlink w:anchor="_Toc215589343" w:history="1">
+          <w:hyperlink w:anchor="_Toc238246167" w:history="1">
             <w:r>
               <w:rPr>
                 <w:rStyle w:val="Hyperlink"/>
                 <w:noProof/>
                 <w:lang w:val="en-US"/>
               </w:rPr>
-              <w:t>Snippet</w:t>
+              <w:t>Equipment Options</w:t>
             </w:r>
             <w:r>
               <w:rPr>
@@ -947,7 +970,7 @@
                 <w:noProof/>
                 <w:webHidden/>
               </w:rPr>
-              <w:instrText xml:space="preserve"> PAGEREF _Toc215589343 \h </w:instrText>
+              <w:instrText xml:space="preserve"> PAGEREF _Toc238246167 \h </w:instrText>
             </w:r>
             <w:r>
               <w:rPr>
@@ -967,7 +990,7 @@
                 <w:noProof/>
                 <w:webHidden/>
               </w:rPr>
-              <w:t>11</w:t>
+              <w:t>10</w:t>
             </w:r>
             <w:r>
               <w:rPr>
@@ -988,18 +1011,21 @@
               <w:rFonts w:eastAsiaTheme="minorEastAsia" w:cstheme="minorBidi"/>
               <w:bCs w:val="0"/>
               <w:noProof/>
+              <w:kern w:val="2"/>
               <w:sz w:val="24"/>
               <w:szCs w:val="24"/>
-              <w:lang w:eastAsia="en-GB"/>
+              <w:lang w:val="it-IT" w:eastAsia="it-IT"/>
+              <w14:ligatures w14:val="standardContextual"/>
             </w:rPr>
           </w:pPr>
-          <w:hyperlink w:anchor="_Toc215589344" w:history="1">
+          <w:hyperlink w:anchor="_Toc238246168" w:history="1">
             <w:r>
               <w:rPr>
                 <w:rStyle w:val="Hyperlink"/>
                 <w:noProof/>
-              </w:rPr>
-              <w:t>Stop Snippet</w:t>
+                <w:lang w:val="en-US"/>
+              </w:rPr>
+              <w:t>Snippet</w:t>
             </w:r>
             <w:r>
               <w:rPr>
@@ -1020,7 +1046,7 @@
                 <w:noProof/>
                 <w:webHidden/>
               </w:rPr>
-              <w:instrText xml:space="preserve"> PAGEREF _Toc215589344 \h </w:instrText>
+              <w:instrText xml:space="preserve"> PAGEREF _Toc238246168 \h </w:instrText>
             </w:r>
             <w:r>
               <w:rPr>
@@ -1040,7 +1066,7 @@
                 <w:noProof/>
                 <w:webHidden/>
               </w:rPr>
-              <w:t>11</w:t>
+              <w:t>12</w:t>
             </w:r>
             <w:r>
               <w:rPr>
@@ -1061,19 +1087,20 @@
               <w:rFonts w:eastAsiaTheme="minorEastAsia" w:cstheme="minorBidi"/>
               <w:bCs w:val="0"/>
               <w:noProof/>
+              <w:kern w:val="2"/>
               <w:sz w:val="24"/>
               <w:szCs w:val="24"/>
-              <w:lang w:eastAsia="en-GB"/>
+              <w:lang w:val="it-IT" w:eastAsia="it-IT"/>
+              <w14:ligatures w14:val="standardContextual"/>
             </w:rPr>
           </w:pPr>
-          <w:hyperlink w:anchor="_Toc215589345" w:history="1">
+          <w:hyperlink w:anchor="_Toc238246169" w:history="1">
             <w:r>
               <w:rPr>
                 <w:rStyle w:val="Hyperlink"/>
                 <w:noProof/>
-                <w:lang w:val="en-US"/>
-              </w:rPr>
-              <w:t>TAP DAC 1</w:t>
+              </w:rPr>
+              <w:t>Stop Snippet</w:t>
             </w:r>
             <w:r>
               <w:rPr>
@@ -1094,7 +1121,7 @@
                 <w:noProof/>
                 <w:webHidden/>
               </w:rPr>
-              <w:instrText xml:space="preserve"> PAGEREF _Toc215589345 \h </w:instrText>
+              <w:instrText xml:space="preserve"> PAGEREF _Toc238246169 \h </w:instrText>
             </w:r>
             <w:r>
               <w:rPr>
@@ -1114,7 +1141,7 @@
                 <w:noProof/>
                 <w:webHidden/>
               </w:rPr>
-              <w:t>11</w:t>
+              <w:t>12</w:t>
             </w:r>
             <w:r>
               <w:rPr>
@@ -1135,19 +1162,21 @@
               <w:rFonts w:eastAsiaTheme="minorEastAsia" w:cstheme="minorBidi"/>
               <w:bCs w:val="0"/>
               <w:noProof/>
+              <w:kern w:val="2"/>
               <w:sz w:val="24"/>
               <w:szCs w:val="24"/>
-              <w:lang w:eastAsia="en-GB"/>
+              <w:lang w:val="it-IT" w:eastAsia="it-IT"/>
+              <w14:ligatures w14:val="standardContextual"/>
             </w:rPr>
           </w:pPr>
-          <w:hyperlink w:anchor="_Toc215589346" w:history="1">
+          <w:hyperlink w:anchor="_Toc238246170" w:history="1">
             <w:r>
               <w:rPr>
                 <w:rStyle w:val="Hyperlink"/>
                 <w:noProof/>
                 <w:lang w:val="en-US"/>
               </w:rPr>
-              <w:t>Un/Freeze US (NOT ACTIVE AT THE MOMENT BUT IN THE CODE)</w:t>
+              <w:t>TAP DAC 1</w:t>
             </w:r>
             <w:r>
               <w:rPr>
@@ -1168,7 +1197,7 @@
                 <w:noProof/>
                 <w:webHidden/>
               </w:rPr>
-              <w:instrText xml:space="preserve"> PAGEREF _Toc215589346 \h </w:instrText>
+              <w:instrText xml:space="preserve"> PAGEREF _Toc238246170 \h </w:instrText>
             </w:r>
             <w:r>
               <w:rPr>
@@ -1188,7 +1217,7 @@
                 <w:noProof/>
                 <w:webHidden/>
               </w:rPr>
-              <w:t>11</w:t>
+              <w:t>12</w:t>
             </w:r>
             <w:r>
               <w:rPr>
@@ -1209,19 +1238,21 @@
               <w:rFonts w:eastAsiaTheme="minorEastAsia" w:cstheme="minorBidi"/>
               <w:bCs w:val="0"/>
               <w:noProof/>
+              <w:kern w:val="2"/>
               <w:sz w:val="24"/>
               <w:szCs w:val="24"/>
-              <w:lang w:eastAsia="en-GB"/>
+              <w:lang w:val="it-IT" w:eastAsia="it-IT"/>
+              <w14:ligatures w14:val="standardContextual"/>
             </w:rPr>
           </w:pPr>
-          <w:hyperlink w:anchor="_Toc215589347" w:history="1">
+          <w:hyperlink w:anchor="_Toc238246171" w:history="1">
             <w:r>
               <w:rPr>
                 <w:rStyle w:val="Hyperlink"/>
                 <w:noProof/>
                 <w:lang w:val="en-US"/>
               </w:rPr>
-              <w:t>Start US</w:t>
+              <w:t>Un/Freeze US (NOT ACTIVE AT THE MOMENT BUT IN THE CODE)</w:t>
             </w:r>
             <w:r>
               <w:rPr>
@@ -1242,7 +1273,7 @@
                 <w:noProof/>
                 <w:webHidden/>
               </w:rPr>
-              <w:instrText xml:space="preserve"> PAGEREF _Toc215589347 \h </w:instrText>
+              <w:instrText xml:space="preserve"> PAGEREF _Toc238246171 \h </w:instrText>
             </w:r>
             <w:r>
               <w:rPr>
@@ -1283,19 +1314,21 @@
               <w:rFonts w:eastAsiaTheme="minorEastAsia" w:cstheme="minorBidi"/>
               <w:bCs w:val="0"/>
               <w:noProof/>
+              <w:kern w:val="2"/>
               <w:sz w:val="24"/>
               <w:szCs w:val="24"/>
-              <w:lang w:eastAsia="en-GB"/>
+              <w:lang w:val="it-IT" w:eastAsia="it-IT"/>
+              <w14:ligatures w14:val="standardContextual"/>
             </w:rPr>
           </w:pPr>
-          <w:hyperlink w:anchor="_Toc215589348" w:history="1">
+          <w:hyperlink w:anchor="_Toc238246172" w:history="1">
             <w:r>
               <w:rPr>
                 <w:rStyle w:val="Hyperlink"/>
                 <w:noProof/>
                 <w:lang w:val="en-US"/>
               </w:rPr>
-              <w:t>Move Isomed</w:t>
+              <w:t>Start US</w:t>
             </w:r>
             <w:r>
               <w:rPr>
@@ -1316,7 +1349,7 @@
                 <w:noProof/>
                 <w:webHidden/>
               </w:rPr>
-              <w:instrText xml:space="preserve"> PAGEREF _Toc215589348 \h </w:instrText>
+              <w:instrText xml:space="preserve"> PAGEREF _Toc238246172 \h </w:instrText>
             </w:r>
             <w:r>
               <w:rPr>
@@ -1357,19 +1390,21 @@
               <w:rFonts w:eastAsiaTheme="minorEastAsia" w:cstheme="minorBidi"/>
               <w:bCs w:val="0"/>
               <w:noProof/>
+              <w:kern w:val="2"/>
               <w:sz w:val="24"/>
               <w:szCs w:val="24"/>
-              <w:lang w:eastAsia="en-GB"/>
+              <w:lang w:val="it-IT" w:eastAsia="it-IT"/>
+              <w14:ligatures w14:val="standardContextual"/>
             </w:rPr>
           </w:pPr>
-          <w:hyperlink w:anchor="_Toc215589349" w:history="1">
+          <w:hyperlink w:anchor="_Toc238246173" w:history="1">
             <w:r>
               <w:rPr>
                 <w:rStyle w:val="Hyperlink"/>
                 <w:noProof/>
                 <w:lang w:val="en-US"/>
               </w:rPr>
-              <w:t>Stop sampling</w:t>
+              <w:t>Move Isomed</w:t>
             </w:r>
             <w:r>
               <w:rPr>
@@ -1390,7 +1425,7 @@
                 <w:noProof/>
                 <w:webHidden/>
               </w:rPr>
-              <w:instrText xml:space="preserve"> PAGEREF _Toc215589349 \h </w:instrText>
+              <w:instrText xml:space="preserve"> PAGEREF _Toc238246173 \h </w:instrText>
             </w:r>
             <w:r>
               <w:rPr>
@@ -1431,19 +1466,21 @@
               <w:rFonts w:eastAsiaTheme="minorEastAsia" w:cstheme="minorBidi"/>
               <w:bCs w:val="0"/>
               <w:noProof/>
+              <w:kern w:val="2"/>
               <w:sz w:val="24"/>
               <w:szCs w:val="24"/>
-              <w:lang w:eastAsia="en-GB"/>
+              <w:lang w:val="it-IT" w:eastAsia="it-IT"/>
+              <w14:ligatures w14:val="standardContextual"/>
             </w:rPr>
           </w:pPr>
-          <w:hyperlink w:anchor="_Toc215589350" w:history="1">
+          <w:hyperlink w:anchor="_Toc238246174" w:history="1">
             <w:r>
               <w:rPr>
                 <w:rStyle w:val="Hyperlink"/>
                 <w:noProof/>
                 <w:lang w:val="en-US"/>
               </w:rPr>
-              <w:t>Save everything</w:t>
+              <w:t>Stop sampling</w:t>
             </w:r>
             <w:r>
               <w:rPr>
@@ -1464,7 +1501,7 @@
                 <w:noProof/>
                 <w:webHidden/>
               </w:rPr>
-              <w:instrText xml:space="preserve"> PAGEREF _Toc215589350 \h </w:instrText>
+              <w:instrText xml:space="preserve"> PAGEREF _Toc238246174 \h </w:instrText>
             </w:r>
             <w:r>
               <w:rPr>
@@ -1505,18 +1542,96 @@
               <w:rFonts w:eastAsiaTheme="minorEastAsia" w:cstheme="minorBidi"/>
               <w:bCs w:val="0"/>
               <w:noProof/>
+              <w:kern w:val="2"/>
               <w:sz w:val="24"/>
               <w:szCs w:val="24"/>
-              <w:lang w:eastAsia="en-GB"/>
+              <w:lang w:val="it-IT" w:eastAsia="it-IT"/>
+              <w14:ligatures w14:val="standardContextual"/>
             </w:rPr>
           </w:pPr>
-          <w:hyperlink w:anchor="_Toc215589351" w:history="1">
+          <w:hyperlink w:anchor="_Toc238246175" w:history="1">
             <w:r>
               <w:rPr>
                 <w:rStyle w:val="Hyperlink"/>
                 <w:noProof/>
                 <w:lang w:val="en-US"/>
               </w:rPr>
+              <w:t>Save everything</w:t>
+            </w:r>
+            <w:r>
+              <w:rPr>
+                <w:noProof/>
+                <w:webHidden/>
+              </w:rPr>
+              <w:tab/>
+            </w:r>
+            <w:r>
+              <w:rPr>
+                <w:noProof/>
+                <w:webHidden/>
+              </w:rPr>
+              <w:fldChar w:fldCharType="begin"/>
+            </w:r>
+            <w:r>
+              <w:rPr>
+                <w:noProof/>
+                <w:webHidden/>
+              </w:rPr>
+              <w:instrText xml:space="preserve"> PAGEREF _Toc238246175 \h </w:instrText>
+            </w:r>
+            <w:r>
+              <w:rPr>
+                <w:noProof/>
+                <w:webHidden/>
+              </w:rPr>
+            </w:r>
+            <w:r>
+              <w:rPr>
+                <w:noProof/>
+                <w:webHidden/>
+              </w:rPr>
+              <w:fldChar w:fldCharType="separate"/>
+            </w:r>
+            <w:r>
+              <w:rPr>
+                <w:noProof/>
+                <w:webHidden/>
+              </w:rPr>
+              <w:t>13</w:t>
+            </w:r>
+            <w:r>
+              <w:rPr>
+                <w:noProof/>
+                <w:webHidden/>
+              </w:rPr>
+              <w:fldChar w:fldCharType="end"/>
+            </w:r>
+          </w:hyperlink>
+        </w:p>
+        <w:p>
+          <w:pPr>
+            <w:pStyle w:val="TOC2"/>
+            <w:tabs>
+              <w:tab w:val="right" w:leader="dot" w:pos="9016"/>
+            </w:tabs>
+            <w:rPr>
+              <w:rFonts w:eastAsiaTheme="minorEastAsia" w:cstheme="minorBidi"/>
+              <w:bCs w:val="0"/>
+              <w:noProof/>
+              <w:kern w:val="2"/>
+              <w:sz w:val="24"/>
+              <w:szCs w:val="24"/>
+              <w:lang w:val="it-IT" w:eastAsia="it-IT"/>
+              <w14:ligatures w14:val="standardContextual"/>
+            </w:rPr>
+          </w:pPr>
+          <w:hyperlink w:anchor="_Toc238246176" w:history="1">
+            <w:r>
+              <w:rPr>
+                <w:rStyle w:val="Hyperlink"/>
+                <w:noProof/>
+                <w:lang w:val="en-US"/>
+              </w:rPr>
               <w:t>Quit</w:t>
             </w:r>
             <w:r>
@@ -1538,7 +1653,7 @@
                 <w:noProof/>
                 <w:webHidden/>
               </w:rPr>
-              <w:instrText xml:space="preserve"> PAGEREF _Toc215589351 \h </w:instrText>
+              <w:instrText xml:space="preserve"> PAGEREF _Toc238246176 \h </w:instrText>
             </w:r>
             <w:r>
               <w:rPr>
@@ -1558,7 +1673,7 @@
                 <w:noProof/>
                 <w:webHidden/>
               </w:rPr>
-              <w:t>12</w:t>
+              <w:t>13</w:t>
             </w:r>
             <w:r>
               <w:rPr>
@@ -1615,7 +1730,7 @@
           <w:lang w:val="en-US"/>
         </w:rPr>
       </w:pPr>
-      <w:bookmarkStart w:id="0" w:name="_Toc215589332"/>
+      <w:bookmarkStart w:id="0" w:name="_Toc238246156"/>
       <w:r>
         <w:rPr>
           <w:lang w:val="en-US"/>
@@ -1643,25 +1758,7 @@
           <w:bCs/>
           <w:lang w:val="en-US"/>
         </w:rPr>
-        <w:t xml:space="preserve">Turn on the </w:t>
-      </w:r>
-      <w:proofErr w:type="gramStart"/>
-      <w:r>
-        <w:rPr>
-          <w:b/>
-          <w:bCs/>
-          <w:lang w:val="en-US"/>
-        </w:rPr>
-        <w:t>Computer</w:t>
-      </w:r>
-      <w:proofErr w:type="gramEnd"/>
-      <w:r>
-        <w:rPr>
-          <w:b/>
-          <w:bCs/>
-          <w:lang w:val="en-US"/>
-        </w:rPr>
-        <w:t xml:space="preserve"> first and then the 1401 device.</w:t>
+        <w:t>Turn on the Computer first and then the 1401 device.</w:t>
       </w:r>
       <w:r>
         <w:rPr>
@@ -1939,21 +2036,7 @@
         <w:rPr>
           <w:lang w:val="en-US"/>
         </w:rPr>
-        <w:t xml:space="preserve">The configuration itself does not affect the </w:t>
-      </w:r>
-      <w:proofErr w:type="gramStart"/>
-      <w:r>
-        <w:rPr>
-          <w:lang w:val="en-US"/>
-        </w:rPr>
-        <w:t>script,</w:t>
-      </w:r>
-      <w:proofErr w:type="gramEnd"/>
-      <w:r>
-        <w:rPr>
-          <w:lang w:val="en-US"/>
-        </w:rPr>
-        <w:t xml:space="preserve"> it’s just based on WHAT input ports you want to activate to collect the data. Further, c</w:t>
+        <w:t>The configuration itself does not affect the script, it’s just based on WHAT input ports you want to activate to collect the data. Further, c</w:t>
       </w:r>
       <w:r>
         <w:rPr>
@@ -1989,16 +2072,8 @@
         <w:rPr>
           <w:lang w:val="en-US"/>
         </w:rPr>
-        <w:t xml:space="preserve"> for the </w:t>
-      </w:r>
-      <w:proofErr w:type="spellStart"/>
-      <w:r>
-        <w:rPr>
-          <w:lang w:val="en-US"/>
-        </w:rPr>
-        <w:t>PaTec_Script</w:t>
-      </w:r>
-      <w:proofErr w:type="spellEnd"/>
+        <w:t xml:space="preserve"> for the PaTec_Script</w:t>
+      </w:r>
       <w:r>
         <w:rPr>
           <w:lang w:val="en-US"/>
@@ -2027,21 +2102,7 @@
         <w:rPr>
           <w:lang w:val="en-US"/>
         </w:rPr>
-        <w:t>“</w:t>
-      </w:r>
-      <w:proofErr w:type="spellStart"/>
-      <w:r>
-        <w:rPr>
-          <w:lang w:val="en-US"/>
-        </w:rPr>
-        <w:t>fs_sequencer_adaptable.pls</w:t>
-      </w:r>
-      <w:proofErr w:type="spellEnd"/>
-      <w:r>
-        <w:rPr>
-          <w:lang w:val="en-US"/>
-        </w:rPr>
-        <w:t>” you are using. Usually it is as follow:</w:t>
+        <w:t>“fs_sequencer_adaptable.pls” you are using. Usually it is as follow:</w:t>
       </w:r>
       <w:r>
         <w:rPr>
@@ -2167,21 +2228,7 @@
         <w:rPr>
           <w:lang w:val="en-US"/>
         </w:rPr>
-        <w:t xml:space="preserve">(ex: </w:t>
-      </w:r>
-      <w:proofErr w:type="spellStart"/>
-      <w:r>
-        <w:rPr>
-          <w:lang w:val="en-US"/>
-        </w:rPr>
-        <w:t>Myon</w:t>
-      </w:r>
-      <w:proofErr w:type="spellEnd"/>
-      <w:r>
-        <w:rPr>
-          <w:lang w:val="en-US"/>
-        </w:rPr>
-        <w:t xml:space="preserve"> EMG/IMU system, Vicon)</w:t>
+        <w:t>(ex: Myon EMG/IMU system, Vicon)</w:t>
       </w:r>
       <w:r>
         <w:rPr>
@@ -2206,21 +2253,7 @@
         <w:rPr>
           <w:lang w:val="en-US"/>
         </w:rPr>
-        <w:t xml:space="preserve"> &gt; 0.85V (e.g., </w:t>
-      </w:r>
-      <w:proofErr w:type="spellStart"/>
-      <w:r>
-        <w:rPr>
-          <w:lang w:val="en-US"/>
-        </w:rPr>
-        <w:t>Maecs</w:t>
-      </w:r>
-      <w:proofErr w:type="spellEnd"/>
-      <w:r>
-        <w:rPr>
-          <w:lang w:val="en-US"/>
-        </w:rPr>
-        <w:t xml:space="preserve"> HDEMG)</w:t>
+        <w:t xml:space="preserve"> &gt; 0.85V (e.g., Maecs HDEMG)</w:t>
       </w:r>
     </w:p>
     <w:p>
@@ -2268,21 +2301,7 @@
         <w:rPr>
           <w:lang w:val="en-US"/>
         </w:rPr>
-        <w:t xml:space="preserve"> (you can use to trigger </w:t>
-      </w:r>
-      <w:proofErr w:type="spellStart"/>
-      <w:r>
-        <w:rPr>
-          <w:lang w:val="en-US"/>
-        </w:rPr>
-        <w:t>optitrack</w:t>
-      </w:r>
-      <w:proofErr w:type="spellEnd"/>
-      <w:r>
-        <w:rPr>
-          <w:lang w:val="en-US"/>
-        </w:rPr>
-        <w:t xml:space="preserve"> too)</w:t>
+        <w:t xml:space="preserve"> (you can use to trigger optitrack too)</w:t>
       </w:r>
       <w:r>
         <w:rPr>
@@ -2356,7 +2375,6 @@
         </w:rPr>
         <w:t xml:space="preserve"> are used to trigger the </w:t>
       </w:r>
-      <w:proofErr w:type="spellStart"/>
       <w:r>
         <w:rPr>
           <w:lang w:val="en-US"/>
@@ -2367,14 +2385,7 @@
         <w:rPr>
           <w:lang w:val="en-US"/>
         </w:rPr>
-        <w:t>somed</w:t>
-      </w:r>
-      <w:proofErr w:type="spellEnd"/>
-      <w:r>
-        <w:rPr>
-          <w:lang w:val="en-US"/>
-        </w:rPr>
-        <w:t xml:space="preserve"> </w:t>
+        <w:t xml:space="preserve">somed </w:t>
       </w:r>
       <w:r>
         <w:rPr>
@@ -2493,7 +2504,6 @@
         </w:rPr>
         <w:t xml:space="preserve"> and navigate to the folder where you put the </w:t>
       </w:r>
-      <w:proofErr w:type="spellStart"/>
       <w:r>
         <w:rPr>
           <w:lang w:val="en-US"/>
@@ -2504,14 +2514,7 @@
         <w:rPr>
           <w:lang w:val="en-US"/>
         </w:rPr>
-        <w:t>script</w:t>
-      </w:r>
-      <w:proofErr w:type="spellEnd"/>
-      <w:r>
-        <w:rPr>
-          <w:lang w:val="en-US"/>
-        </w:rPr>
-        <w:t>.</w:t>
+        <w:t>script.</w:t>
       </w:r>
       <w:r>
         <w:rPr>
@@ -2710,21 +2713,7 @@
         <w:rPr>
           <w:lang w:val="en-US"/>
         </w:rPr>
-        <w:t xml:space="preserve"> the </w:t>
-      </w:r>
-      <w:proofErr w:type="spellStart"/>
-      <w:r>
-        <w:rPr>
-          <w:lang w:val="en-US"/>
-        </w:rPr>
-        <w:t>SampleSequencer</w:t>
-      </w:r>
-      <w:proofErr w:type="spellEnd"/>
-      <w:r>
-        <w:rPr>
-          <w:lang w:val="en-US"/>
-        </w:rPr>
-        <w:t xml:space="preserve"> and </w:t>
+        <w:t xml:space="preserve"> the SampleSequencer and </w:t>
       </w:r>
       <w:r>
         <w:rPr>
@@ -2736,21 +2725,7 @@
         <w:rPr>
           <w:lang w:val="en-US"/>
         </w:rPr>
-        <w:t xml:space="preserve"> it based on the location where you put the “</w:t>
-      </w:r>
-      <w:proofErr w:type="spellStart"/>
-      <w:r>
-        <w:rPr>
-          <w:lang w:val="en-US"/>
-        </w:rPr>
-        <w:t>fs_sequencer_adaptable.pls</w:t>
-      </w:r>
-      <w:proofErr w:type="spellEnd"/>
-      <w:r>
-        <w:rPr>
-          <w:lang w:val="en-US"/>
-        </w:rPr>
-        <w:t>” file.</w:t>
+        <w:t xml:space="preserve"> it based on the location where you put the “fs_sequencer_adaptable.pls” file.</w:t>
       </w:r>
     </w:p>
     <w:p>
@@ -2844,21 +2819,7 @@
         <w:rPr>
           <w:lang w:val="en-US"/>
         </w:rPr>
-        <w:t xml:space="preserve"> if the location of “SaveECO.exe” is correct. It is a program I created to save automatically the US </w:t>
-      </w:r>
-      <w:proofErr w:type="spellStart"/>
-      <w:r>
-        <w:rPr>
-          <w:lang w:val="en-US"/>
-        </w:rPr>
-        <w:t>tvd</w:t>
-      </w:r>
-      <w:proofErr w:type="spellEnd"/>
-      <w:r>
-        <w:rPr>
-          <w:lang w:val="en-US"/>
-        </w:rPr>
-        <w:t xml:space="preserve"> file via CMD with the same name of the spike2 mat files exported. </w:t>
+        <w:t xml:space="preserve"> if the location of “SaveECO.exe” is correct. It is a program I created to save automatically the US tvd file via CMD with the same name of the spike2 mat files exported. </w:t>
       </w:r>
       <w:r>
         <w:rPr>
@@ -2956,21 +2917,7 @@
         <w:rPr>
           <w:lang w:val="en-US"/>
         </w:rPr>
-        <w:t xml:space="preserve">In addition, when using the stimulation settings, the US from </w:t>
-      </w:r>
-      <w:proofErr w:type="spellStart"/>
-      <w:r>
-        <w:rPr>
-          <w:lang w:val="en-US"/>
-        </w:rPr>
-        <w:t>telemed</w:t>
-      </w:r>
-      <w:proofErr w:type="spellEnd"/>
-      <w:r>
-        <w:rPr>
-          <w:lang w:val="en-US"/>
-        </w:rPr>
-        <w:t xml:space="preserve"> can be triggered via CMD app (a console app written in C#). Check also those path</w:t>
+        <w:t>In addition, when using the stimulation settings, the US from telemed can be triggered via CMD app (a console app written in C#). Check also those path</w:t>
       </w:r>
       <w:r>
         <w:rPr>
@@ -3006,30 +2953,8 @@
         <w:rPr>
           <w:lang w:val="en-US"/>
         </w:rPr>
-        <w:t>quick search and edit check “</w:t>
-      </w:r>
-      <w:proofErr w:type="spellStart"/>
-      <w:r>
-        <w:rPr>
-          <w:lang w:val="en-US"/>
-        </w:rPr>
-        <w:t>ProgRun</w:t>
-      </w:r>
-      <w:proofErr w:type="spellEnd"/>
-      <w:r>
-        <w:rPr>
-          <w:lang w:val="en-US"/>
-        </w:rPr>
-        <w:t xml:space="preserve">”. It’s the function in spike2 to call external app. In total there must be 3 (saving TVDs, freeze and unfreeze ultrasound in </w:t>
-      </w:r>
-      <w:proofErr w:type="spellStart"/>
-      <w:r>
-        <w:rPr>
-          <w:lang w:val="en-US"/>
-        </w:rPr>
-        <w:t>echowave</w:t>
-      </w:r>
-      <w:proofErr w:type="spellEnd"/>
+        <w:t>quick search and edit check “ProgRun”. It’s the function in spike2 to call external app. In total there must be 3 (saving TVDs, freeze and unfreeze ultrasound in echowave</w:t>
+      </w:r>
       <w:r>
         <w:rPr>
           <w:lang w:val="en-US"/>
@@ -3056,7 +2981,7 @@
         </w:rPr>
         <w:lastRenderedPageBreak/>
         <w:drawing>
-          <wp:inline distT="0" distB="0" distL="0" distR="0" wp14:anchorId="7390FA2E" wp14:editId="1E47250C">
+          <wp:inline distT="0" distB="0" distL="0" distR="0" wp14:anchorId="7390FA2E" wp14:editId="717417BB">
             <wp:extent cx="5725160" cy="2966085"/>
             <wp:effectExtent l="0" t="0" r="8890" b="5715"/>
             <wp:docPr id="3" name="Picture 3"/>
@@ -3240,7 +3165,7 @@
           <w:lang w:val="en-US"/>
         </w:rPr>
       </w:pPr>
-      <w:bookmarkStart w:id="1" w:name="_Toc215589333"/>
+      <w:bookmarkStart w:id="1" w:name="_Toc238246157"/>
       <w:r>
         <w:rPr>
           <w:lang w:val="en-US"/>
@@ -3687,21 +3612,7 @@
         <w:rPr>
           <w:lang w:val="en-US"/>
         </w:rPr>
-        <w:t xml:space="preserve"> a message will appear to inform you to disable the trigger to the </w:t>
-      </w:r>
-      <w:proofErr w:type="spellStart"/>
-      <w:r>
-        <w:rPr>
-          <w:lang w:val="en-US"/>
-        </w:rPr>
-        <w:t>Isomed</w:t>
-      </w:r>
-      <w:proofErr w:type="spellEnd"/>
-      <w:r>
-        <w:rPr>
-          <w:lang w:val="en-US"/>
-        </w:rPr>
-        <w:t xml:space="preserve">. It’s </w:t>
+        <w:t xml:space="preserve"> a message will appear to inform you to disable the trigger to the Isomed. It’s </w:t>
       </w:r>
       <w:r>
         <w:rPr>
@@ -3821,7 +3732,7 @@
           <w:lang w:val="en-US"/>
         </w:rPr>
       </w:pPr>
-      <w:bookmarkStart w:id="2" w:name="_Toc215589334"/>
+      <w:bookmarkStart w:id="2" w:name="_Toc238246158"/>
       <w:r>
         <w:rPr>
           <w:lang w:val="en-US"/>
@@ -3925,7 +3836,7 @@
           <w:lang w:val="en-US"/>
         </w:rPr>
       </w:pPr>
-      <w:bookmarkStart w:id="3" w:name="_Toc215589335"/>
+      <w:bookmarkStart w:id="3" w:name="_Toc238246159"/>
       <w:r>
         <w:rPr>
           <w:lang w:val="en-US"/>
@@ -4070,7 +3981,7 @@
           <w:lang w:val="en-US"/>
         </w:rPr>
       </w:pPr>
-      <w:bookmarkStart w:id="4" w:name="_Toc215589336"/>
+      <w:bookmarkStart w:id="4" w:name="_Toc238246160"/>
       <w:r>
         <w:rPr>
           <w:lang w:val="en-US"/>
@@ -4207,23 +4118,13 @@
           <w:lang w:val="en-US"/>
         </w:rPr>
       </w:pPr>
-      <w:proofErr w:type="spellStart"/>
       <w:r>
         <w:rPr>
           <w:b/>
           <w:bCs/>
           <w:lang w:val="en-US"/>
         </w:rPr>
-        <w:t>PlayWave</w:t>
-      </w:r>
-      <w:proofErr w:type="spellEnd"/>
-      <w:r>
-        <w:rPr>
-          <w:b/>
-          <w:bCs/>
-          <w:lang w:val="en-US"/>
-        </w:rPr>
-        <w:t xml:space="preserve"> duration</w:t>
+        <w:t>PlayWave duration</w:t>
       </w:r>
       <w:r>
         <w:rPr>
@@ -4571,7 +4472,7 @@
           <w:lang w:val="en-US"/>
         </w:rPr>
       </w:pPr>
-      <w:bookmarkStart w:id="5" w:name="_Toc215589337"/>
+      <w:bookmarkStart w:id="5" w:name="_Toc238246161"/>
       <w:r>
         <w:rPr>
           <w:lang w:val="en-US"/>
@@ -4637,7 +4538,7 @@
           <w:lang w:val="en-US"/>
         </w:rPr>
       </w:pPr>
-      <w:bookmarkStart w:id="6" w:name="_Toc215589338"/>
+      <w:bookmarkStart w:id="6" w:name="_Toc238246162"/>
       <w:r>
         <w:rPr>
           <w:lang w:val="en-US"/>
@@ -4725,21 +4626,7 @@
         <w:rPr>
           <w:lang w:val="en-US"/>
         </w:rPr>
-        <w:t xml:space="preserve">Here you can configure how many times you want to perform a cycle and the time point to trigger the </w:t>
-      </w:r>
-      <w:proofErr w:type="spellStart"/>
-      <w:r>
-        <w:rPr>
-          <w:lang w:val="en-US"/>
-        </w:rPr>
-        <w:t>Isomed</w:t>
-      </w:r>
-      <w:proofErr w:type="spellEnd"/>
-      <w:r>
-        <w:rPr>
-          <w:lang w:val="en-US"/>
-        </w:rPr>
-        <w:t xml:space="preserve"> first rotation and the second one. So, for example a stretch-shortening cycle</w:t>
+        <w:t>Here you can configure how many times you want to perform a cycle and the time point to trigger the Isomed first rotation and the second one. So, for example a stretch-shortening cycle</w:t>
       </w:r>
       <w:r>
         <w:rPr>
@@ -4826,23 +4713,7 @@
           <w:highlight w:val="yellow"/>
           <w:lang w:val="en-US"/>
         </w:rPr>
-        <w:t xml:space="preserve">also with one or two rotations of the </w:t>
-      </w:r>
-      <w:proofErr w:type="spellStart"/>
-      <w:r>
-        <w:rPr>
-          <w:highlight w:val="yellow"/>
-          <w:lang w:val="en-US"/>
-        </w:rPr>
-        <w:t>Isomed</w:t>
-      </w:r>
-      <w:proofErr w:type="spellEnd"/>
-      <w:r>
-        <w:rPr>
-          <w:highlight w:val="yellow"/>
-          <w:lang w:val="en-US"/>
-        </w:rPr>
-        <w:t>.</w:t>
+        <w:t>also with one or two rotations of the Isomed.</w:t>
       </w:r>
     </w:p>
     <w:p>
@@ -4878,21 +4749,7 @@
         <w:rPr>
           <w:lang w:val="en-US"/>
         </w:rPr>
-        <w:t xml:space="preserve">It works with the </w:t>
-      </w:r>
-      <w:proofErr w:type="spellStart"/>
-      <w:r>
-        <w:rPr>
-          <w:lang w:val="en-US"/>
-        </w:rPr>
-        <w:t>digitimer</w:t>
-      </w:r>
-      <w:proofErr w:type="spellEnd"/>
-      <w:r>
-        <w:rPr>
-          <w:lang w:val="en-US"/>
-        </w:rPr>
-        <w:t xml:space="preserve"> stimulators therefore for simplicity I avoided to create duty cycles. However, some can do it.</w:t>
+        <w:t>It works with the digitimer stimulators therefore for simplicity I avoided to create duty cycles. However, some can do it.</w:t>
       </w:r>
     </w:p>
     <w:p>
@@ -4994,23 +4851,7 @@
           <w:color w:val="FF0000"/>
           <w:lang w:val="en-US"/>
         </w:rPr>
-        <w:t xml:space="preserve">n a nutshell, </w:t>
-      </w:r>
-      <w:proofErr w:type="spellStart"/>
-      <w:r>
-        <w:rPr>
-          <w:color w:val="FF0000"/>
-          <w:lang w:val="en-US"/>
-        </w:rPr>
-        <w:t>everytime</w:t>
-      </w:r>
-      <w:proofErr w:type="spellEnd"/>
-      <w:r>
-        <w:rPr>
-          <w:color w:val="FF0000"/>
-          <w:lang w:val="en-US"/>
-        </w:rPr>
-        <w:t xml:space="preserve"> you change the value and/or the channel to use, the sequencer is opened as a text file in the background, a function looks for specific “CHAN” position and change the value with the one corresponding to the selected channel. While the value to check is converted back to 16bit integer (</w:t>
+        <w:t>n a nutshell, everytime you change the value and/or the channel to use, the sequencer is opened as a text file in the background, a function looks for specific “CHAN” position and change the value with the one corresponding to the selected channel. While the value to check is converted back to 16bit integer (</w:t>
       </w:r>
       <w:r>
         <w:rPr>
@@ -5067,38 +4908,22 @@
           <w:color w:val="FF0000"/>
           <w:lang w:val="en-US"/>
         </w:rPr>
-        <w:t xml:space="preserve">So far it works without any rotations or with 2 rotations (adaptable to the time set in </w:t>
-      </w:r>
-      <w:proofErr w:type="spellStart"/>
-      <w:r>
+        <w:t>So far it works without any rotations or with 2 rotations (adaptable to the time set in isomed rot). The control/check occur after the first rotation.</w:t>
+      </w:r>
+    </w:p>
+    <w:p>
+      <w:pPr>
+        <w:jc w:val="both"/>
         <w:rPr>
           <w:color w:val="FF0000"/>
           <w:lang w:val="en-US"/>
         </w:rPr>
-        <w:t>isomed</w:t>
-      </w:r>
-      <w:proofErr w:type="spellEnd"/>
+      </w:pPr>
       <w:r>
         <w:rPr>
           <w:color w:val="FF0000"/>
           <w:lang w:val="en-US"/>
         </w:rPr>
-        <w:t xml:space="preserve"> rot). The control/check occur after the first rotation.</w:t>
-      </w:r>
-    </w:p>
-    <w:p>
-      <w:pPr>
-        <w:jc w:val="both"/>
-        <w:rPr>
-          <w:color w:val="FF0000"/>
-          <w:lang w:val="en-US"/>
-        </w:rPr>
-      </w:pPr>
-      <w:r>
-        <w:rPr>
-          <w:color w:val="FF0000"/>
-          <w:lang w:val="en-US"/>
-        </w:rPr>
         <w:t>BE AWARE, IF YOUR CONFIG FILE HAS NO WAVEFORM CHANNEL, IT WILL CRASH. EVEN IF THE SEQUENCER LETTER OF WITH THE SPECIFIC INSTRUCTION HAS BEEN SENT, probably a safety mechanism.</w:t>
       </w:r>
     </w:p>
@@ -5109,7 +4934,7 @@
           <w:lang w:val="en-US"/>
         </w:rPr>
       </w:pPr>
-      <w:bookmarkStart w:id="7" w:name="_Toc215589339"/>
+      <w:bookmarkStart w:id="7" w:name="_Toc238246163"/>
       <w:r>
         <w:rPr>
           <w:b/>
@@ -5293,21 +5118,7 @@
         <w:rPr>
           <w:lang w:val="en-US"/>
         </w:rPr>
-        <w:t xml:space="preserve">is </w:t>
-      </w:r>
-      <w:proofErr w:type="spellStart"/>
-      <w:r>
-        <w:rPr>
-          <w:lang w:val="en-US"/>
-        </w:rPr>
-        <w:t>gonna</w:t>
-      </w:r>
-      <w:proofErr w:type="spellEnd"/>
-      <w:r>
-        <w:rPr>
-          <w:lang w:val="en-US"/>
-        </w:rPr>
-        <w:t xml:space="preserve"> plot</w:t>
+        <w:t>is gonna plot</w:t>
       </w:r>
       <w:r>
         <w:rPr>
@@ -5400,21 +5211,7 @@
         <w:rPr>
           <w:lang w:val="en-US"/>
         </w:rPr>
-        <w:t xml:space="preserve">value. So, if you want to do a </w:t>
-      </w:r>
-      <w:proofErr w:type="spellStart"/>
-      <w:r>
-        <w:rPr>
-          <w:lang w:val="en-US"/>
-        </w:rPr>
-        <w:t>centre</w:t>
-      </w:r>
-      <w:proofErr w:type="spellEnd"/>
-      <w:r>
-        <w:rPr>
-          <w:lang w:val="en-US"/>
-        </w:rPr>
-        <w:t xml:space="preserve"> of pressure feedback, you can have X and Y forces. However, if you want to </w:t>
+        <w:t xml:space="preserve">value. So, if you want to do a centre of pressure feedback, you can have X and Y forces. However, if you want to </w:t>
       </w:r>
       <w:r>
         <w:rPr>
@@ -5485,25 +5282,7 @@
           <w:iCs/>
           <w:lang w:val="en-US"/>
         </w:rPr>
-        <w:t xml:space="preserve">set in the </w:t>
-      </w:r>
-      <w:proofErr w:type="spellStart"/>
-      <w:r>
-        <w:rPr>
-          <w:i/>
-          <w:iCs/>
-          <w:lang w:val="en-US"/>
-        </w:rPr>
-        <w:t>RepXY</w:t>
-      </w:r>
-      <w:proofErr w:type="spellEnd"/>
-      <w:r>
-        <w:rPr>
-          <w:i/>
-          <w:iCs/>
-          <w:lang w:val="en-US"/>
-        </w:rPr>
-        <w:t xml:space="preserve"> / Seq Config</w:t>
+        <w:t>set in the RepXY / Seq Config</w:t>
       </w:r>
       <w:r>
         <w:rPr>
@@ -5551,21 +5330,7 @@
         <w:rPr>
           <w:lang w:val="en-US"/>
         </w:rPr>
-        <w:t xml:space="preserve"> = 8s the output mat file (and the time you see the channel plotted in the </w:t>
-      </w:r>
-      <w:proofErr w:type="spellStart"/>
-      <w:r>
-        <w:rPr>
-          <w:lang w:val="en-US"/>
-        </w:rPr>
-        <w:t>xy</w:t>
-      </w:r>
-      <w:proofErr w:type="spellEnd"/>
-      <w:r>
-        <w:rPr>
-          <w:lang w:val="en-US"/>
-        </w:rPr>
-        <w:t>-view</w:t>
+        <w:t xml:space="preserve"> = 8s the output mat file (and the time you see the channel plotted in the xy-view</w:t>
       </w:r>
       <w:r>
         <w:rPr>
@@ -5844,21 +5609,7 @@
         <w:rPr>
           <w:lang w:val="en-US"/>
         </w:rPr>
-        <w:t xml:space="preserve"> feedback (for example displacement X and Y for real time </w:t>
-      </w:r>
-      <w:proofErr w:type="spellStart"/>
-      <w:r>
-        <w:rPr>
-          <w:lang w:val="en-US"/>
-        </w:rPr>
-        <w:t>centre</w:t>
-      </w:r>
-      <w:proofErr w:type="spellEnd"/>
-      <w:r>
-        <w:rPr>
-          <w:lang w:val="en-US"/>
-        </w:rPr>
-        <w:t xml:space="preserve"> of pressure feedback)</w:t>
+        <w:t xml:space="preserve"> feedback (for example displacement X and Y for real time centre of pressure feedback)</w:t>
       </w:r>
       <w:r>
         <w:rPr>
@@ -5924,36 +5675,14 @@
         <w:rPr>
           <w:lang w:val="en-US"/>
         </w:rPr>
-        <w:t>. Check “</w:t>
-      </w:r>
-      <w:proofErr w:type="spellStart"/>
-      <w:r>
-        <w:rPr>
-          <w:lang w:val="en-US"/>
-        </w:rPr>
-        <w:t>EXAMPLE_create_txt_ramp.m</w:t>
-      </w:r>
-      <w:proofErr w:type="spellEnd"/>
-      <w:r>
-        <w:rPr>
-          <w:lang w:val="en-US"/>
-        </w:rPr>
-        <w:t>”</w:t>
-      </w:r>
-      <w:r>
-        <w:rPr>
-          <w:lang w:val="en-US"/>
-        </w:rPr>
-        <w:t xml:space="preserve"> for </w:t>
-      </w:r>
-      <w:proofErr w:type="spellStart"/>
-      <w:r>
-        <w:rPr>
-          <w:lang w:val="en-US"/>
-        </w:rPr>
-        <w:t>matlab</w:t>
-      </w:r>
-      <w:proofErr w:type="spellEnd"/>
+        <w:t>. Check “EXAMPLE_create_txt_ramp.m”</w:t>
+      </w:r>
+      <w:r>
+        <w:rPr>
+          <w:lang w:val="en-US"/>
+        </w:rPr>
+        <w:t xml:space="preserve"> for matlab</w:t>
+      </w:r>
       <w:r>
         <w:rPr>
           <w:lang w:val="en-US"/>
@@ -5964,21 +5693,7 @@
         <w:rPr>
           <w:lang w:val="en-US"/>
         </w:rPr>
-        <w:t>.</w:t>
-      </w:r>
-      <w:proofErr w:type="spellStart"/>
-      <w:r>
-        <w:rPr>
-          <w:lang w:val="en-US"/>
-        </w:rPr>
-        <w:t>py</w:t>
-      </w:r>
-      <w:proofErr w:type="spellEnd"/>
-      <w:r>
-        <w:rPr>
-          <w:lang w:val="en-US"/>
-        </w:rPr>
-        <w:t xml:space="preserve"> for </w:t>
+        <w:t xml:space="preserve">.py for </w:t>
       </w:r>
       <w:r>
         <w:rPr>
@@ -6122,21 +5837,7 @@
         <w:rPr>
           <w:lang w:val="en-US"/>
         </w:rPr>
-        <w:t xml:space="preserve"> plot the hand draw trace drawn in the </w:t>
-      </w:r>
-      <w:proofErr w:type="spellStart"/>
-      <w:r>
-        <w:rPr>
-          <w:lang w:val="en-US"/>
-        </w:rPr>
-        <w:t>playwave</w:t>
-      </w:r>
-      <w:proofErr w:type="spellEnd"/>
-      <w:r>
-        <w:rPr>
-          <w:lang w:val="en-US"/>
-        </w:rPr>
-        <w:t xml:space="preserve"> view. For more details see </w:t>
+        <w:t xml:space="preserve"> plot the hand draw trace drawn in the playwave view. For more details see </w:t>
       </w:r>
       <w:r>
         <w:rPr>
@@ -6247,21 +5948,7 @@
         <w:rPr>
           <w:lang w:val="en-US" w:eastAsia="en-GB"/>
         </w:rPr>
-        <w:t xml:space="preserve">delay of </w:t>
-      </w:r>
-      <w:proofErr w:type="spellStart"/>
-      <w:r>
-        <w:rPr>
-          <w:lang w:val="en-US" w:eastAsia="en-GB"/>
-        </w:rPr>
-        <w:t>biofeedbackchannel</w:t>
-      </w:r>
-      <w:proofErr w:type="spellEnd"/>
-      <w:r>
-        <w:rPr>
-          <w:lang w:val="en-US" w:eastAsia="en-GB"/>
-        </w:rPr>
-        <w:t>, usually used when moving average filters are applied (e.g., RMS). It’s a real number and the value in second.</w:t>
+        <w:t>delay of biofeedbackchannel, usually used when moving average filters are applied (e.g., RMS). It’s a real number and the value in second.</w:t>
       </w:r>
     </w:p>
     <w:p>
@@ -6530,9 +6217,175 @@
     </w:p>
     <w:p>
       <w:pPr>
+        <w:pStyle w:val="Heading2"/>
+      </w:pPr>
+      <w:bookmarkStart w:id="8" w:name="_Toc238246164"/>
+      <w:r>
+        <w:t>Err Tol</w:t>
+      </w:r>
+      <w:bookmarkEnd w:id="8"/>
+    </w:p>
+    <w:p>
+      <w:pPr>
         <w:jc w:val="both"/>
         <w:rPr>
-          <w:lang w:val="en-US"/>
+          <w:lang w:val="en-GB"/>
+        </w:rPr>
+      </w:pPr>
+      <w:r>
+        <w:rPr>
+          <w:noProof/>
+        </w:rPr>
+        <w:drawing>
+          <wp:anchor distT="0" distB="0" distL="114300" distR="114300" simplePos="0" relativeHeight="251688960" behindDoc="0" locked="0" layoutInCell="1" allowOverlap="1" wp14:anchorId="4339F67B" wp14:editId="1D6DA609">
+            <wp:simplePos x="0" y="0"/>
+            <wp:positionH relativeFrom="margin">
+              <wp:align>left</wp:align>
+            </wp:positionH>
+            <wp:positionV relativeFrom="paragraph">
+              <wp:posOffset>541535</wp:posOffset>
+            </wp:positionV>
+            <wp:extent cx="2670810" cy="1207135"/>
+            <wp:effectExtent l="0" t="0" r="0" b="0"/>
+            <wp:wrapThrough wrapText="bothSides">
+              <wp:wrapPolygon edited="0">
+                <wp:start x="0" y="0"/>
+                <wp:lineTo x="0" y="21134"/>
+                <wp:lineTo x="21415" y="21134"/>
+                <wp:lineTo x="21415" y="0"/>
+                <wp:lineTo x="0" y="0"/>
+              </wp:wrapPolygon>
+            </wp:wrapThrough>
+            <wp:docPr id="1455299353" name="Picture 1"/>
+            <wp:cNvGraphicFramePr>
+              <a:graphicFrameLocks xmlns:a="http://schemas.openxmlformats.org/drawingml/2006/main" noChangeAspect="1"/>
+            </wp:cNvGraphicFramePr>
+            <a:graphic xmlns:a="http://schemas.openxmlformats.org/drawingml/2006/main">
+              <a:graphicData uri="http://schemas.openxmlformats.org/drawingml/2006/picture">
+                <pic:pic xmlns:pic="http://schemas.openxmlformats.org/drawingml/2006/picture">
+                  <pic:nvPicPr>
+                    <pic:cNvPr id="0" name="Picture 1"/>
+                    <pic:cNvPicPr>
+                      <a:picLocks noChangeAspect="1" noChangeArrowheads="1"/>
+                    </pic:cNvPicPr>
+                  </pic:nvPicPr>
+                  <pic:blipFill rotWithShape="1">
+                    <a:blip r:embed="rId22">
+                      <a:extLst>
+                        <a:ext uri="{28A0092B-C50C-407E-A947-70E740481C1C}">
+                          <a14:useLocalDpi xmlns:a14="http://schemas.microsoft.com/office/drawing/2010/main" val="0"/>
+                        </a:ext>
+                      </a:extLst>
+                    </a:blip>
+                    <a:srcRect l="39019" t="23608" r="30983" b="48394"/>
+                    <a:stretch>
+                      <a:fillRect/>
+                    </a:stretch>
+                  </pic:blipFill>
+                  <pic:spPr bwMode="auto">
+                    <a:xfrm>
+                      <a:off x="0" y="0"/>
+                      <a:ext cx="2670810" cy="1207135"/>
+                    </a:xfrm>
+                    <a:prstGeom prst="rect">
+                      <a:avLst/>
+                    </a:prstGeom>
+                    <a:noFill/>
+                    <a:ln>
+                      <a:noFill/>
+                    </a:ln>
+                    <a:extLst>
+                      <a:ext uri="{53640926-AAD7-44D8-BBD7-CCE9431645EC}">
+                        <a14:shadowObscured xmlns:a14="http://schemas.microsoft.com/office/drawing/2010/main"/>
+                      </a:ext>
+                    </a:extLst>
+                  </pic:spPr>
+                </pic:pic>
+              </a:graphicData>
+            </a:graphic>
+            <wp14:sizeRelH relativeFrom="page">
+              <wp14:pctWidth>0</wp14:pctWidth>
+            </wp14:sizeRelH>
+            <wp14:sizeRelV relativeFrom="page">
+              <wp14:pctHeight>0</wp14:pctHeight>
+            </wp14:sizeRelV>
+          </wp:anchor>
+        </w:drawing>
+      </w:r>
+      <w:r>
+        <w:rPr>
+          <w:lang w:val="en-GB"/>
+        </w:rPr>
+        <w:t xml:space="preserve">Selecting </w:t>
+      </w:r>
+      <w:r>
+        <w:rPr>
+          <w:b/>
+          <w:bCs/>
+          <w:lang w:val="en-GB"/>
+        </w:rPr>
+        <w:t>Error tolerance</w:t>
+      </w:r>
+      <w:r>
+        <w:rPr>
+          <w:lang w:val="en-GB"/>
+        </w:rPr>
+        <w:t xml:space="preserve"> opens a dialog to define two time points </w:t>
+      </w:r>
+      <w:r>
+        <w:rPr>
+          <w:lang w:val="en-GB"/>
+        </w:rPr>
+        <w:t>relative to</w:t>
+      </w:r>
+      <w:r>
+        <w:rPr>
+          <w:lang w:val="en-GB"/>
+        </w:rPr>
+        <w:t xml:space="preserve"> the XY biofeedback view. The function then calculates error metrics (min, max, absolute max, mean, standard deviation, and CoV) comparing the ideal trace (imported or entered in the XY ramp) against the actual feedback channel (green trace).</w:t>
+      </w:r>
+      <w:r>
+        <w:rPr>
+          <w:lang w:val="en-GB"/>
+        </w:rPr>
+        <w:t xml:space="preserve"> </w:t>
+      </w:r>
+      <w:r>
+        <w:rPr>
+          <w:lang w:val="en-GB"/>
+        </w:rPr>
+        <w:t xml:space="preserve">The resulting table displays both absolute errors in native units and relative errors </w:t>
+      </w:r>
+      <w:r>
+        <w:rPr>
+          <w:lang w:val="en-GB"/>
+        </w:rPr>
+        <w:t xml:space="preserve">((feedback – ideal) / ideal ). </w:t>
+      </w:r>
+      <w:r>
+        <w:rPr>
+          <w:lang w:val="en-GB"/>
+        </w:rPr>
+        <w:t xml:space="preserve">This helps assess participant </w:t>
+      </w:r>
+      <w:r>
+        <w:rPr>
+          <w:lang w:val="en-GB"/>
+        </w:rPr>
+        <w:t>matching accuracy</w:t>
+      </w:r>
+      <w:r>
+        <w:rPr>
+          <w:lang w:val="en-GB"/>
+        </w:rPr>
+        <w:t>, such as measuring channel variation relative to the ideal target during a steady-state time window.</w:t>
+      </w:r>
+    </w:p>
+    <w:p>
+      <w:pPr>
+        <w:jc w:val="both"/>
+        <w:rPr>
+          <w:lang w:val="en-GB"/>
         </w:rPr>
       </w:pPr>
     </w:p>
@@ -6543,7 +6396,7 @@
           <w:lang w:val="en-US"/>
         </w:rPr>
       </w:pPr>
-      <w:bookmarkStart w:id="8" w:name="_Toc215589340"/>
+      <w:bookmarkStart w:id="9" w:name="_Toc238246165"/>
       <w:r>
         <w:rPr>
           <w:rStyle w:val="Heading1Char"/>
@@ -6553,22 +6406,9 @@
           <w:szCs w:val="26"/>
           <w:lang w:val="en-US"/>
         </w:rPr>
-        <w:t xml:space="preserve">MVC </w:t>
-      </w:r>
-      <w:proofErr w:type="spellStart"/>
-      <w:r>
-        <w:rPr>
-          <w:rStyle w:val="Heading1Char"/>
-          <w:b w:val="0"/>
-          <w:bCs w:val="0"/>
-          <w:sz w:val="26"/>
-          <w:szCs w:val="26"/>
-          <w:lang w:val="en-US"/>
-        </w:rPr>
-        <w:t>Opts</w:t>
-      </w:r>
-      <w:bookmarkEnd w:id="8"/>
-      <w:proofErr w:type="spellEnd"/>
+        <w:t>MVC Opts</w:t>
+      </w:r>
+      <w:bookmarkEnd w:id="9"/>
     </w:p>
     <w:p>
       <w:pPr>
@@ -6615,14 +6455,14 @@
           <w:lang w:val="en-US"/>
         </w:rPr>
       </w:pPr>
-      <w:bookmarkStart w:id="9" w:name="_Toc215589341"/>
+      <w:bookmarkStart w:id="10" w:name="_Toc238246166"/>
       <w:r>
         <w:rPr>
           <w:lang w:val="en-US"/>
         </w:rPr>
         <w:t>Analysis Options</w:t>
       </w:r>
-      <w:bookmarkEnd w:id="9"/>
+      <w:bookmarkEnd w:id="10"/>
     </w:p>
     <w:p>
       <w:pPr>
@@ -6645,12 +6485,13 @@
           <w:lang w:val="en-US"/>
         </w:rPr>
       </w:pPr>
-      <w:bookmarkStart w:id="10" w:name="_Toc215589342"/>
+      <w:bookmarkStart w:id="11" w:name="_Toc238246167"/>
       <w:r>
         <w:rPr>
           <w:noProof/>
           <w:lang w:val="en-US"/>
         </w:rPr>
+        <w:lastRenderedPageBreak/>
         <w:drawing>
           <wp:anchor distT="0" distB="0" distL="114300" distR="114300" simplePos="0" relativeHeight="251663360" behindDoc="0" locked="0" layoutInCell="1" allowOverlap="1" wp14:anchorId="363D1B53" wp14:editId="59AD4D0C">
             <wp:simplePos x="0" y="0"/>
@@ -6677,7 +6518,7 @@
                     </pic:cNvPicPr>
                   </pic:nvPicPr>
                   <pic:blipFill>
-                    <a:blip r:embed="rId22">
+                    <a:blip r:embed="rId23">
                       <a:extLst>
                         <a:ext uri="{28A0092B-C50C-407E-A947-70E740481C1C}">
                           <a14:useLocalDpi xmlns:a14="http://schemas.microsoft.com/office/drawing/2010/main" val="0"/>
@@ -6716,7 +6557,7 @@
         </w:rPr>
         <w:t>Equipment Options</w:t>
       </w:r>
-      <w:bookmarkEnd w:id="10"/>
+      <w:bookmarkEnd w:id="11"/>
     </w:p>
     <w:p>
       <w:pPr>
@@ -6915,21 +6756,7 @@
         <w:rPr>
           <w:lang w:val="en-US"/>
         </w:rPr>
-        <w:t xml:space="preserve"> If you don’t </w:t>
-      </w:r>
-      <w:proofErr w:type="spellStart"/>
-      <w:r>
-        <w:rPr>
-          <w:lang w:val="en-US"/>
-        </w:rPr>
-        <w:t>wanna</w:t>
-      </w:r>
-      <w:proofErr w:type="spellEnd"/>
-      <w:r>
-        <w:rPr>
-          <w:lang w:val="en-US"/>
-        </w:rPr>
-        <w:t xml:space="preserve"> save it, just press cancel afterwards;)</w:t>
+        <w:t xml:space="preserve"> If you don’t wanna save it, just press cancel afterwards;)</w:t>
       </w:r>
     </w:p>
     <w:p>
@@ -7043,43 +6870,13 @@
           <w:u w:val="single"/>
           <w:lang w:val="en-US"/>
         </w:rPr>
-        <w:t xml:space="preserve"> you need that exe file (EchoWaveCMD.exe) to automatically trigger the US via Spike2. The US sync option must not be de-activated as </w:t>
-      </w:r>
-      <w:proofErr w:type="spellStart"/>
-      <w:r>
-        <w:rPr>
-          <w:u w:val="single"/>
-          <w:lang w:val="en-US"/>
-        </w:rPr>
-        <w:t>Echowave</w:t>
-      </w:r>
-      <w:proofErr w:type="spellEnd"/>
-      <w:r>
-        <w:rPr>
-          <w:u w:val="single"/>
-          <w:lang w:val="en-US"/>
-        </w:rPr>
-        <w:t xml:space="preserve"> is automatically triggered by the software.</w:t>
-      </w:r>
-      <w:r>
-        <w:rPr>
-          <w:lang w:val="en-US"/>
-        </w:rPr>
-        <w:t xml:space="preserve"> The saving is not affected! Important: Check the delay, as a </w:t>
-      </w:r>
-      <w:proofErr w:type="spellStart"/>
-      <w:r>
-        <w:rPr>
-          <w:lang w:val="en-US"/>
-        </w:rPr>
-        <w:t>cmd</w:t>
-      </w:r>
-      <w:proofErr w:type="spellEnd"/>
-      <w:r>
-        <w:rPr>
-          <w:lang w:val="en-US"/>
-        </w:rPr>
-        <w:t xml:space="preserve"> prompt up, there is a slightly bigger delay</w:t>
+        <w:t xml:space="preserve"> you need that exe file (EchoWaveCMD.exe) to automatically trigger the US via Spike2. The US sync option must not be de-activated as Echowave is automatically triggered by the software.</w:t>
+      </w:r>
+      <w:r>
+        <w:rPr>
+          <w:lang w:val="en-US"/>
+        </w:rPr>
+        <w:t xml:space="preserve"> The saving is not affected! Important: Check the delay, as a cmd prompt up, there is a slightly bigger delay</w:t>
       </w:r>
       <w:r>
         <w:rPr>
@@ -7091,21 +6888,7 @@
         <w:rPr>
           <w:lang w:val="en-US"/>
         </w:rPr>
-        <w:t xml:space="preserve">. Just check you do not create conditions where the </w:t>
-      </w:r>
-      <w:proofErr w:type="spellStart"/>
-      <w:r>
-        <w:rPr>
-          <w:lang w:val="en-US"/>
-        </w:rPr>
-        <w:t>Echowave</w:t>
-      </w:r>
-      <w:proofErr w:type="spellEnd"/>
-      <w:r>
-        <w:rPr>
-          <w:lang w:val="en-US"/>
-        </w:rPr>
-        <w:t xml:space="preserve"> starts recording too</w:t>
+        <w:t>. Just check you do not create conditions where the Echowave starts recording too</w:t>
       </w:r>
       <w:r>
         <w:rPr>
@@ -7129,28 +6912,7 @@
         <w:rPr>
           <w:lang w:val="en-US"/>
         </w:rPr>
-        <w:t xml:space="preserve">after 0.5s and </w:t>
-      </w:r>
-      <w:proofErr w:type="spellStart"/>
-      <w:r>
-        <w:rPr>
-          <w:lang w:val="en-US"/>
-        </w:rPr>
-        <w:t>Echowave</w:t>
-      </w:r>
-      <w:proofErr w:type="spellEnd"/>
-      <w:r>
-        <w:rPr>
-          <w:lang w:val="en-US"/>
-        </w:rPr>
-        <w:t xml:space="preserve"> starts recording after 1.2s…you lost 0.7s of </w:t>
-      </w:r>
-      <w:r>
-        <w:rPr>
-          <w:lang w:val="en-US"/>
-        </w:rPr>
-        <w:lastRenderedPageBreak/>
-        <w:t>information that is not baseline.</w:t>
+        <w:t>after 0.5s and Echowave starts recording after 1.2s…you lost 0.7s of information that is not baseline.</w:t>
       </w:r>
       <w:r>
         <w:rPr>
@@ -7195,43 +6957,15 @@
           <w:bCs/>
           <w:lang w:val="en-US"/>
         </w:rPr>
-        <w:t xml:space="preserve">BE sure that at line 203 and 703, the path to EchoWaveCMD.exe is correct, otherwise it won’t control </w:t>
-      </w:r>
-      <w:proofErr w:type="spellStart"/>
+        <w:t xml:space="preserve">BE sure that at line 203 and 703, the path to EchoWaveCMD.exe is correct, otherwise it won’t control Echowave and the </w:t>
+      </w:r>
       <w:r>
         <w:rPr>
           <w:b/>
           <w:bCs/>
           <w:lang w:val="en-US"/>
         </w:rPr>
-        <w:t>Echowave</w:t>
-      </w:r>
-      <w:proofErr w:type="spellEnd"/>
-      <w:r>
-        <w:rPr>
-          <w:b/>
-          <w:bCs/>
-          <w:lang w:val="en-US"/>
-        </w:rPr>
-        <w:t xml:space="preserve"> and the </w:t>
-      </w:r>
-      <w:proofErr w:type="spellStart"/>
-      <w:r>
-        <w:rPr>
-          <w:b/>
-          <w:bCs/>
-          <w:lang w:val="en-US"/>
-        </w:rPr>
-        <w:t>telemed</w:t>
-      </w:r>
-      <w:proofErr w:type="spellEnd"/>
-      <w:r>
-        <w:rPr>
-          <w:b/>
-          <w:bCs/>
-          <w:lang w:val="en-US"/>
-        </w:rPr>
-        <w:t xml:space="preserve"> </w:t>
+        <w:t xml:space="preserve">telemed </w:t>
       </w:r>
       <w:r>
         <w:rPr>
@@ -7293,7 +7027,7 @@
                 <wp:cNvGraphicFramePr/>
                 <a:graphic xmlns:a="http://schemas.openxmlformats.org/drawingml/2006/main">
                   <a:graphicData uri="http://schemas.microsoft.com/office/word/2010/wordprocessingInk">
-                    <w14:contentPart bwMode="auto" r:id="rId23">
+                    <w14:contentPart bwMode="auto" r:id="rId24">
                       <w14:nvContentPartPr>
                         <w14:cNvContentPartPr/>
                       </w14:nvContentPartPr>
@@ -7307,7 +7041,7 @@
               </wp:anchor>
             </w:drawing>
           </mc:Choice>
-          <mc:Fallback xmlns:w16sdtfl="http://schemas.microsoft.com/office/word/2024/wordml/sdtformatlock" xmlns:w16du="http://schemas.microsoft.com/office/word/2023/wordml/word16du" xmlns:oel="http://schemas.microsoft.com/office/2019/extlst">
+          <mc:Fallback>
             <w:pict>
               <v:shapetype w14:anchorId="2550376A" id="_x0000_t75" coordsize="21600,21600" o:spt="75" o:preferrelative="t" path="m@4@5l@4@11@9@11@9@5xe" filled="f" stroked="f">
                 <v:stroke joinstyle="miter"/>
@@ -7329,7 +7063,7 @@
                 <o:lock v:ext="edit" aspectratio="t"/>
               </v:shapetype>
               <v:shape id="Ink 25" o:spid="_x0000_s1026" type="#_x0000_t75" style="position:absolute;margin-left:122.7pt;margin-top:137.5pt;width:111.35pt;height:5.1pt;z-index:251672576;visibility:visible;mso-wrap-style:square;mso-wrap-distance-left:9pt;mso-wrap-distance-top:0;mso-wrap-distance-right:9pt;mso-wrap-distance-bottom:0;mso-position-horizontal:absolute;mso-position-horizontal-relative:text;mso-position-vertical:absolute;mso-position-vertical-relative:text" o:gfxdata="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">
-                <v:imagedata r:id="rId24" o:title=""/>
+                <v:imagedata r:id="rId25" o:title=""/>
               </v:shape>
             </w:pict>
           </mc:Fallback>
@@ -7360,7 +7094,7 @@
                 <wp:cNvGraphicFramePr/>
                 <a:graphic xmlns:a="http://schemas.openxmlformats.org/drawingml/2006/main">
                   <a:graphicData uri="http://schemas.microsoft.com/office/word/2010/wordprocessingInk">
-                    <w14:contentPart bwMode="auto" r:id="rId25">
+                    <w14:contentPart bwMode="auto" r:id="rId26">
                       <w14:nvContentPartPr>
                         <w14:cNvContentPartPr/>
                       </w14:nvContentPartPr>
@@ -7374,10 +7108,10 @@
               </wp:anchor>
             </w:drawing>
           </mc:Choice>
-          <mc:Fallback xmlns:w16sdtfl="http://schemas.microsoft.com/office/word/2024/wordml/sdtformatlock" xmlns:w16du="http://schemas.microsoft.com/office/word/2023/wordml/word16du" xmlns:oel="http://schemas.microsoft.com/office/2019/extlst">
+          <mc:Fallback>
             <w:pict>
               <v:shape w14:anchorId="068330FF" id="Ink 22" o:spid="_x0000_s1026" type="#_x0000_t75" style="position:absolute;margin-left:253.65pt;margin-top:141.35pt;width:29.2pt;height:19.5pt;z-index:251671552;visibility:visible;mso-wrap-style:square;mso-wrap-distance-left:9pt;mso-wrap-distance-top:0;mso-wrap-distance-right:9pt;mso-wrap-distance-bottom:0;mso-position-horizontal:absolute;mso-position-horizontal-relative:text;mso-position-vertical:absolute;mso-position-vertical-relative:text" o:gfxdata="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">
-                <v:imagedata r:id="rId26" o:title=""/>
+                <v:imagedata r:id="rId27" o:title=""/>
               </v:shape>
             </w:pict>
           </mc:Fallback>
@@ -7408,7 +7142,7 @@
                 <wp:cNvGraphicFramePr/>
                 <a:graphic xmlns:a="http://schemas.openxmlformats.org/drawingml/2006/main">
                   <a:graphicData uri="http://schemas.microsoft.com/office/word/2010/wordprocessingInk">
-                    <w14:contentPart bwMode="auto" r:id="rId27">
+                    <w14:contentPart bwMode="auto" r:id="rId28">
                       <w14:nvContentPartPr>
                         <w14:cNvContentPartPr/>
                       </w14:nvContentPartPr>
@@ -7422,10 +7156,10 @@
               </wp:anchor>
             </w:drawing>
           </mc:Choice>
-          <mc:Fallback xmlns:w16sdtfl="http://schemas.microsoft.com/office/word/2024/wordml/sdtformatlock" xmlns:w16du="http://schemas.microsoft.com/office/word/2023/wordml/word16du" xmlns:oel="http://schemas.microsoft.com/office/2019/extlst">
+          <mc:Fallback>
             <w:pict>
               <v:shape w14:anchorId="3F18EBBE" id="Ink 18" o:spid="_x0000_s1026" type="#_x0000_t75" style="position:absolute;margin-left:42.4pt;margin-top:135.75pt;width:10.45pt;height:1.75pt;z-index:251667456;visibility:visible;mso-wrap-style:square;mso-wrap-distance-left:9pt;mso-wrap-distance-top:0;mso-wrap-distance-right:9pt;mso-wrap-distance-bottom:0;mso-position-horizontal:absolute;mso-position-horizontal-relative:text;mso-position-vertical:absolute;mso-position-vertical-relative:text" o:gfxdata="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">
-                <v:imagedata r:id="rId28" o:title=""/>
+                <v:imagedata r:id="rId29" o:title=""/>
               </v:shape>
             </w:pict>
           </mc:Fallback>
@@ -7454,7 +7188,7 @@
                     <pic:cNvPicPr/>
                   </pic:nvPicPr>
                   <pic:blipFill>
-                    <a:blip r:embed="rId29">
+                    <a:blip r:embed="rId30">
                       <a:extLst>
                         <a:ext uri="{28A0092B-C50C-407E-A947-70E740481C1C}">
                           <a14:useLocalDpi xmlns:a14="http://schemas.microsoft.com/office/drawing/2010/main" val="0"/>
@@ -7494,6 +7228,7 @@
           <w:noProof/>
           <w:lang w:val="en-US"/>
         </w:rPr>
+        <w:lastRenderedPageBreak/>
         <mc:AlternateContent>
           <mc:Choice Requires="wpi">
             <w:drawing>
@@ -7512,7 +7247,7 @@
                 <wp:cNvGraphicFramePr/>
                 <a:graphic xmlns:a="http://schemas.openxmlformats.org/drawingml/2006/main">
                   <a:graphicData uri="http://schemas.microsoft.com/office/word/2010/wordprocessingInk">
-                    <w14:contentPart bwMode="auto" r:id="rId30">
+                    <w14:contentPart bwMode="auto" r:id="rId31">
                       <w14:nvContentPartPr>
                         <w14:cNvContentPartPr/>
                       </w14:nvContentPartPr>
@@ -7526,10 +7261,10 @@
               </wp:anchor>
             </w:drawing>
           </mc:Choice>
-          <mc:Fallback xmlns:w16sdtfl="http://schemas.microsoft.com/office/word/2024/wordml/sdtformatlock" xmlns:w16du="http://schemas.microsoft.com/office/word/2023/wordml/word16du" xmlns:oel="http://schemas.microsoft.com/office/2019/extlst">
+          <mc:Fallback>
             <w:pict>
               <v:shape w14:anchorId="3C685ECC" id="Ink 34" o:spid="_x0000_s1026" type="#_x0000_t75" style="position:absolute;margin-left:235.75pt;margin-top:169.3pt;width:8.25pt;height:1.45pt;z-index:251678720;visibility:visible;mso-wrap-style:square;mso-wrap-distance-left:9pt;mso-wrap-distance-top:0;mso-wrap-distance-right:9pt;mso-wrap-distance-bottom:0;mso-position-horizontal:absolute;mso-position-horizontal-relative:text;mso-position-vertical:absolute;mso-position-vertical-relative:text" o:gfxdata="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">
-                <v:imagedata r:id="rId31" o:title=""/>
+                <v:imagedata r:id="rId32" o:title=""/>
               </v:shape>
             </w:pict>
           </mc:Fallback>
@@ -7558,7 +7293,7 @@
                 <wp:cNvGraphicFramePr/>
                 <a:graphic xmlns:a="http://schemas.openxmlformats.org/drawingml/2006/main">
                   <a:graphicData uri="http://schemas.microsoft.com/office/word/2010/wordprocessingInk">
-                    <w14:contentPart bwMode="auto" r:id="rId32">
+                    <w14:contentPart bwMode="auto" r:id="rId33">
                       <w14:nvContentPartPr>
                         <w14:cNvContentPartPr/>
                       </w14:nvContentPartPr>
@@ -7572,10 +7307,10 @@
               </wp:anchor>
             </w:drawing>
           </mc:Choice>
-          <mc:Fallback xmlns:w16sdtfl="http://schemas.microsoft.com/office/word/2024/wordml/sdtformatlock" xmlns:w16du="http://schemas.microsoft.com/office/word/2023/wordml/word16du" xmlns:oel="http://schemas.microsoft.com/office/2019/extlst">
+          <mc:Fallback>
             <w:pict>
               <v:shape w14:anchorId="35AC776B" id="Ink 30" o:spid="_x0000_s1026" type="#_x0000_t75" style="position:absolute;margin-left:234.5pt;margin-top:169.65pt;width:25.85pt;height:12.1pt;z-index:251677696;visibility:visible;mso-wrap-style:square;mso-wrap-distance-left:9pt;mso-wrap-distance-top:0;mso-wrap-distance-right:9pt;mso-wrap-distance-bottom:0;mso-position-horizontal:absolute;mso-position-horizontal-relative:text;mso-position-vertical:absolute;mso-position-vertical-relative:text" o:gfxdata="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">
-                <v:imagedata r:id="rId33" o:title=""/>
+                <v:imagedata r:id="rId34" o:title=""/>
               </v:shape>
             </w:pict>
           </mc:Fallback>
@@ -7604,7 +7339,7 @@
                 <wp:cNvGraphicFramePr/>
                 <a:graphic xmlns:a="http://schemas.openxmlformats.org/drawingml/2006/main">
                   <a:graphicData uri="http://schemas.microsoft.com/office/word/2010/wordprocessingInk">
-                    <w14:contentPart bwMode="auto" r:id="rId34">
+                    <w14:contentPart bwMode="auto" r:id="rId35">
                       <w14:nvContentPartPr>
                         <w14:cNvContentPartPr/>
                       </w14:nvContentPartPr>
@@ -7618,10 +7353,10 @@
               </wp:anchor>
             </w:drawing>
           </mc:Choice>
-          <mc:Fallback xmlns:w16sdtfl="http://schemas.microsoft.com/office/word/2024/wordml/sdtformatlock" xmlns:w16du="http://schemas.microsoft.com/office/word/2023/wordml/word16du" xmlns:oel="http://schemas.microsoft.com/office/2019/extlst">
+          <mc:Fallback>
             <w:pict>
               <v:shape w14:anchorId="0A7FDE98" id="Ink 27" o:spid="_x0000_s1026" type="#_x0000_t75" style="position:absolute;margin-left:119.4pt;margin-top:163.55pt;width:112.75pt;height:4pt;z-index:251674624;visibility:visible;mso-wrap-style:square;mso-wrap-distance-left:9pt;mso-wrap-distance-top:0;mso-wrap-distance-right:9pt;mso-wrap-distance-bottom:0;mso-position-horizontal:absolute;mso-position-horizontal-relative:text;mso-position-vertical:absolute;mso-position-vertical-relative:text" o:gfxdata="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">
-                <v:imagedata r:id="rId35" o:title=""/>
+                <v:imagedata r:id="rId36" o:title=""/>
               </v:shape>
             </w:pict>
           </mc:Fallback>
@@ -7650,7 +7385,7 @@
                 <wp:cNvGraphicFramePr/>
                 <a:graphic xmlns:a="http://schemas.openxmlformats.org/drawingml/2006/main">
                   <a:graphicData uri="http://schemas.microsoft.com/office/word/2010/wordprocessingInk">
-                    <w14:contentPart bwMode="auto" r:id="rId36">
+                    <w14:contentPart bwMode="auto" r:id="rId37">
                       <w14:nvContentPartPr>
                         <w14:cNvContentPartPr/>
                       </w14:nvContentPartPr>
@@ -7664,10 +7399,10 @@
               </wp:anchor>
             </w:drawing>
           </mc:Choice>
-          <mc:Fallback xmlns:w16sdtfl="http://schemas.microsoft.com/office/word/2024/wordml/sdtformatlock" xmlns:w16du="http://schemas.microsoft.com/office/word/2023/wordml/word16du" xmlns:oel="http://schemas.microsoft.com/office/2019/extlst">
+          <mc:Fallback>
             <w:pict>
               <v:shape w14:anchorId="7A87FA14" id="Ink 26" o:spid="_x0000_s1026" type="#_x0000_t75" style="position:absolute;margin-left:42.95pt;margin-top:163.1pt;width:8.55pt;height:1.45pt;z-index:251673600;visibility:visible;mso-wrap-style:square;mso-wrap-distance-left:9pt;mso-wrap-distance-top:0;mso-wrap-distance-right:9pt;mso-wrap-distance-bottom:0;mso-position-horizontal:absolute;mso-position-horizontal-relative:text;mso-position-vertical:absolute;mso-position-vertical-relative:text" o:gfxdata="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">
-                <v:imagedata r:id="rId37" o:title=""/>
+                <v:imagedata r:id="rId38" o:title=""/>
               </v:shape>
             </w:pict>
           </mc:Fallback>
@@ -7702,7 +7437,7 @@
                     <pic:cNvPicPr/>
                   </pic:nvPicPr>
                   <pic:blipFill>
-                    <a:blip r:embed="rId38">
+                    <a:blip r:embed="rId39">
                       <a:extLst>
                         <a:ext uri="{28A0092B-C50C-407E-A947-70E740481C1C}">
                           <a14:useLocalDpi xmlns:a14="http://schemas.microsoft.com/office/drawing/2010/main" val="0"/>
@@ -7747,23 +7482,13 @@
           <w:lang w:val="en-US"/>
         </w:rPr>
       </w:pPr>
-      <w:proofErr w:type="spellStart"/>
       <w:r>
         <w:rPr>
           <w:b/>
           <w:bCs/>
           <w:lang w:val="en-US"/>
         </w:rPr>
-        <w:t>Isomed</w:t>
-      </w:r>
-      <w:proofErr w:type="spellEnd"/>
-      <w:r>
-        <w:rPr>
-          <w:b/>
-          <w:bCs/>
-          <w:lang w:val="en-US"/>
-        </w:rPr>
-        <w:t xml:space="preserve"> 1 Rot</w:t>
+        <w:t>Isomed 1 Rot</w:t>
       </w:r>
       <w:r>
         <w:rPr>
@@ -7796,23 +7521,13 @@
           <w:lang w:val="en-US"/>
         </w:rPr>
       </w:pPr>
-      <w:proofErr w:type="spellStart"/>
       <w:r>
         <w:rPr>
           <w:b/>
           <w:bCs/>
           <w:lang w:val="en-US"/>
         </w:rPr>
-        <w:t>Isomed</w:t>
-      </w:r>
-      <w:proofErr w:type="spellEnd"/>
-      <w:r>
-        <w:rPr>
-          <w:b/>
-          <w:bCs/>
-          <w:lang w:val="en-US"/>
-        </w:rPr>
-        <w:t xml:space="preserve"> 2 Rot</w:t>
+        <w:t>Isomed 2 Rot</w:t>
       </w:r>
       <w:r>
         <w:rPr>
@@ -7830,21 +7545,7 @@
         <w:rPr>
           <w:lang w:val="en-US"/>
         </w:rPr>
-        <w:t xml:space="preserve"> trigger second </w:t>
-      </w:r>
-      <w:proofErr w:type="spellStart"/>
-      <w:r>
-        <w:rPr>
-          <w:lang w:val="en-US"/>
-        </w:rPr>
-        <w:t>isomed</w:t>
-      </w:r>
-      <w:proofErr w:type="spellEnd"/>
-      <w:r>
-        <w:rPr>
-          <w:lang w:val="en-US"/>
-        </w:rPr>
-        <w:t xml:space="preserve"> rotation at the time point set in the Rep XY/Seq Config</w:t>
+        <w:t xml:space="preserve"> trigger second isomed rotation at the time point set in the Rep XY/Seq Config</w:t>
       </w:r>
       <w:r>
         <w:rPr>
@@ -7866,9 +7567,8 @@
           <w:u w:val="single"/>
           <w:lang w:val="en-US"/>
         </w:rPr>
-        <w:t xml:space="preserve">you need </w:t>
-      </w:r>
-      <w:proofErr w:type="spellStart"/>
+        <w:t xml:space="preserve">you need super fast rotations </w:t>
+      </w:r>
       <w:r>
         <w:rPr>
           <w:i/>
@@ -7876,9 +7576,8 @@
           <w:u w:val="single"/>
           <w:lang w:val="en-US"/>
         </w:rPr>
-        <w:t>super fast</w:t>
-      </w:r>
-      <w:proofErr w:type="spellEnd"/>
+        <w:t xml:space="preserve">cycle (&lt;0.01s), please untick Ultrasound and trigger </w:t>
+      </w:r>
       <w:r>
         <w:rPr>
           <w:i/>
@@ -7886,7 +7585,7 @@
           <w:u w:val="single"/>
           <w:lang w:val="en-US"/>
         </w:rPr>
-        <w:t xml:space="preserve"> rotations </w:t>
+        <w:t>the US</w:t>
       </w:r>
       <w:r>
         <w:rPr>
@@ -7895,7 +7594,7 @@
           <w:u w:val="single"/>
           <w:lang w:val="en-US"/>
         </w:rPr>
-        <w:t xml:space="preserve">cycle (&lt;0.01s), please untick Ultrasound and trigger </w:t>
+        <w:t xml:space="preserve"> manually</w:t>
       </w:r>
       <w:r>
         <w:rPr>
@@ -7904,7 +7603,7 @@
           <w:u w:val="single"/>
           <w:lang w:val="en-US"/>
         </w:rPr>
-        <w:t>the US</w:t>
+        <w:t xml:space="preserve"> or you can set to use the console App like at line 707 </w:t>
       </w:r>
       <w:r>
         <w:rPr>
@@ -7913,7 +7612,7 @@
           <w:u w:val="single"/>
           <w:lang w:val="en-US"/>
         </w:rPr>
-        <w:t xml:space="preserve"> manually</w:t>
+        <w:t xml:space="preserve">          </w:t>
       </w:r>
       <w:r>
         <w:rPr>
@@ -7922,7 +7621,7 @@
           <w:u w:val="single"/>
           <w:lang w:val="en-US"/>
         </w:rPr>
-        <w:t xml:space="preserve"> or you can set to use the console App like at line 707 </w:t>
+        <w:t>“</w:t>
       </w:r>
       <w:r>
         <w:rPr>
@@ -7931,9 +7630,8 @@
           <w:u w:val="single"/>
           <w:lang w:val="en-US"/>
         </w:rPr>
-        <w:t xml:space="preserve">       </w:t>
-      </w:r>
-      <w:proofErr w:type="gramStart"/>
+        <w:t>ProgRun("C:/Users/Messung/Desktop/EchoWaveCMD.exe Run");</w:t>
+      </w:r>
       <w:r>
         <w:rPr>
           <w:i/>
@@ -7941,7 +7639,7 @@
           <w:u w:val="single"/>
           <w:lang w:val="en-US"/>
         </w:rPr>
-        <w:t xml:space="preserve">   </w:t>
+        <w:t>” to start the recording and “</w:t>
       </w:r>
       <w:r>
         <w:rPr>
@@ -7950,10 +7648,8 @@
           <w:u w:val="single"/>
           <w:lang w:val="en-US"/>
         </w:rPr>
-        <w:t>“</w:t>
-      </w:r>
-      <w:proofErr w:type="spellStart"/>
-      <w:proofErr w:type="gramEnd"/>
+        <w:t xml:space="preserve">          ProgRun("C:/Users/Messung/Desktop/EchoWaveCMD.exe </w:t>
+      </w:r>
       <w:r>
         <w:rPr>
           <w:i/>
@@ -7961,9 +7657,8 @@
           <w:u w:val="single"/>
           <w:lang w:val="en-US"/>
         </w:rPr>
-        <w:t>ProgRun</w:t>
-      </w:r>
-      <w:proofErr w:type="spellEnd"/>
+        <w:t>Stop)”; to stop the running. Keep it in mind, it takes about ~1.</w:t>
+      </w:r>
       <w:r>
         <w:rPr>
           <w:i/>
@@ -7971,9 +7666,8 @@
           <w:u w:val="single"/>
           <w:lang w:val="en-US"/>
         </w:rPr>
-        <w:t>("C:/Users/</w:t>
-      </w:r>
-      <w:proofErr w:type="spellStart"/>
+        <w:t>5</w:t>
+      </w:r>
       <w:r>
         <w:rPr>
           <w:i/>
@@ -7981,9 +7675,8 @@
           <w:u w:val="single"/>
           <w:lang w:val="en-US"/>
         </w:rPr>
-        <w:t>Messung</w:t>
-      </w:r>
-      <w:proofErr w:type="spellEnd"/>
+        <w:t xml:space="preserve">s ish between sending the command and the actual execution of it in </w:t>
+      </w:r>
       <w:r>
         <w:rPr>
           <w:i/>
@@ -7991,7 +7684,7 @@
           <w:u w:val="single"/>
           <w:lang w:val="en-US"/>
         </w:rPr>
-        <w:t>/Desktop/EchoWaveCMD.exe Run");</w:t>
+        <w:t>E</w:t>
       </w:r>
       <w:r>
         <w:rPr>
@@ -8000,132 +7693,7 @@
           <w:u w:val="single"/>
           <w:lang w:val="en-US"/>
         </w:rPr>
-        <w:t>” to start the recording and “</w:t>
-      </w:r>
-      <w:r>
-        <w:rPr>
-          <w:i/>
-          <w:iCs/>
-          <w:u w:val="single"/>
-          <w:lang w:val="en-US"/>
-        </w:rPr>
-        <w:t xml:space="preserve">          </w:t>
-      </w:r>
-      <w:proofErr w:type="spellStart"/>
-      <w:r>
-        <w:rPr>
-          <w:i/>
-          <w:iCs/>
-          <w:u w:val="single"/>
-          <w:lang w:val="en-US"/>
-        </w:rPr>
-        <w:t>ProgRun</w:t>
-      </w:r>
-      <w:proofErr w:type="spellEnd"/>
-      <w:r>
-        <w:rPr>
-          <w:i/>
-          <w:iCs/>
-          <w:u w:val="single"/>
-          <w:lang w:val="en-US"/>
-        </w:rPr>
-        <w:t>("C:/Users/</w:t>
-      </w:r>
-      <w:proofErr w:type="spellStart"/>
-      <w:r>
-        <w:rPr>
-          <w:i/>
-          <w:iCs/>
-          <w:u w:val="single"/>
-          <w:lang w:val="en-US"/>
-        </w:rPr>
-        <w:t>Messung</w:t>
-      </w:r>
-      <w:proofErr w:type="spellEnd"/>
-      <w:r>
-        <w:rPr>
-          <w:i/>
-          <w:iCs/>
-          <w:u w:val="single"/>
-          <w:lang w:val="en-US"/>
-        </w:rPr>
-        <w:t xml:space="preserve">/Desktop/EchoWaveCMD.exe </w:t>
-      </w:r>
-      <w:r>
-        <w:rPr>
-          <w:i/>
-          <w:iCs/>
-          <w:u w:val="single"/>
-          <w:lang w:val="en-US"/>
-        </w:rPr>
-        <w:t>Stop)”; to stop the running. Keep it in mind, it takes about ~1.</w:t>
-      </w:r>
-      <w:r>
-        <w:rPr>
-          <w:i/>
-          <w:iCs/>
-          <w:u w:val="single"/>
-          <w:lang w:val="en-US"/>
-        </w:rPr>
-        <w:t>5</w:t>
-      </w:r>
-      <w:r>
-        <w:rPr>
-          <w:i/>
-          <w:iCs/>
-          <w:u w:val="single"/>
-          <w:lang w:val="en-US"/>
-        </w:rPr>
-        <w:t xml:space="preserve">s </w:t>
-      </w:r>
-      <w:proofErr w:type="spellStart"/>
-      <w:r>
-        <w:rPr>
-          <w:i/>
-          <w:iCs/>
-          <w:u w:val="single"/>
-          <w:lang w:val="en-US"/>
-        </w:rPr>
-        <w:t>ish</w:t>
-      </w:r>
-      <w:proofErr w:type="spellEnd"/>
-      <w:r>
-        <w:rPr>
-          <w:i/>
-          <w:iCs/>
-          <w:u w:val="single"/>
-          <w:lang w:val="en-US"/>
-        </w:rPr>
-        <w:t xml:space="preserve"> between sending the command and the actual execution of it in </w:t>
-      </w:r>
-      <w:proofErr w:type="spellStart"/>
-      <w:r>
-        <w:rPr>
-          <w:i/>
-          <w:iCs/>
-          <w:u w:val="single"/>
-          <w:lang w:val="en-US"/>
-        </w:rPr>
-        <w:t>E</w:t>
-      </w:r>
-      <w:r>
-        <w:rPr>
-          <w:i/>
-          <w:iCs/>
-          <w:u w:val="single"/>
-          <w:lang w:val="en-US"/>
-        </w:rPr>
-        <w:t>chowave</w:t>
-      </w:r>
-      <w:proofErr w:type="spellEnd"/>
-      <w:r>
-        <w:rPr>
-          <w:i/>
-          <w:iCs/>
-          <w:u w:val="single"/>
-          <w:lang w:val="en-US"/>
-        </w:rPr>
-        <w:t>.</w:t>
+        <w:t>chowave.</w:t>
       </w:r>
       <w:r>
         <w:rPr>
@@ -8245,7 +7813,6 @@
           <w:bCs/>
           <w:lang w:val="en-US"/>
         </w:rPr>
-        <w:lastRenderedPageBreak/>
         <w:t xml:space="preserve">DAC 1 TTL (to triggering any external system) </w:t>
       </w:r>
       <w:r>
@@ -8388,21 +7955,7 @@
         <w:rPr>
           <w:lang w:val="en-US"/>
         </w:rPr>
-        <w:t xml:space="preserve"> </w:t>
-      </w:r>
-      <w:proofErr w:type="spellStart"/>
-      <w:r>
-        <w:rPr>
-          <w:lang w:val="en-US"/>
-        </w:rPr>
-        <w:t>unsless</w:t>
-      </w:r>
-      <w:proofErr w:type="spellEnd"/>
-      <w:r>
-        <w:rPr>
-          <w:lang w:val="en-US"/>
-        </w:rPr>
-        <w:t xml:space="preserve"> you need to control nuclear reaction</w:t>
+        <w:t xml:space="preserve"> unsless you need to control nuclear reaction</w:t>
       </w:r>
       <w:r>
         <w:rPr>
@@ -8698,21 +8251,7 @@
         <w:rPr>
           <w:lang w:val="en-US"/>
         </w:rPr>
-        <w:t xml:space="preserve"> (</w:t>
-      </w:r>
-      <w:proofErr w:type="spellStart"/>
-      <w:r>
-        <w:rPr>
-          <w:lang w:val="en-US"/>
-        </w:rPr>
-        <w:t>SampleKey</w:t>
-      </w:r>
-      <w:proofErr w:type="spellEnd"/>
-      <w:r>
-        <w:rPr>
-          <w:lang w:val="en-US"/>
-        </w:rPr>
-        <w:t>)</w:t>
+        <w:t xml:space="preserve"> (SampleKey)</w:t>
       </w:r>
       <w:r>
         <w:rPr>
@@ -8748,21 +8287,8 @@
         <w:rPr>
           <w:lang w:val="en-US"/>
         </w:rPr>
-        <w:t>(</w:t>
-      </w:r>
-      <w:proofErr w:type="spellStart"/>
-      <w:r>
-        <w:rPr>
-          <w:lang w:val="en-US"/>
-        </w:rPr>
-        <w:t>SetSequencerVar</w:t>
-      </w:r>
-      <w:proofErr w:type="spellEnd"/>
-      <w:r>
-        <w:rPr>
-          <w:lang w:val="en-US"/>
-        </w:rPr>
-        <w:t xml:space="preserve"> function)</w:t>
+        <w:lastRenderedPageBreak/>
+        <w:t>(SetSequencerVar function)</w:t>
       </w:r>
       <w:r>
         <w:rPr>
@@ -8814,51 +8340,37 @@
           <w:lang w:val="en-US"/>
         </w:rPr>
       </w:pPr>
-      <w:bookmarkStart w:id="11" w:name="_Toc215589343"/>
+      <w:bookmarkStart w:id="12" w:name="_Toc238246168"/>
       <w:r>
         <w:rPr>
           <w:lang w:val="en-US"/>
         </w:rPr>
         <w:t>Snippet</w:t>
       </w:r>
-      <w:bookmarkEnd w:id="11"/>
-    </w:p>
-    <w:p>
-      <w:pPr>
-        <w:rPr>
-          <w:lang w:val="en-US"/>
-        </w:rPr>
-      </w:pPr>
-      <w:r>
-        <w:rPr>
-          <w:lang w:val="en-US"/>
-        </w:rPr>
-        <w:t xml:space="preserve">Snippet is the final step, it will set a cursor 0 at the moment you click, and after 1s it sends the corresponding sample key based on the equipment options you selected and it will start display the visual feedback into the X-Y ramp. One second after the end of the </w:t>
-      </w:r>
-      <w:proofErr w:type="spellStart"/>
-      <w:r>
-        <w:rPr>
-          <w:lang w:val="en-US"/>
-        </w:rPr>
-        <w:t>xy</w:t>
-      </w:r>
-      <w:proofErr w:type="spellEnd"/>
-      <w:r>
-        <w:rPr>
-          <w:lang w:val="en-US"/>
-        </w:rPr>
-        <w:t xml:space="preserve"> ramp (and by N cycles, so as many reps as you do of the XY ramp), a second and third cursor (1 and 2) are displayed, and the saving GUI appears. </w:t>
+      <w:bookmarkEnd w:id="12"/>
+    </w:p>
+    <w:p>
+      <w:pPr>
+        <w:rPr>
+          <w:lang w:val="en-US"/>
+        </w:rPr>
+      </w:pPr>
+      <w:r>
+        <w:rPr>
+          <w:lang w:val="en-US"/>
+        </w:rPr>
+        <w:t xml:space="preserve">Snippet is the final step, it will set a cursor 0 at the moment you click, and after 1s it sends the corresponding sample key based on the equipment options you selected and it will start display the visual feedback into the X-Y ramp. One second after the end of the xy ramp (and by N cycles, so as many reps as you do of the XY ramp), a second and third cursor (1 and 2) are displayed, and the saving GUI appears. </w:t>
       </w:r>
     </w:p>
     <w:p>
       <w:pPr>
         <w:pStyle w:val="Heading2"/>
       </w:pPr>
-      <w:bookmarkStart w:id="12" w:name="_Toc215589344"/>
+      <w:bookmarkStart w:id="13" w:name="_Toc238246169"/>
       <w:r>
         <w:t>Stop Snippet</w:t>
       </w:r>
-      <w:bookmarkEnd w:id="12"/>
+      <w:bookmarkEnd w:id="13"/>
     </w:p>
     <w:p>
       <w:r>
@@ -8872,14 +8384,14 @@
           <w:lang w:val="en-US"/>
         </w:rPr>
       </w:pPr>
-      <w:bookmarkStart w:id="13" w:name="_Toc215589345"/>
+      <w:bookmarkStart w:id="14" w:name="_Toc238246170"/>
       <w:r>
         <w:rPr>
           <w:lang w:val="en-US"/>
         </w:rPr>
         <w:t>TAP DAC 1</w:t>
       </w:r>
-      <w:bookmarkEnd w:id="13"/>
+      <w:bookmarkEnd w:id="14"/>
     </w:p>
     <w:p>
       <w:pPr>
@@ -8901,12 +8413,11 @@
           <w:lang w:val="en-US"/>
         </w:rPr>
       </w:pPr>
-      <w:bookmarkStart w:id="14" w:name="_Toc215589346"/>
-      <w:r>
-        <w:rPr>
-          <w:lang w:val="en-US"/>
-        </w:rPr>
-        <w:lastRenderedPageBreak/>
+      <w:bookmarkStart w:id="15" w:name="_Toc238246171"/>
+      <w:r>
+        <w:rPr>
+          <w:lang w:val="en-US"/>
+        </w:rPr>
         <w:t>Un/Freeze US</w:t>
       </w:r>
       <w:r>
@@ -8915,7 +8426,7 @@
         </w:rPr>
         <w:t xml:space="preserve"> (NOT ACTIVE AT THE MOMENT BUT IN THE CODE)</w:t>
       </w:r>
-      <w:bookmarkEnd w:id="14"/>
+      <w:bookmarkEnd w:id="15"/>
     </w:p>
     <w:p>
       <w:pPr>
@@ -8946,7 +8457,7 @@
                 <wp:cNvGraphicFramePr/>
                 <a:graphic xmlns:a="http://schemas.openxmlformats.org/drawingml/2006/main">
                   <a:graphicData uri="http://schemas.microsoft.com/office/word/2010/wordprocessingInk">
-                    <w14:contentPart bwMode="auto" r:id="rId39">
+                    <w14:contentPart bwMode="auto" r:id="rId40">
                       <w14:nvContentPartPr>
                         <w14:cNvContentPartPr/>
                       </w14:nvContentPartPr>
@@ -8960,7 +8471,7 @@
               </wp:anchor>
             </w:drawing>
           </mc:Choice>
-          <mc:Fallback xmlns:w16sdtfl="http://schemas.microsoft.com/office/word/2024/wordml/sdtformatlock" xmlns:w16du="http://schemas.microsoft.com/office/word/2023/wordml/word16du" xmlns:oel="http://schemas.microsoft.com/office/2019/extlst">
+          <mc:Fallback>
             <w:pict>
               <v:shapetype w14:anchorId="0C19D508" id="_x0000_t75" coordsize="21600,21600" o:spt="75" o:preferrelative="t" path="m@4@5l@4@11@9@11@9@5xe" filled="f" stroked="f">
                 <v:stroke joinstyle="miter"/>
@@ -8982,7 +8493,7 @@
                 <o:lock v:ext="edit" aspectratio="t"/>
               </v:shapetype>
               <v:shape id="Ink 37" o:spid="_x0000_s1026" type="#_x0000_t75" style="position:absolute;margin-left:107.5pt;margin-top:76.15pt;width:142.25pt;height:2.95pt;z-index:251681792;visibility:visible;mso-wrap-style:square;mso-wrap-distance-left:9pt;mso-wrap-distance-top:0;mso-wrap-distance-right:9pt;mso-wrap-distance-bottom:0;mso-position-horizontal:absolute;mso-position-horizontal-relative:text;mso-position-vertical:absolute;mso-position-vertical-relative:text" o:gfxdata="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">
-                <v:imagedata r:id="rId40" o:title=""/>
+                <v:imagedata r:id="rId41" o:title=""/>
               </v:shape>
             </w:pict>
           </mc:Fallback>
@@ -9011,7 +8522,7 @@
                 <wp:cNvGraphicFramePr/>
                 <a:graphic xmlns:a="http://schemas.openxmlformats.org/drawingml/2006/main">
                   <a:graphicData uri="http://schemas.microsoft.com/office/word/2010/wordprocessingInk">
-                    <w14:contentPart bwMode="auto" r:id="rId41">
+                    <w14:contentPart bwMode="auto" r:id="rId42">
                       <w14:nvContentPartPr>
                         <w14:cNvContentPartPr/>
                       </w14:nvContentPartPr>
@@ -9025,10 +8536,10 @@
               </wp:anchor>
             </w:drawing>
           </mc:Choice>
-          <mc:Fallback xmlns:w16sdtfl="http://schemas.microsoft.com/office/word/2024/wordml/sdtformatlock" xmlns:w16du="http://schemas.microsoft.com/office/word/2023/wordml/word16du" xmlns:oel="http://schemas.microsoft.com/office/2019/extlst">
+          <mc:Fallback>
             <w:pict>
               <v:shape w14:anchorId="487D434F" id="Ink 36" o:spid="_x0000_s1026" type="#_x0000_t75" style="position:absolute;margin-left:10.4pt;margin-top:74.85pt;width:14.25pt;height:1.45pt;z-index:251680768;visibility:visible;mso-wrap-style:square;mso-wrap-distance-left:9pt;mso-wrap-distance-top:0;mso-wrap-distance-right:9pt;mso-wrap-distance-bottom:0;mso-position-horizontal:absolute;mso-position-horizontal-relative:text;mso-position-vertical:absolute;mso-position-vertical-relative:text" o:gfxdata="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">
-                <v:imagedata r:id="rId42" o:title=""/>
+                <v:imagedata r:id="rId43" o:title=""/>
               </v:shape>
             </w:pict>
           </mc:Fallback>
@@ -9063,7 +8574,7 @@
                     <pic:cNvPicPr/>
                   </pic:nvPicPr>
                   <pic:blipFill>
-                    <a:blip r:embed="rId43">
+                    <a:blip r:embed="rId44">
                       <a:extLst>
                         <a:ext uri="{28A0092B-C50C-407E-A947-70E740481C1C}">
                           <a14:useLocalDpi xmlns:a14="http://schemas.microsoft.com/office/drawing/2010/main" val="0"/>
@@ -9118,7 +8629,7 @@
                 <wp:cNvGraphicFramePr/>
                 <a:graphic xmlns:a="http://schemas.openxmlformats.org/drawingml/2006/main">
                   <a:graphicData uri="http://schemas.microsoft.com/office/word/2010/wordprocessingInk">
-                    <w14:contentPart bwMode="auto" r:id="rId44">
+                    <w14:contentPart bwMode="auto" r:id="rId45">
                       <w14:nvContentPartPr>
                         <w14:cNvContentPartPr/>
                       </w14:nvContentPartPr>
@@ -9132,10 +8643,10 @@
               </wp:anchor>
             </w:drawing>
           </mc:Choice>
-          <mc:Fallback xmlns:w16sdtfl="http://schemas.microsoft.com/office/word/2024/wordml/sdtformatlock" xmlns:w16du="http://schemas.microsoft.com/office/word/2023/wordml/word16du" xmlns:oel="http://schemas.microsoft.com/office/2019/extlst">
+          <mc:Fallback>
             <w:pict>
               <v:shape w14:anchorId="2B8A1CCF" id="Ink 42" o:spid="_x0000_s1026" type="#_x0000_t75" style="position:absolute;margin-left:287.8pt;margin-top:78.1pt;width:33.85pt;height:18.85pt;z-index:251686912;visibility:visible;mso-wrap-style:square;mso-wrap-distance-left:9pt;mso-wrap-distance-top:0;mso-wrap-distance-right:9pt;mso-wrap-distance-bottom:0;mso-position-horizontal:absolute;mso-position-horizontal-relative:text;mso-position-vertical:absolute;mso-position-vertical-relative:text" o:gfxdata="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">
-                <v:imagedata r:id="rId45" o:title=""/>
+                <v:imagedata r:id="rId46" o:title=""/>
               </v:shape>
             </w:pict>
           </mc:Fallback>
@@ -9145,21 +8656,7 @@
         <w:rPr>
           <w:lang w:val="en-US"/>
         </w:rPr>
-        <w:t xml:space="preserve">If you want to control </w:t>
-      </w:r>
-      <w:proofErr w:type="spellStart"/>
-      <w:r>
-        <w:rPr>
-          <w:lang w:val="en-US"/>
-        </w:rPr>
-        <w:t>Echowave</w:t>
-      </w:r>
-      <w:proofErr w:type="spellEnd"/>
-      <w:r>
-        <w:rPr>
-          <w:lang w:val="en-US"/>
-        </w:rPr>
-        <w:t xml:space="preserve"> II interface via Spike2</w:t>
+        <w:t>If you want to control Echowave II interface via Spike2</w:t>
       </w:r>
       <w:r>
         <w:rPr>
@@ -9177,35 +8674,13 @@
         <w:rPr>
           <w:lang w:val="en-US"/>
         </w:rPr>
-        <w:t xml:space="preserve"> </w:t>
-      </w:r>
-      <w:proofErr w:type="spellStart"/>
-      <w:r>
-        <w:rPr>
-          <w:lang w:val="en-US"/>
-        </w:rPr>
-        <w:t>cmd</w:t>
-      </w:r>
-      <w:proofErr w:type="spellEnd"/>
-      <w:r>
-        <w:rPr>
-          <w:lang w:val="en-US"/>
-        </w:rPr>
-        <w:t xml:space="preserve"> app to freeze/unfreeze </w:t>
-      </w:r>
-      <w:proofErr w:type="spellStart"/>
-      <w:r>
-        <w:rPr>
-          <w:lang w:val="en-US"/>
-        </w:rPr>
-        <w:t>Echowave</w:t>
-      </w:r>
-      <w:proofErr w:type="spellEnd"/>
-      <w:r>
-        <w:rPr>
-          <w:lang w:val="en-US"/>
-        </w:rPr>
-        <w:t xml:space="preserve">. </w:t>
+        <w:t xml:space="preserve"> cmd</w:t>
+      </w:r>
+      <w:r>
+        <w:rPr>
+          <w:lang w:val="en-US"/>
+        </w:rPr>
+        <w:t xml:space="preserve"> app to freeze/unfreeze Echowave. </w:t>
       </w:r>
       <w:r>
         <w:rPr>
@@ -9238,14 +8713,14 @@
           <w:lang w:val="en-US"/>
         </w:rPr>
       </w:pPr>
-      <w:bookmarkStart w:id="15" w:name="_Toc215589347"/>
+      <w:bookmarkStart w:id="16" w:name="_Toc238246172"/>
       <w:r>
         <w:rPr>
           <w:lang w:val="en-US"/>
         </w:rPr>
         <w:t>Start US</w:t>
       </w:r>
-      <w:bookmarkEnd w:id="15"/>
+      <w:bookmarkEnd w:id="16"/>
     </w:p>
     <w:p>
       <w:pPr>
@@ -9294,21 +8769,7 @@
         <w:rPr>
           <w:lang w:val="en-US"/>
         </w:rPr>
-        <w:t xml:space="preserve"> by </w:t>
-      </w:r>
-      <w:proofErr w:type="spellStart"/>
-      <w:r>
-        <w:rPr>
-          <w:lang w:val="en-US"/>
-        </w:rPr>
-        <w:t>EchoWave</w:t>
-      </w:r>
-      <w:proofErr w:type="spellEnd"/>
-      <w:r>
-        <w:rPr>
-          <w:lang w:val="en-US"/>
-        </w:rPr>
-        <w:t xml:space="preserve"> II. So</w:t>
+        <w:t xml:space="preserve"> by EchoWave II. So</w:t>
       </w:r>
       <w:r>
         <w:rPr>
@@ -9387,21 +8848,7 @@
         <w:rPr>
           <w:lang w:val="en-US"/>
         </w:rPr>
-        <w:t xml:space="preserve">: if you start it and then you click “move </w:t>
-      </w:r>
-      <w:proofErr w:type="spellStart"/>
-      <w:r>
-        <w:rPr>
-          <w:lang w:val="en-US"/>
-        </w:rPr>
-        <w:t>isomed</w:t>
-      </w:r>
-      <w:proofErr w:type="spellEnd"/>
-      <w:r>
-        <w:rPr>
-          <w:lang w:val="en-US"/>
-        </w:rPr>
-        <w:t xml:space="preserve">”, the sequencer in background will stop sending any signal to the US. </w:t>
+        <w:t xml:space="preserve">: if you start it and then you click “move isomed”, the sequencer in background will stop sending any signal to the US. </w:t>
       </w:r>
       <w:r>
         <w:rPr>
@@ -9425,21 +8872,7 @@
         <w:rPr>
           <w:lang w:val="en-US"/>
         </w:rPr>
-        <w:t xml:space="preserve">in </w:t>
-      </w:r>
-      <w:proofErr w:type="spellStart"/>
-      <w:r>
-        <w:rPr>
-          <w:lang w:val="en-US"/>
-        </w:rPr>
-        <w:t>EchoWave</w:t>
-      </w:r>
-      <w:proofErr w:type="spellEnd"/>
-      <w:r>
-        <w:rPr>
-          <w:lang w:val="en-US"/>
-        </w:rPr>
-        <w:t xml:space="preserve"> II </w:t>
+        <w:t xml:space="preserve">in EchoWave II </w:t>
       </w:r>
       <w:r>
         <w:rPr>
@@ -9486,22 +8919,14 @@
           <w:lang w:val="en-US"/>
         </w:rPr>
       </w:pPr>
-      <w:bookmarkStart w:id="16" w:name="_Toc215589348"/>
-      <w:r>
-        <w:rPr>
-          <w:lang w:val="en-US"/>
-        </w:rPr>
-        <w:t xml:space="preserve">Move </w:t>
-      </w:r>
-      <w:proofErr w:type="spellStart"/>
-      <w:r>
-        <w:rPr>
-          <w:lang w:val="en-US"/>
-        </w:rPr>
-        <w:t>Isomed</w:t>
-      </w:r>
-      <w:bookmarkEnd w:id="16"/>
-      <w:proofErr w:type="spellEnd"/>
+      <w:bookmarkStart w:id="17" w:name="_Toc238246173"/>
+      <w:r>
+        <w:rPr>
+          <w:lang w:val="en-US"/>
+        </w:rPr>
+        <w:t>Move Isomed</w:t>
+      </w:r>
+      <w:bookmarkEnd w:id="17"/>
     </w:p>
     <w:p>
       <w:pPr>
@@ -9538,21 +8963,7 @@
         <w:rPr>
           <w:lang w:val="en-US"/>
         </w:rPr>
-        <w:t xml:space="preserve">to trigger the </w:t>
-      </w:r>
-      <w:proofErr w:type="spellStart"/>
-      <w:r>
-        <w:rPr>
-          <w:lang w:val="en-US"/>
-        </w:rPr>
-        <w:t>Isomed</w:t>
-      </w:r>
-      <w:proofErr w:type="spellEnd"/>
-      <w:r>
-        <w:rPr>
-          <w:lang w:val="en-US"/>
-        </w:rPr>
-        <w:t xml:space="preserve"> rotation.</w:t>
+        <w:t>to trigger the Isomed rotation.</w:t>
       </w:r>
       <w:r>
         <w:rPr>
@@ -9605,14 +9016,14 @@
           <w:lang w:val="en-US"/>
         </w:rPr>
       </w:pPr>
-      <w:bookmarkStart w:id="17" w:name="_Toc215589349"/>
+      <w:bookmarkStart w:id="18" w:name="_Toc238246174"/>
       <w:r>
         <w:rPr>
           <w:lang w:val="en-US"/>
         </w:rPr>
         <w:t>Stop sampling</w:t>
       </w:r>
-      <w:bookmarkEnd w:id="17"/>
+      <w:bookmarkEnd w:id="18"/>
     </w:p>
     <w:p>
       <w:pPr>
@@ -9642,14 +9053,15 @@
           <w:lang w:val="en-US"/>
         </w:rPr>
       </w:pPr>
-      <w:bookmarkStart w:id="18" w:name="_Toc215589350"/>
-      <w:r>
-        <w:rPr>
-          <w:lang w:val="en-US"/>
-        </w:rPr>
+      <w:bookmarkStart w:id="19" w:name="_Toc238246175"/>
+      <w:r>
+        <w:rPr>
+          <w:lang w:val="en-US"/>
+        </w:rPr>
+        <w:lastRenderedPageBreak/>
         <w:t>Save everything</w:t>
       </w:r>
-      <w:bookmarkEnd w:id="18"/>
+      <w:bookmarkEnd w:id="19"/>
     </w:p>
     <w:p>
       <w:pPr>
@@ -9791,14 +9203,14 @@
           <w:lang w:val="en-US"/>
         </w:rPr>
       </w:pPr>
-      <w:bookmarkStart w:id="19" w:name="_Toc215589351"/>
+      <w:bookmarkStart w:id="20" w:name="_Toc238246176"/>
       <w:r>
         <w:rPr>
           <w:lang w:val="en-US"/>
         </w:rPr>
         <w:t>Quit</w:t>
       </w:r>
-      <w:bookmarkEnd w:id="19"/>
+      <w:bookmarkEnd w:id="20"/>
     </w:p>
     <w:p>
       <w:pPr>
@@ -9835,16 +9247,8 @@
         <w:rPr>
           <w:lang w:val="en-US"/>
         </w:rPr>
-        <w:t xml:space="preserve"> stop the script </w:t>
-      </w:r>
-      <w:proofErr w:type="gramStart"/>
-      <w:r>
-        <w:rPr>
-          <w:lang w:val="en-US"/>
-        </w:rPr>
-        <w:t>execution</w:t>
-      </w:r>
-      <w:proofErr w:type="gramEnd"/>
+        <w:t xml:space="preserve"> stop the script execution</w:t>
+      </w:r>
       <w:r>
         <w:rPr>
           <w:lang w:val="en-US"/>
@@ -9894,9 +9298,8 @@
           <w:noProof/>
           <w:lang w:val="en-US" w:eastAsia="de-DE"/>
         </w:rPr>
-        <w:lastRenderedPageBreak/>
         <w:drawing>
-          <wp:inline distT="0" distB="0" distL="0" distR="0" wp14:anchorId="300901B6" wp14:editId="7C965C94">
+          <wp:inline distT="0" distB="0" distL="0" distR="0" wp14:anchorId="300901B6" wp14:editId="128773D9">
             <wp:extent cx="5728335" cy="3242310"/>
             <wp:effectExtent l="0" t="0" r="5715" b="0"/>
             <wp:docPr id="24" name="Picture 24"/>
@@ -9913,7 +9316,7 @@
                     </pic:cNvPicPr>
                   </pic:nvPicPr>
                   <pic:blipFill>
-                    <a:blip r:embed="rId46" cstate="print">
+                    <a:blip r:embed="rId47" cstate="print">
                       <a:extLst>
                         <a:ext uri="{28A0092B-C50C-407E-A947-70E740481C1C}">
                           <a14:useLocalDpi xmlns:a14="http://schemas.microsoft.com/office/drawing/2010/main" val="0"/>
@@ -9970,9 +9373,8 @@
           <w:u w:val="single"/>
           <w:lang w:val="en-US"/>
         </w:rPr>
-        <w:t xml:space="preserve">FOR ANY REASONS, DO NOT EVER </w:t>
-      </w:r>
-      <w:proofErr w:type="spellStart"/>
+        <w:t>FOR ANY REASONS, DO NOT EVER EVER PRESS “ESC” ON THE KEYBOARD!!!!</w:t>
+      </w:r>
       <w:r>
         <w:rPr>
           <w:b/>
@@ -9980,9 +9382,8 @@
           <w:u w:val="single"/>
           <w:lang w:val="en-US"/>
         </w:rPr>
-        <w:t>EVER</w:t>
-      </w:r>
-      <w:proofErr w:type="spellEnd"/>
+        <w:t xml:space="preserve"> IT STOPS THE SCRIPT FROM RUNNING BUT NOT THE LIVE RECORDING OF SPIKE. IN THAT CASE, YOU NEED TO DO AN </w:t>
+      </w:r>
       <w:r>
         <w:rPr>
           <w:b/>
@@ -9990,7 +9391,7 @@
           <w:u w:val="single"/>
           <w:lang w:val="en-US"/>
         </w:rPr>
-        <w:t xml:space="preserve"> PRESS “ESC” ON THE KEYBOARD!!!!</w:t>
+        <w:t>“</w:t>
       </w:r>
       <w:r>
         <w:rPr>
@@ -9999,7 +9400,7 @@
           <w:u w:val="single"/>
           <w:lang w:val="en-US"/>
         </w:rPr>
-        <w:t xml:space="preserve"> IT STOPS THE SCRIPT FROM RUNNING BUT NOT THE LIVE RECORDING OF SPIKE. IN THAT CASE, YOU NEED TO DO AN </w:t>
+        <w:t>ABORT</w:t>
       </w:r>
       <w:r>
         <w:rPr>
@@ -10008,7 +9409,7 @@
           <w:u w:val="single"/>
           <w:lang w:val="en-US"/>
         </w:rPr>
-        <w:t>“</w:t>
+        <w:t>”</w:t>
       </w:r>
       <w:r>
         <w:rPr>
@@ -10017,30 +9418,16 @@
           <w:u w:val="single"/>
           <w:lang w:val="en-US"/>
         </w:rPr>
-        <w:t>ABORT</w:t>
-      </w:r>
-      <w:r>
-        <w:rPr>
-          <w:b/>
-          <w:bCs/>
-          <w:u w:val="single"/>
-          <w:lang w:val="en-US"/>
-        </w:rPr>
-        <w:t>”</w:t>
-      </w:r>
-      <w:r>
-        <w:rPr>
-          <w:b/>
-          <w:bCs/>
-          <w:u w:val="single"/>
-          <w:lang w:val="en-US"/>
-        </w:rPr>
         <w:t xml:space="preserve"> RECORDING IN SPIKE.</w:t>
       </w:r>
     </w:p>
     <w:sectPr>
-      <w:headerReference w:type="default" r:id="rId47"/>
-      <w:footerReference w:type="default" r:id="rId48"/>
+      <w:headerReference w:type="even" r:id="rId48"/>
+      <w:headerReference w:type="default" r:id="rId49"/>
+      <w:footerReference w:type="even" r:id="rId50"/>
+      <w:footerReference w:type="default" r:id="rId51"/>
+      <w:headerReference w:type="first" r:id="rId52"/>
+      <w:footerReference w:type="first" r:id="rId53"/>
       <w:pgSz w:w="11906" w:h="16838"/>
       <w:pgMar w:top="1440" w:right="1440" w:bottom="1440" w:left="1440" w:header="708" w:footer="708" w:gutter="0"/>
       <w:cols w:space="708"/>
@@ -10051,7 +9438,7 @@
 </file>
 
 <file path=word/endnotes.xml><?xml version="1.0" encoding="utf-8"?>
-<w:endnotes xmlns:wpc="http://schemas.microsoft.com/office/word/2010/wordprocessingCanvas" xmlns:cx="http://schemas.microsoft.com/office/drawing/2014/chartex" xmlns:cx1="http://schemas.microsoft.com/office/drawing/2015/9/8/chartex" xmlns:cx2="http://schemas.microsoft.com/office/drawing/2015/10/21/chartex" xmlns:cx3="http://schemas.microsoft.com/office/drawing/2016/5/9/chartex" xmlns:cx4="http://schemas.microsoft.com/office/drawing/2016/5/10/chartex" xmlns:cx5="http://schemas.microsoft.com/office/drawing/2016/5/11/chartex" xmlns:cx6="http://schemas.microsoft.com/office/drawing/2016/5/12/chartex" xmlns:cx7="http://schemas.microsoft.com/office/drawing/2016/5/13/chartex" xmlns:cx8="http://schemas.microsoft.com/office/drawing/2016/5/14/chartex" xmlns:mc="http://schemas.openxmlformats.org/markup-compatibility/2006" xmlns:aink="http://schemas.microsoft.com/office/drawing/2016/ink" xmlns:am3d="http://schemas.microsoft.com/office/drawing/2017/model3d" xmlns:o="urn:schemas-microsoft-com:office:office" xmlns:r="http://schemas.openxmlformats.org/officeDocument/2006/relationships" xmlns:m="http://schemas.openxmlformats.org/officeDocument/2006/math" xmlns:v="urn:schemas-microsoft-com:vml" xmlns:wp14="http://schemas.microsoft.com/office/word/2010/wordprocessingDrawing" xmlns:wp="http://schemas.openxmlformats.org/drawingml/2006/wordprocessingDrawing" xmlns:w10="urn:schemas-microsoft-com:office:word" xmlns:w="http://schemas.openxmlformats.org/wordprocessingml/2006/main" xmlns:w14="http://schemas.microsoft.com/office/word/2010/wordml" xmlns:w15="http://schemas.microsoft.com/office/word/2012/wordml" xmlns:w16cex="http://schemas.microsoft.com/office/word/2018/wordml/cex" xmlns:w16cid="http://schemas.microsoft.com/office/word/2016/wordml/cid" xmlns:w16="http://schemas.microsoft.com/office/word/2018/wordml" xmlns:w16sdtdh="http://schemas.microsoft.com/office/word/2020/wordml/sdtdatahash" xmlns:w16se="http://schemas.microsoft.com/office/word/2015/wordml/symex" xmlns:wpg="http://schemas.microsoft.com/office/word/2010/wordprocessingGroup" xmlns:wpi="http://schemas.microsoft.com/office/word/2010/wordprocessingInk" xmlns:wne="http://schemas.microsoft.com/office/word/2006/wordml" xmlns:wps="http://schemas.microsoft.com/office/word/2010/wordprocessingShape" mc:Ignorable="w14 w15 w16se w16cid w16 w16cex w16sdtdh wp14">
+<w:endnotes xmlns:wpc="http://schemas.microsoft.com/office/word/2010/wordprocessingCanvas" xmlns:cx="http://schemas.microsoft.com/office/drawing/2014/chartex" xmlns:cx1="http://schemas.microsoft.com/office/drawing/2015/9/8/chartex" xmlns:cx2="http://schemas.microsoft.com/office/drawing/2015/10/21/chartex" xmlns:cx3="http://schemas.microsoft.com/office/drawing/2016/5/9/chartex" xmlns:cx4="http://schemas.microsoft.com/office/drawing/2016/5/10/chartex" xmlns:cx5="http://schemas.microsoft.com/office/drawing/2016/5/11/chartex" xmlns:cx6="http://schemas.microsoft.com/office/drawing/2016/5/12/chartex" xmlns:cx7="http://schemas.microsoft.com/office/drawing/2016/5/13/chartex" xmlns:cx8="http://schemas.microsoft.com/office/drawing/2016/5/14/chartex" xmlns:mc="http://schemas.openxmlformats.org/markup-compatibility/2006" xmlns:aink="http://schemas.microsoft.com/office/drawing/2016/ink" xmlns:am3d="http://schemas.microsoft.com/office/drawing/2017/model3d" xmlns:o="urn:schemas-microsoft-com:office:office" xmlns:oel="http://schemas.microsoft.com/office/2019/extlst" xmlns:r="http://schemas.openxmlformats.org/officeDocument/2006/relationships" xmlns:m="http://schemas.openxmlformats.org/officeDocument/2006/math" xmlns:v="urn:schemas-microsoft-com:vml" xmlns:wp14="http://schemas.microsoft.com/office/word/2010/wordprocessingDrawing" xmlns:wp="http://schemas.openxmlformats.org/drawingml/2006/wordprocessingDrawing" xmlns:w10="urn:schemas-microsoft-com:office:word" xmlns:w="http://schemas.openxmlformats.org/wordprocessingml/2006/main" xmlns:w14="http://schemas.microsoft.com/office/word/2010/wordml" xmlns:w15="http://schemas.microsoft.com/office/word/2012/wordml" xmlns:w16cex="http://schemas.microsoft.com/office/word/2018/wordml/cex" xmlns:w16cid="http://schemas.microsoft.com/office/word/2016/wordml/cid" xmlns:w16="http://schemas.microsoft.com/office/word/2018/wordml" xmlns:w16du="http://schemas.microsoft.com/office/word/2023/wordml/word16du" xmlns:w16sdtdh="http://schemas.microsoft.com/office/word/2020/wordml/sdtdatahash" xmlns:w16sdtfl="http://schemas.microsoft.com/office/word/2024/wordml/sdtformatlock" xmlns:w16se="http://schemas.microsoft.com/office/word/2015/wordml/symex" xmlns:wpg="http://schemas.microsoft.com/office/word/2010/wordprocessingGroup" xmlns:wpi="http://schemas.microsoft.com/office/word/2010/wordprocessingInk" xmlns:wne="http://schemas.microsoft.com/office/word/2006/wordml" xmlns:wps="http://schemas.microsoft.com/office/word/2010/wordprocessingShape" mc:Ignorable="w14 w15 w16se w16cid w16 w16cex w16sdtdh w16sdtfl w16du wp14">
   <w:endnote w:type="separator" w:id="-1">
     <w:p>
       <w:pPr>
@@ -10076,7 +9463,17 @@
 </file>
 
 <file path=word/footer1.xml><?xml version="1.0" encoding="utf-8"?>
-<w:ftr xmlns:wpc="http://schemas.microsoft.com/office/word/2010/wordprocessingCanvas" xmlns:cx="http://schemas.microsoft.com/office/drawing/2014/chartex" xmlns:cx1="http://schemas.microsoft.com/office/drawing/2015/9/8/chartex" xmlns:cx2="http://schemas.microsoft.com/office/drawing/2015/10/21/chartex" xmlns:cx3="http://schemas.microsoft.com/office/drawing/2016/5/9/chartex" xmlns:cx4="http://schemas.microsoft.com/office/drawing/2016/5/10/chartex" xmlns:cx5="http://schemas.microsoft.com/office/drawing/2016/5/11/chartex" xmlns:cx6="http://schemas.microsoft.com/office/drawing/2016/5/12/chartex" xmlns:cx7="http://schemas.microsoft.com/office/drawing/2016/5/13/chartex" xmlns:cx8="http://schemas.microsoft.com/office/drawing/2016/5/14/chartex" xmlns:mc="http://schemas.openxmlformats.org/markup-compatibility/2006" xmlns:aink="http://schemas.microsoft.com/office/drawing/2016/ink" xmlns:am3d="http://schemas.microsoft.com/office/drawing/2017/model3d" xmlns:o="urn:schemas-microsoft-com:office:office" xmlns:r="http://schemas.openxmlformats.org/officeDocument/2006/relationships" xmlns:m="http://schemas.openxmlformats.org/officeDocument/2006/math" xmlns:v="urn:schemas-microsoft-com:vml" xmlns:wp14="http://schemas.microsoft.com/office/word/2010/wordprocessingDrawing" xmlns:wp="http://schemas.openxmlformats.org/drawingml/2006/wordprocessingDrawing" xmlns:w10="urn:schemas-microsoft-com:office:word" xmlns:w="http://schemas.openxmlformats.org/wordprocessingml/2006/main" xmlns:w14="http://schemas.microsoft.com/office/word/2010/wordml" xmlns:w15="http://schemas.microsoft.com/office/word/2012/wordml" xmlns:w16cex="http://schemas.microsoft.com/office/word/2018/wordml/cex" xmlns:w16cid="http://schemas.microsoft.com/office/word/2016/wordml/cid" xmlns:w16="http://schemas.microsoft.com/office/word/2018/wordml" xmlns:w16sdtdh="http://schemas.microsoft.com/office/word/2020/wordml/sdtdatahash" xmlns:w16se="http://schemas.microsoft.com/office/word/2015/wordml/symex" xmlns:wpg="http://schemas.microsoft.com/office/word/2010/wordprocessingGroup" xmlns:wpi="http://schemas.microsoft.com/office/word/2010/wordprocessingInk" xmlns:wne="http://schemas.microsoft.com/office/word/2006/wordml" xmlns:wps="http://schemas.microsoft.com/office/word/2010/wordprocessingShape" mc:Ignorable="w14 w15 w16se w16cid w16 w16cex w16sdtdh wp14">
+<w:ftr xmlns:wpc="http://schemas.microsoft.com/office/word/2010/wordprocessingCanvas" xmlns:cx="http://schemas.microsoft.com/office/drawing/2014/chartex" xmlns:cx1="http://schemas.microsoft.com/office/drawing/2015/9/8/chartex" xmlns:cx2="http://schemas.microsoft.com/office/drawing/2015/10/21/chartex" xmlns:cx3="http://schemas.microsoft.com/office/drawing/2016/5/9/chartex" xmlns:cx4="http://schemas.microsoft.com/office/drawing/2016/5/10/chartex" xmlns:cx5="http://schemas.microsoft.com/office/drawing/2016/5/11/chartex" xmlns:cx6="http://schemas.microsoft.com/office/drawing/2016/5/12/chartex" xmlns:cx7="http://schemas.microsoft.com/office/drawing/2016/5/13/chartex" xmlns:cx8="http://schemas.microsoft.com/office/drawing/2016/5/14/chartex" xmlns:mc="http://schemas.openxmlformats.org/markup-compatibility/2006" xmlns:aink="http://schemas.microsoft.com/office/drawing/2016/ink" xmlns:am3d="http://schemas.microsoft.com/office/drawing/2017/model3d" xmlns:o="urn:schemas-microsoft-com:office:office" xmlns:oel="http://schemas.microsoft.com/office/2019/extlst" xmlns:r="http://schemas.openxmlformats.org/officeDocument/2006/relationships" xmlns:m="http://schemas.openxmlformats.org/officeDocument/2006/math" xmlns:v="urn:schemas-microsoft-com:vml" xmlns:wp14="http://schemas.microsoft.com/office/word/2010/wordprocessingDrawing" xmlns:wp="http://schemas.openxmlformats.org/drawingml/2006/wordprocessingDrawing" xmlns:w10="urn:schemas-microsoft-com:office:word" xmlns:w="http://schemas.openxmlformats.org/wordprocessingml/2006/main" xmlns:w14="http://schemas.microsoft.com/office/word/2010/wordml" xmlns:w15="http://schemas.microsoft.com/office/word/2012/wordml" xmlns:w16cex="http://schemas.microsoft.com/office/word/2018/wordml/cex" xmlns:w16cid="http://schemas.microsoft.com/office/word/2016/wordml/cid" xmlns:w16="http://schemas.microsoft.com/office/word/2018/wordml" xmlns:w16du="http://schemas.microsoft.com/office/word/2023/wordml/word16du" xmlns:w16sdtdh="http://schemas.microsoft.com/office/word/2020/wordml/sdtdatahash" xmlns:w16sdtfl="http://schemas.microsoft.com/office/word/2024/wordml/sdtformatlock" xmlns:w16se="http://schemas.microsoft.com/office/word/2015/wordml/symex" xmlns:wpg="http://schemas.microsoft.com/office/word/2010/wordprocessingGroup" xmlns:wpi="http://schemas.microsoft.com/office/word/2010/wordprocessingInk" xmlns:wne="http://schemas.microsoft.com/office/word/2006/wordml" xmlns:wps="http://schemas.microsoft.com/office/word/2010/wordprocessingShape" mc:Ignorable="w14 w15 w16se w16cid w16 w16cex w16sdtdh w16sdtfl w16du wp14">
+  <w:p>
+    <w:pPr>
+      <w:pStyle w:val="Footer"/>
+    </w:pPr>
+  </w:p>
+</w:ftr>
+</file>
+
+<file path=word/footer2.xml><?xml version="1.0" encoding="utf-8"?>
+<w:ftr xmlns:wpc="http://schemas.microsoft.com/office/word/2010/wordprocessingCanvas" xmlns:cx="http://schemas.microsoft.com/office/drawing/2014/chartex" xmlns:cx1="http://schemas.microsoft.com/office/drawing/2015/9/8/chartex" xmlns:cx2="http://schemas.microsoft.com/office/drawing/2015/10/21/chartex" xmlns:cx3="http://schemas.microsoft.com/office/drawing/2016/5/9/chartex" xmlns:cx4="http://schemas.microsoft.com/office/drawing/2016/5/10/chartex" xmlns:cx5="http://schemas.microsoft.com/office/drawing/2016/5/11/chartex" xmlns:cx6="http://schemas.microsoft.com/office/drawing/2016/5/12/chartex" xmlns:cx7="http://schemas.microsoft.com/office/drawing/2016/5/13/chartex" xmlns:cx8="http://schemas.microsoft.com/office/drawing/2016/5/14/chartex" xmlns:mc="http://schemas.openxmlformats.org/markup-compatibility/2006" xmlns:aink="http://schemas.microsoft.com/office/drawing/2016/ink" xmlns:am3d="http://schemas.microsoft.com/office/drawing/2017/model3d" xmlns:o="urn:schemas-microsoft-com:office:office" xmlns:oel="http://schemas.microsoft.com/office/2019/extlst" xmlns:r="http://schemas.openxmlformats.org/officeDocument/2006/relationships" xmlns:m="http://schemas.openxmlformats.org/officeDocument/2006/math" xmlns:v="urn:schemas-microsoft-com:vml" xmlns:wp14="http://schemas.microsoft.com/office/word/2010/wordprocessingDrawing" xmlns:wp="http://schemas.openxmlformats.org/drawingml/2006/wordprocessingDrawing" xmlns:w10="urn:schemas-microsoft-com:office:word" xmlns:w="http://schemas.openxmlformats.org/wordprocessingml/2006/main" xmlns:w14="http://schemas.microsoft.com/office/word/2010/wordml" xmlns:w15="http://schemas.microsoft.com/office/word/2012/wordml" xmlns:w16cex="http://schemas.microsoft.com/office/word/2018/wordml/cex" xmlns:w16cid="http://schemas.microsoft.com/office/word/2016/wordml/cid" xmlns:w16="http://schemas.microsoft.com/office/word/2018/wordml" xmlns:w16du="http://schemas.microsoft.com/office/word/2023/wordml/word16du" xmlns:w16sdtdh="http://schemas.microsoft.com/office/word/2020/wordml/sdtdatahash" xmlns:w16sdtfl="http://schemas.microsoft.com/office/word/2024/wordml/sdtformatlock" xmlns:w16se="http://schemas.microsoft.com/office/word/2015/wordml/symex" xmlns:wpg="http://schemas.microsoft.com/office/word/2010/wordprocessingGroup" xmlns:wpi="http://schemas.microsoft.com/office/word/2010/wordprocessingInk" xmlns:wne="http://schemas.microsoft.com/office/word/2006/wordml" xmlns:wps="http://schemas.microsoft.com/office/word/2010/wordprocessingShape" mc:Ignorable="w14 w15 w16se w16cid w16 w16cex w16sdtdh w16sdtfl w16du wp14">
   <w:p>
     <w:pPr>
       <w:pStyle w:val="Footer"/>
@@ -10092,18 +9489,8 @@
         <w:iCs/>
         <w:lang w:val="en-US"/>
       </w:rPr>
-      <w:t xml:space="preserve">Written by Paolo </w:t>
+      <w:t>Written by Paolo Tecchio</w:t>
     </w:r>
-    <w:proofErr w:type="spellStart"/>
-    <w:r>
-      <w:rPr>
-        <w:i/>
-        <w:iCs/>
-        <w:lang w:val="en-US"/>
-      </w:rPr>
-      <w:t>Tecchio</w:t>
-    </w:r>
-    <w:proofErr w:type="spellEnd"/>
     <w:r>
       <w:rPr>
         <w:i/>
@@ -10134,7 +9521,7 @@
         <w:iCs/>
         <w:lang w:val="en-US"/>
       </w:rPr>
-      <w:t>5</w:t>
+      <w:t>1</w:t>
     </w:r>
     <w:r>
       <w:rPr>
@@ -10143,7 +9530,7 @@
         <w:vertAlign w:val="superscript"/>
         <w:lang w:val="en-US"/>
       </w:rPr>
-      <w:t>th</w:t>
+      <w:t>st</w:t>
     </w:r>
     <w:r>
       <w:rPr>
@@ -10159,7 +9546,7 @@
         <w:iCs/>
         <w:lang w:val="en-US"/>
       </w:rPr>
-      <w:t>February</w:t>
+      <w:t>August</w:t>
     </w:r>
     <w:r>
       <w:rPr>
@@ -10181,8 +9568,18 @@
 </w:ftr>
 </file>
 
+<file path=word/footer3.xml><?xml version="1.0" encoding="utf-8"?>
+<w:ftr xmlns:wpc="http://schemas.microsoft.com/office/word/2010/wordprocessingCanvas" xmlns:cx="http://schemas.microsoft.com/office/drawing/2014/chartex" xmlns:cx1="http://schemas.microsoft.com/office/drawing/2015/9/8/chartex" xmlns:cx2="http://schemas.microsoft.com/office/drawing/2015/10/21/chartex" xmlns:cx3="http://schemas.microsoft.com/office/drawing/2016/5/9/chartex" xmlns:cx4="http://schemas.microsoft.com/office/drawing/2016/5/10/chartex" xmlns:cx5="http://schemas.microsoft.com/office/drawing/2016/5/11/chartex" xmlns:cx6="http://schemas.microsoft.com/office/drawing/2016/5/12/chartex" xmlns:cx7="http://schemas.microsoft.com/office/drawing/2016/5/13/chartex" xmlns:cx8="http://schemas.microsoft.com/office/drawing/2016/5/14/chartex" xmlns:mc="http://schemas.openxmlformats.org/markup-compatibility/2006" xmlns:aink="http://schemas.microsoft.com/office/drawing/2016/ink" xmlns:am3d="http://schemas.microsoft.com/office/drawing/2017/model3d" xmlns:o="urn:schemas-microsoft-com:office:office" xmlns:oel="http://schemas.microsoft.com/office/2019/extlst" xmlns:r="http://schemas.openxmlformats.org/officeDocument/2006/relationships" xmlns:m="http://schemas.openxmlformats.org/officeDocument/2006/math" xmlns:v="urn:schemas-microsoft-com:vml" xmlns:wp14="http://schemas.microsoft.com/office/word/2010/wordprocessingDrawing" xmlns:wp="http://schemas.openxmlformats.org/drawingml/2006/wordprocessingDrawing" xmlns:w10="urn:schemas-microsoft-com:office:word" xmlns:w="http://schemas.openxmlformats.org/wordprocessingml/2006/main" xmlns:w14="http://schemas.microsoft.com/office/word/2010/wordml" xmlns:w15="http://schemas.microsoft.com/office/word/2012/wordml" xmlns:w16cex="http://schemas.microsoft.com/office/word/2018/wordml/cex" xmlns:w16cid="http://schemas.microsoft.com/office/word/2016/wordml/cid" xmlns:w16="http://schemas.microsoft.com/office/word/2018/wordml" xmlns:w16du="http://schemas.microsoft.com/office/word/2023/wordml/word16du" xmlns:w16sdtdh="http://schemas.microsoft.com/office/word/2020/wordml/sdtdatahash" xmlns:w16sdtfl="http://schemas.microsoft.com/office/word/2024/wordml/sdtformatlock" xmlns:w16se="http://schemas.microsoft.com/office/word/2015/wordml/symex" xmlns:wpg="http://schemas.microsoft.com/office/word/2010/wordprocessingGroup" xmlns:wpi="http://schemas.microsoft.com/office/word/2010/wordprocessingInk" xmlns:wne="http://schemas.microsoft.com/office/word/2006/wordml" xmlns:wps="http://schemas.microsoft.com/office/word/2010/wordprocessingShape" mc:Ignorable="w14 w15 w16se w16cid w16 w16cex w16sdtdh w16sdtfl w16du wp14">
+  <w:p>
+    <w:pPr>
+      <w:pStyle w:val="Footer"/>
+    </w:pPr>
+  </w:p>
+</w:ftr>
+</file>
+
 <file path=word/footnotes.xml><?xml version="1.0" encoding="utf-8"?>
-<w:footnotes xmlns:wpc="http://schemas.microsoft.com/office/word/2010/wordprocessingCanvas" xmlns:cx="http://schemas.microsoft.com/office/drawing/2014/chartex" xmlns:cx1="http://schemas.microsoft.com/office/drawing/2015/9/8/chartex" xmlns:cx2="http://schemas.microsoft.com/office/drawing/2015/10/21/chartex" xmlns:cx3="http://schemas.microsoft.com/office/drawing/2016/5/9/chartex" xmlns:cx4="http://schemas.microsoft.com/office/drawing/2016/5/10/chartex" xmlns:cx5="http://schemas.microsoft.com/office/drawing/2016/5/11/chartex" xmlns:cx6="http://schemas.microsoft.com/office/drawing/2016/5/12/chartex" xmlns:cx7="http://schemas.microsoft.com/office/drawing/2016/5/13/chartex" xmlns:cx8="http://schemas.microsoft.com/office/drawing/2016/5/14/chartex" xmlns:mc="http://schemas.openxmlformats.org/markup-compatibility/2006" xmlns:aink="http://schemas.microsoft.com/office/drawing/2016/ink" xmlns:am3d="http://schemas.microsoft.com/office/drawing/2017/model3d" xmlns:o="urn:schemas-microsoft-com:office:office" xmlns:r="http://schemas.openxmlformats.org/officeDocument/2006/relationships" xmlns:m="http://schemas.openxmlformats.org/officeDocument/2006/math" xmlns:v="urn:schemas-microsoft-com:vml" xmlns:wp14="http://schemas.microsoft.com/office/word/2010/wordprocessingDrawing" xmlns:wp="http://schemas.openxmlformats.org/drawingml/2006/wordprocessingDrawing" xmlns:w10="urn:schemas-microsoft-com:office:word" xmlns:w="http://schemas.openxmlformats.org/wordprocessingml/2006/main" xmlns:w14="http://schemas.microsoft.com/office/word/2010/wordml" xmlns:w15="http://schemas.microsoft.com/office/word/2012/wordml" xmlns:w16cex="http://schemas.microsoft.com/office/word/2018/wordml/cex" xmlns:w16cid="http://schemas.microsoft.com/office/word/2016/wordml/cid" xmlns:w16="http://schemas.microsoft.com/office/word/2018/wordml" xmlns:w16sdtdh="http://schemas.microsoft.com/office/word/2020/wordml/sdtdatahash" xmlns:w16se="http://schemas.microsoft.com/office/word/2015/wordml/symex" xmlns:wpg="http://schemas.microsoft.com/office/word/2010/wordprocessingGroup" xmlns:wpi="http://schemas.microsoft.com/office/word/2010/wordprocessingInk" xmlns:wne="http://schemas.microsoft.com/office/word/2006/wordml" xmlns:wps="http://schemas.microsoft.com/office/word/2010/wordprocessingShape" mc:Ignorable="w14 w15 w16se w16cid w16 w16cex w16sdtdh wp14">
+<w:footnotes xmlns:wpc="http://schemas.microsoft.com/office/word/2010/wordprocessingCanvas" xmlns:cx="http://schemas.microsoft.com/office/drawing/2014/chartex" xmlns:cx1="http://schemas.microsoft.com/office/drawing/2015/9/8/chartex" xmlns:cx2="http://schemas.microsoft.com/office/drawing/2015/10/21/chartex" xmlns:cx3="http://schemas.microsoft.com/office/drawing/2016/5/9/chartex" xmlns:cx4="http://schemas.microsoft.com/office/drawing/2016/5/10/chartex" xmlns:cx5="http://schemas.microsoft.com/office/drawing/2016/5/11/chartex" xmlns:cx6="http://schemas.microsoft.com/office/drawing/2016/5/12/chartex" xmlns:cx7="http://schemas.microsoft.com/office/drawing/2016/5/13/chartex" xmlns:cx8="http://schemas.microsoft.com/office/drawing/2016/5/14/chartex" xmlns:mc="http://schemas.openxmlformats.org/markup-compatibility/2006" xmlns:aink="http://schemas.microsoft.com/office/drawing/2016/ink" xmlns:am3d="http://schemas.microsoft.com/office/drawing/2017/model3d" xmlns:o="urn:schemas-microsoft-com:office:office" xmlns:oel="http://schemas.microsoft.com/office/2019/extlst" xmlns:r="http://schemas.openxmlformats.org/officeDocument/2006/relationships" xmlns:m="http://schemas.openxmlformats.org/officeDocument/2006/math" xmlns:v="urn:schemas-microsoft-com:vml" xmlns:wp14="http://schemas.microsoft.com/office/word/2010/wordprocessingDrawing" xmlns:wp="http://schemas.openxmlformats.org/drawingml/2006/wordprocessingDrawing" xmlns:w10="urn:schemas-microsoft-com:office:word" xmlns:w="http://schemas.openxmlformats.org/wordprocessingml/2006/main" xmlns:w14="http://schemas.microsoft.com/office/word/2010/wordml" xmlns:w15="http://schemas.microsoft.com/office/word/2012/wordml" xmlns:w16cex="http://schemas.microsoft.com/office/word/2018/wordml/cex" xmlns:w16cid="http://schemas.microsoft.com/office/word/2016/wordml/cid" xmlns:w16="http://schemas.microsoft.com/office/word/2018/wordml" xmlns:w16du="http://schemas.microsoft.com/office/word/2023/wordml/word16du" xmlns:w16sdtdh="http://schemas.microsoft.com/office/word/2020/wordml/sdtdatahash" xmlns:w16sdtfl="http://schemas.microsoft.com/office/word/2024/wordml/sdtformatlock" xmlns:w16se="http://schemas.microsoft.com/office/word/2015/wordml/symex" xmlns:wpg="http://schemas.microsoft.com/office/word/2010/wordprocessingGroup" xmlns:wpi="http://schemas.microsoft.com/office/word/2010/wordprocessingInk" xmlns:wne="http://schemas.microsoft.com/office/word/2006/wordml" xmlns:wps="http://schemas.microsoft.com/office/word/2010/wordprocessingShape" mc:Ignorable="w14 w15 w16se w16cid w16 w16cex w16sdtdh w16sdtfl w16du wp14">
   <w:footnote w:type="separator" w:id="-1">
     <w:p>
       <w:pPr>
@@ -10207,7 +9604,17 @@
 </file>
 
 <file path=word/header1.xml><?xml version="1.0" encoding="utf-8"?>
-<w:hdr xmlns:wpc="http://schemas.microsoft.com/office/word/2010/wordprocessingCanvas" xmlns:cx="http://schemas.microsoft.com/office/drawing/2014/chartex" xmlns:cx1="http://schemas.microsoft.com/office/drawing/2015/9/8/chartex" xmlns:cx2="http://schemas.microsoft.com/office/drawing/2015/10/21/chartex" xmlns:cx3="http://schemas.microsoft.com/office/drawing/2016/5/9/chartex" xmlns:cx4="http://schemas.microsoft.com/office/drawing/2016/5/10/chartex" xmlns:cx5="http://schemas.microsoft.com/office/drawing/2016/5/11/chartex" xmlns:cx6="http://schemas.microsoft.com/office/drawing/2016/5/12/chartex" xmlns:cx7="http://schemas.microsoft.com/office/drawing/2016/5/13/chartex" xmlns:cx8="http://schemas.microsoft.com/office/drawing/2016/5/14/chartex" xmlns:mc="http://schemas.openxmlformats.org/markup-compatibility/2006" xmlns:aink="http://schemas.microsoft.com/office/drawing/2016/ink" xmlns:am3d="http://schemas.microsoft.com/office/drawing/2017/model3d" xmlns:o="urn:schemas-microsoft-com:office:office" xmlns:r="http://schemas.openxmlformats.org/officeDocument/2006/relationships" xmlns:m="http://schemas.openxmlformats.org/officeDocument/2006/math" xmlns:v="urn:schemas-microsoft-com:vml" xmlns:wp14="http://schemas.microsoft.com/office/word/2010/wordprocessingDrawing" xmlns:wp="http://schemas.openxmlformats.org/drawingml/2006/wordprocessingDrawing" xmlns:w10="urn:schemas-microsoft-com:office:word" xmlns:w="http://schemas.openxmlformats.org/wordprocessingml/2006/main" xmlns:w14="http://schemas.microsoft.com/office/word/2010/wordml" xmlns:w15="http://schemas.microsoft.com/office/word/2012/wordml" xmlns:w16cex="http://schemas.microsoft.com/office/word/2018/wordml/cex" xmlns:w16cid="http://schemas.microsoft.com/office/word/2016/wordml/cid" xmlns:w16="http://schemas.microsoft.com/office/word/2018/wordml" xmlns:w16sdtdh="http://schemas.microsoft.com/office/word/2020/wordml/sdtdatahash" xmlns:w16se="http://schemas.microsoft.com/office/word/2015/wordml/symex" xmlns:wpg="http://schemas.microsoft.com/office/word/2010/wordprocessingGroup" xmlns:wpi="http://schemas.microsoft.com/office/word/2010/wordprocessingInk" xmlns:wne="http://schemas.microsoft.com/office/word/2006/wordml" xmlns:wps="http://schemas.microsoft.com/office/word/2010/wordprocessingShape" mc:Ignorable="w14 w15 w16se w16cid w16 w16cex w16sdtdh wp14">
+<w:hdr xmlns:wpc="http://schemas.microsoft.com/office/word/2010/wordprocessingCanvas" xmlns:cx="http://schemas.microsoft.com/office/drawing/2014/chartex" xmlns:cx1="http://schemas.microsoft.com/office/drawing/2015/9/8/chartex" xmlns:cx2="http://schemas.microsoft.com/office/drawing/2015/10/21/chartex" xmlns:cx3="http://schemas.microsoft.com/office/drawing/2016/5/9/chartex" xmlns:cx4="http://schemas.microsoft.com/office/drawing/2016/5/10/chartex" xmlns:cx5="http://schemas.microsoft.com/office/drawing/2016/5/11/chartex" xmlns:cx6="http://schemas.microsoft.com/office/drawing/2016/5/12/chartex" xmlns:cx7="http://schemas.microsoft.com/office/drawing/2016/5/13/chartex" xmlns:cx8="http://schemas.microsoft.com/office/drawing/2016/5/14/chartex" xmlns:mc="http://schemas.openxmlformats.org/markup-compatibility/2006" xmlns:aink="http://schemas.microsoft.com/office/drawing/2016/ink" xmlns:am3d="http://schemas.microsoft.com/office/drawing/2017/model3d" xmlns:o="urn:schemas-microsoft-com:office:office" xmlns:oel="http://schemas.microsoft.com/office/2019/extlst" xmlns:r="http://schemas.openxmlformats.org/officeDocument/2006/relationships" xmlns:m="http://schemas.openxmlformats.org/officeDocument/2006/math" xmlns:v="urn:schemas-microsoft-com:vml" xmlns:wp14="http://schemas.microsoft.com/office/word/2010/wordprocessingDrawing" xmlns:wp="http://schemas.openxmlformats.org/drawingml/2006/wordprocessingDrawing" xmlns:w10="urn:schemas-microsoft-com:office:word" xmlns:w="http://schemas.openxmlformats.org/wordprocessingml/2006/main" xmlns:w14="http://schemas.microsoft.com/office/word/2010/wordml" xmlns:w15="http://schemas.microsoft.com/office/word/2012/wordml" xmlns:w16cex="http://schemas.microsoft.com/office/word/2018/wordml/cex" xmlns:w16cid="http://schemas.microsoft.com/office/word/2016/wordml/cid" xmlns:w16="http://schemas.microsoft.com/office/word/2018/wordml" xmlns:w16du="http://schemas.microsoft.com/office/word/2023/wordml/word16du" xmlns:w16sdtdh="http://schemas.microsoft.com/office/word/2020/wordml/sdtdatahash" xmlns:w16sdtfl="http://schemas.microsoft.com/office/word/2024/wordml/sdtformatlock" xmlns:w16se="http://schemas.microsoft.com/office/word/2015/wordml/symex" xmlns:wpg="http://schemas.microsoft.com/office/word/2010/wordprocessingGroup" xmlns:wpi="http://schemas.microsoft.com/office/word/2010/wordprocessingInk" xmlns:wne="http://schemas.microsoft.com/office/word/2006/wordml" xmlns:wps="http://schemas.microsoft.com/office/word/2010/wordprocessingShape" mc:Ignorable="w14 w15 w16se w16cid w16 w16cex w16sdtdh w16sdtfl w16du wp14">
+  <w:p>
+    <w:pPr>
+      <w:pStyle w:val="Header"/>
+    </w:pPr>
+  </w:p>
+</w:hdr>
+</file>
+
+<file path=word/header2.xml><?xml version="1.0" encoding="utf-8"?>
+<w:hdr xmlns:wpc="http://schemas.microsoft.com/office/word/2010/wordprocessingCanvas" xmlns:cx="http://schemas.microsoft.com/office/drawing/2014/chartex" xmlns:cx1="http://schemas.microsoft.com/office/drawing/2015/9/8/chartex" xmlns:cx2="http://schemas.microsoft.com/office/drawing/2015/10/21/chartex" xmlns:cx3="http://schemas.microsoft.com/office/drawing/2016/5/9/chartex" xmlns:cx4="http://schemas.microsoft.com/office/drawing/2016/5/10/chartex" xmlns:cx5="http://schemas.microsoft.com/office/drawing/2016/5/11/chartex" xmlns:cx6="http://schemas.microsoft.com/office/drawing/2016/5/12/chartex" xmlns:cx7="http://schemas.microsoft.com/office/drawing/2016/5/13/chartex" xmlns:cx8="http://schemas.microsoft.com/office/drawing/2016/5/14/chartex" xmlns:mc="http://schemas.openxmlformats.org/markup-compatibility/2006" xmlns:aink="http://schemas.microsoft.com/office/drawing/2016/ink" xmlns:am3d="http://schemas.microsoft.com/office/drawing/2017/model3d" xmlns:o="urn:schemas-microsoft-com:office:office" xmlns:oel="http://schemas.microsoft.com/office/2019/extlst" xmlns:r="http://schemas.openxmlformats.org/officeDocument/2006/relationships" xmlns:m="http://schemas.openxmlformats.org/officeDocument/2006/math" xmlns:v="urn:schemas-microsoft-com:vml" xmlns:wp14="http://schemas.microsoft.com/office/word/2010/wordprocessingDrawing" xmlns:wp="http://schemas.openxmlformats.org/drawingml/2006/wordprocessingDrawing" xmlns:w10="urn:schemas-microsoft-com:office:word" xmlns:w="http://schemas.openxmlformats.org/wordprocessingml/2006/main" xmlns:w14="http://schemas.microsoft.com/office/word/2010/wordml" xmlns:w15="http://schemas.microsoft.com/office/word/2012/wordml" xmlns:w16cex="http://schemas.microsoft.com/office/word/2018/wordml/cex" xmlns:w16cid="http://schemas.microsoft.com/office/word/2016/wordml/cid" xmlns:w16="http://schemas.microsoft.com/office/word/2018/wordml" xmlns:w16du="http://schemas.microsoft.com/office/word/2023/wordml/word16du" xmlns:w16sdtdh="http://schemas.microsoft.com/office/word/2020/wordml/sdtdatahash" xmlns:w16sdtfl="http://schemas.microsoft.com/office/word/2024/wordml/sdtformatlock" xmlns:w16se="http://schemas.microsoft.com/office/word/2015/wordml/symex" xmlns:wpg="http://schemas.microsoft.com/office/word/2010/wordprocessingGroup" xmlns:wpi="http://schemas.microsoft.com/office/word/2010/wordprocessingInk" xmlns:wne="http://schemas.microsoft.com/office/word/2006/wordml" xmlns:wps="http://schemas.microsoft.com/office/word/2010/wordprocessingShape" mc:Ignorable="w14 w15 w16se w16cid w16 w16cex w16sdtdh w16sdtfl w16du wp14">
   <w:p>
     <w:pPr>
       <w:pStyle w:val="Header"/>
@@ -10221,8 +9628,18 @@
 </w:hdr>
 </file>
 
+<file path=word/header3.xml><?xml version="1.0" encoding="utf-8"?>
+<w:hdr xmlns:wpc="http://schemas.microsoft.com/office/word/2010/wordprocessingCanvas" xmlns:cx="http://schemas.microsoft.com/office/drawing/2014/chartex" xmlns:cx1="http://schemas.microsoft.com/office/drawing/2015/9/8/chartex" xmlns:cx2="http://schemas.microsoft.com/office/drawing/2015/10/21/chartex" xmlns:cx3="http://schemas.microsoft.com/office/drawing/2016/5/9/chartex" xmlns:cx4="http://schemas.microsoft.com/office/drawing/2016/5/10/chartex" xmlns:cx5="http://schemas.microsoft.com/office/drawing/2016/5/11/chartex" xmlns:cx6="http://schemas.microsoft.com/office/drawing/2016/5/12/chartex" xmlns:cx7="http://schemas.microsoft.com/office/drawing/2016/5/13/chartex" xmlns:cx8="http://schemas.microsoft.com/office/drawing/2016/5/14/chartex" xmlns:mc="http://schemas.openxmlformats.org/markup-compatibility/2006" xmlns:aink="http://schemas.microsoft.com/office/drawing/2016/ink" xmlns:am3d="http://schemas.microsoft.com/office/drawing/2017/model3d" xmlns:o="urn:schemas-microsoft-com:office:office" xmlns:oel="http://schemas.microsoft.com/office/2019/extlst" xmlns:r="http://schemas.openxmlformats.org/officeDocument/2006/relationships" xmlns:m="http://schemas.openxmlformats.org/officeDocument/2006/math" xmlns:v="urn:schemas-microsoft-com:vml" xmlns:wp14="http://schemas.microsoft.com/office/word/2010/wordprocessingDrawing" xmlns:wp="http://schemas.openxmlformats.org/drawingml/2006/wordprocessingDrawing" xmlns:w10="urn:schemas-microsoft-com:office:word" xmlns:w="http://schemas.openxmlformats.org/wordprocessingml/2006/main" xmlns:w14="http://schemas.microsoft.com/office/word/2010/wordml" xmlns:w15="http://schemas.microsoft.com/office/word/2012/wordml" xmlns:w16cex="http://schemas.microsoft.com/office/word/2018/wordml/cex" xmlns:w16cid="http://schemas.microsoft.com/office/word/2016/wordml/cid" xmlns:w16="http://schemas.microsoft.com/office/word/2018/wordml" xmlns:w16du="http://schemas.microsoft.com/office/word/2023/wordml/word16du" xmlns:w16sdtdh="http://schemas.microsoft.com/office/word/2020/wordml/sdtdatahash" xmlns:w16sdtfl="http://schemas.microsoft.com/office/word/2024/wordml/sdtformatlock" xmlns:w16se="http://schemas.microsoft.com/office/word/2015/wordml/symex" xmlns:wpg="http://schemas.microsoft.com/office/word/2010/wordprocessingGroup" xmlns:wpi="http://schemas.microsoft.com/office/word/2010/wordprocessingInk" xmlns:wne="http://schemas.microsoft.com/office/word/2006/wordml" xmlns:wps="http://schemas.microsoft.com/office/word/2010/wordprocessingShape" mc:Ignorable="w14 w15 w16se w16cid w16 w16cex w16sdtdh w16sdtfl w16du wp14">
+  <w:p>
+    <w:pPr>
+      <w:pStyle w:val="Header"/>
+    </w:pPr>
+  </w:p>
+</w:hdr>
+</file>
+
 <file path=word/numbering.xml><?xml version="1.0" encoding="utf-8"?>
-<w:numbering xmlns:wpc="http://schemas.microsoft.com/office/word/2010/wordprocessingCanvas" xmlns:cx="http://schemas.microsoft.com/office/drawing/2014/chartex" xmlns:cx1="http://schemas.microsoft.com/office/drawing/2015/9/8/chartex" xmlns:cx2="http://schemas.microsoft.com/office/drawing/2015/10/21/chartex" xmlns:cx3="http://schemas.microsoft.com/office/drawing/2016/5/9/chartex" xmlns:cx4="http://schemas.microsoft.com/office/drawing/2016/5/10/chartex" xmlns:cx5="http://schemas.microsoft.com/office/drawing/2016/5/11/chartex" xmlns:cx6="http://schemas.microsoft.com/office/drawing/2016/5/12/chartex" xmlns:cx7="http://schemas.microsoft.com/office/drawing/2016/5/13/chartex" xmlns:cx8="http://schemas.microsoft.com/office/drawing/2016/5/14/chartex" xmlns:mc="http://schemas.openxmlformats.org/markup-compatibility/2006" xmlns:aink="http://schemas.microsoft.com/office/drawing/2016/ink" xmlns:am3d="http://schemas.microsoft.com/office/drawing/2017/model3d" xmlns:o="urn:schemas-microsoft-com:office:office" xmlns:r="http://schemas.openxmlformats.org/officeDocument/2006/relationships" xmlns:m="http://schemas.openxmlformats.org/officeDocument/2006/math" xmlns:v="urn:schemas-microsoft-com:vml" xmlns:wp14="http://schemas.microsoft.com/office/word/2010/wordprocessingDrawing" xmlns:wp="http://schemas.openxmlformats.org/drawingml/2006/wordprocessingDrawing" xmlns:w10="urn:schemas-microsoft-com:office:word" xmlns:w="http://schemas.openxmlformats.org/wordprocessingml/2006/main" xmlns:w14="http://schemas.microsoft.com/office/word/2010/wordml" xmlns:w15="http://schemas.microsoft.com/office/word/2012/wordml" xmlns:w16cex="http://schemas.microsoft.com/office/word/2018/wordml/cex" xmlns:w16cid="http://schemas.microsoft.com/office/word/2016/wordml/cid" xmlns:w16="http://schemas.microsoft.com/office/word/2018/wordml" xmlns:w16sdtdh="http://schemas.microsoft.com/office/word/2020/wordml/sdtdatahash" xmlns:w16se="http://schemas.microsoft.com/office/word/2015/wordml/symex" xmlns:wpg="http://schemas.microsoft.com/office/word/2010/wordprocessingGroup" xmlns:wpi="http://schemas.microsoft.com/office/word/2010/wordprocessingInk" xmlns:wne="http://schemas.microsoft.com/office/word/2006/wordml" xmlns:wps="http://schemas.microsoft.com/office/word/2010/wordprocessingShape" mc:Ignorable="w14 w15 w16se w16cid w16 w16cex w16sdtdh wp14">
+<w:numbering xmlns:wpc="http://schemas.microsoft.com/office/word/2010/wordprocessingCanvas" xmlns:cx="http://schemas.microsoft.com/office/drawing/2014/chartex" xmlns:cx1="http://schemas.microsoft.com/office/drawing/2015/9/8/chartex" xmlns:cx2="http://schemas.microsoft.com/office/drawing/2015/10/21/chartex" xmlns:cx3="http://schemas.microsoft.com/office/drawing/2016/5/9/chartex" xmlns:cx4="http://schemas.microsoft.com/office/drawing/2016/5/10/chartex" xmlns:cx5="http://schemas.microsoft.com/office/drawing/2016/5/11/chartex" xmlns:cx6="http://schemas.microsoft.com/office/drawing/2016/5/12/chartex" xmlns:cx7="http://schemas.microsoft.com/office/drawing/2016/5/13/chartex" xmlns:cx8="http://schemas.microsoft.com/office/drawing/2016/5/14/chartex" xmlns:mc="http://schemas.openxmlformats.org/markup-compatibility/2006" xmlns:aink="http://schemas.microsoft.com/office/drawing/2016/ink" xmlns:am3d="http://schemas.microsoft.com/office/drawing/2017/model3d" xmlns:o="urn:schemas-microsoft-com:office:office" xmlns:oel="http://schemas.microsoft.com/office/2019/extlst" xmlns:r="http://schemas.openxmlformats.org/officeDocument/2006/relationships" xmlns:m="http://schemas.openxmlformats.org/officeDocument/2006/math" xmlns:v="urn:schemas-microsoft-com:vml" xmlns:wp14="http://schemas.microsoft.com/office/word/2010/wordprocessingDrawing" xmlns:wp="http://schemas.openxmlformats.org/drawingml/2006/wordprocessingDrawing" xmlns:w10="urn:schemas-microsoft-com:office:word" xmlns:w="http://schemas.openxmlformats.org/wordprocessingml/2006/main" xmlns:w14="http://schemas.microsoft.com/office/word/2010/wordml" xmlns:w15="http://schemas.microsoft.com/office/word/2012/wordml" xmlns:w16cex="http://schemas.microsoft.com/office/word/2018/wordml/cex" xmlns:w16cid="http://schemas.microsoft.com/office/word/2016/wordml/cid" xmlns:w16="http://schemas.microsoft.com/office/word/2018/wordml" xmlns:w16du="http://schemas.microsoft.com/office/word/2023/wordml/word16du" xmlns:w16sdtdh="http://schemas.microsoft.com/office/word/2020/wordml/sdtdatahash" xmlns:w16sdtfl="http://schemas.microsoft.com/office/word/2024/wordml/sdtformatlock" xmlns:w16se="http://schemas.microsoft.com/office/word/2015/wordml/symex" xmlns:wpg="http://schemas.microsoft.com/office/word/2010/wordprocessingGroup" xmlns:wpi="http://schemas.microsoft.com/office/word/2010/wordprocessingInk" xmlns:wne="http://schemas.microsoft.com/office/word/2006/wordml" xmlns:wps="http://schemas.microsoft.com/office/word/2010/wordprocessingShape" mc:Ignorable="w14 w15 w16se w16cid w16 w16cex w16sdtdh w16sdtfl w16du wp14">
   <w:abstractNum w:abstractNumId="0" w15:restartNumberingAfterBreak="0">
     <w:nsid w:val="21A44252"/>
     <w:multiLevelType w:val="hybridMultilevel"/>
@@ -11100,42 +10517,42 @@
       </w:rPr>
     </w:lvl>
   </w:abstractNum>
-  <w:num w:numId="1">
+  <w:num w:numId="1" w16cid:durableId="1076394441">
     <w:abstractNumId w:val="3"/>
   </w:num>
-  <w:num w:numId="2">
+  <w:num w:numId="2" w16cid:durableId="635720767">
     <w:abstractNumId w:val="7"/>
   </w:num>
-  <w:num w:numId="3">
+  <w:num w:numId="3" w16cid:durableId="427508996">
     <w:abstractNumId w:val="2"/>
   </w:num>
-  <w:num w:numId="4">
+  <w:num w:numId="4" w16cid:durableId="1716193545">
     <w:abstractNumId w:val="0"/>
   </w:num>
-  <w:num w:numId="5">
+  <w:num w:numId="5" w16cid:durableId="1708406147">
     <w:abstractNumId w:val="5"/>
   </w:num>
-  <w:num w:numId="6">
+  <w:num w:numId="6" w16cid:durableId="1700231037">
     <w:abstractNumId w:val="1"/>
   </w:num>
-  <w:num w:numId="7">
+  <w:num w:numId="7" w16cid:durableId="1148742989">
     <w:abstractNumId w:val="6"/>
   </w:num>
-  <w:num w:numId="8">
+  <w:num w:numId="8" w16cid:durableId="2024893126">
     <w:abstractNumId w:val="4"/>
   </w:num>
 </w:numbering>
 </file>
 
 <file path=word/styles.xml><?xml version="1.0" encoding="utf-8"?>
-<w:styles xmlns:mc="http://schemas.openxmlformats.org/markup-compatibility/2006" xmlns:r="http://schemas.openxmlformats.org/officeDocument/2006/relationships" xmlns:w="http://schemas.openxmlformats.org/wordprocessingml/2006/main" xmlns:w14="http://schemas.microsoft.com/office/word/2010/wordml" xmlns:w15="http://schemas.microsoft.com/office/word/2012/wordml" xmlns:w16cex="http://schemas.microsoft.com/office/word/2018/wordml/cex" xmlns:w16cid="http://schemas.microsoft.com/office/word/2016/wordml/cid" xmlns:w16="http://schemas.microsoft.com/office/word/2018/wordml" xmlns:w16sdtdh="http://schemas.microsoft.com/office/word/2020/wordml/sdtdatahash" xmlns:w16se="http://schemas.microsoft.com/office/word/2015/wordml/symex" mc:Ignorable="w14 w15 w16se w16cid w16 w16cex w16sdtdh">
+<w:styles xmlns:mc="http://schemas.openxmlformats.org/markup-compatibility/2006" xmlns:r="http://schemas.openxmlformats.org/officeDocument/2006/relationships" xmlns:w="http://schemas.openxmlformats.org/wordprocessingml/2006/main" xmlns:w14="http://schemas.microsoft.com/office/word/2010/wordml" xmlns:w15="http://schemas.microsoft.com/office/word/2012/wordml" xmlns:w16cex="http://schemas.microsoft.com/office/word/2018/wordml/cex" xmlns:w16cid="http://schemas.microsoft.com/office/word/2016/wordml/cid" xmlns:w16="http://schemas.microsoft.com/office/word/2018/wordml" xmlns:w16du="http://schemas.microsoft.com/office/word/2023/wordml/word16du" xmlns:w16sdtdh="http://schemas.microsoft.com/office/word/2020/wordml/sdtdatahash" xmlns:w16sdtfl="http://schemas.microsoft.com/office/word/2024/wordml/sdtformatlock" xmlns:w16se="http://schemas.microsoft.com/office/word/2015/wordml/symex" mc:Ignorable="w14 w15 w16se w16cid w16 w16cex w16sdtdh w16sdtfl w16du">
   <w:docDefaults>
     <w:rPrDefault>
       <w:rPr>
         <w:rFonts w:asciiTheme="minorHAnsi" w:eastAsiaTheme="minorHAnsi" w:hAnsiTheme="minorHAnsi" w:cstheme="minorBidi"/>
         <w:sz w:val="22"/>
         <w:szCs w:val="22"/>
-        <w:lang w:val="en-DE" w:eastAsia="en-US" w:bidi="ar-SA"/>
+        <w:lang w:eastAsia="en-US" w:bidi="ar-SA"/>
       </w:rPr>
     </w:rPrDefault>
     <w:pPrDefault>
@@ -11575,7 +10992,6 @@
   <w:style w:type="character" w:default="1" w:styleId="DefaultParagraphFont">
     <w:name w:val="Default Paragraph Font"/>
     <w:uiPriority w:val="1"/>
-    <w:semiHidden/>
     <w:unhideWhenUsed/>
   </w:style>
   <w:style w:type="table" w:default="1" w:styleId="TableNormal">
